--- a/app/templates/santa_beatriz/AZUL.docx
+++ b/app/templates/santa_beatriz/AZUL.docx
@@ -7,7 +7,7 @@
         <w:autoSpaceDE w:val="0"/>
         <w:autoSpaceDN w:val="0"/>
         <w:adjustRightInd w:val="0"/>
-        <w:spacing w:line="324" w:lineRule="auto"/>
+        <w:spacing w:line="336" w:lineRule="auto"/>
         <w:jc w:val="center"/>
         <w:rPr>
           <w:rFonts w:asciiTheme="minorBidi" w:hAnsiTheme="minorBidi" w:cstheme="minorBidi"/>
@@ -33,7 +33,7 @@
         <w:autoSpaceDE w:val="0"/>
         <w:autoSpaceDN w:val="0"/>
         <w:adjustRightInd w:val="0"/>
-        <w:spacing w:line="324" w:lineRule="auto"/>
+        <w:spacing w:line="336" w:lineRule="auto"/>
         <w:jc w:val="center"/>
         <w:rPr>
           <w:rFonts w:asciiTheme="minorBidi" w:hAnsiTheme="minorBidi" w:cstheme="minorBidi"/>
@@ -44,7 +44,7 @@
     </w:p>
     <w:p>
       <w:pPr>
-        <w:spacing w:line="324" w:lineRule="auto"/>
+        <w:spacing w:line="336" w:lineRule="auto"/>
         <w:jc w:val="both"/>
         <w:rPr>
           <w:rFonts w:asciiTheme="minorBidi" w:hAnsiTheme="minorBidi" w:cstheme="minorBidi"/>
@@ -72,7 +72,7 @@
     </w:p>
     <w:p>
       <w:pPr>
-        <w:spacing w:line="324" w:lineRule="auto"/>
+        <w:spacing w:line="336" w:lineRule="auto"/>
         <w:jc w:val="both"/>
         <w:rPr>
           <w:rFonts w:ascii="Arial" w:hAnsi="Arial" w:cs="Arial"/>
@@ -154,6 +154,7 @@
         </w:rPr>
         <w:t xml:space="preserve"> </w:t>
       </w:r>
+      <w:bookmarkStart w:id="0" w:name="_Hlk224330719"/>
       <w:r>
         <w:rPr>
           <w:rFonts w:asciiTheme="minorBidi" w:hAnsiTheme="minorBidi" w:cstheme="minorBidi"/>
@@ -172,7 +173,7 @@
           <w:szCs w:val="18"/>
           <w:lang w:val="es-ES_tradnl"/>
         </w:rPr>
-        <w:t xml:space="preserve">, QUIEN ME MANIFESTO SER DE NACIONALIDAD PERUANA, IDENTIFICADO CON DOCUMENTO NACIONAL DE IDENTIDAD NUMERO 45234161, DE ESTADO CIVIL SOLTERO, DE PROFESION U OCUPACION: EMPRESARIO, CON DOMICILIO EN LA AV. 12 DE NOVIEMBRE 1596, DISTRITO DE FLORENCIA DE MORA, PROVINCIA DE TRUJILLO, DEPARTAMENTO DE LA LIBERTAD, </w:t>
+        <w:t xml:space="preserve">, QUIEN ME MANIFESTO SER DE NACIONALIDAD PERUANA, IDENTIFICADO CON DOCUMENTO NACIONAL DE IDENTIDAD NUMERO 45234161, DE ESTADO CIVIL SOLTERO, DE PROFESION U OCUPACION: EMPRESARIO, CON DOMICILIO EN LA PARCELA A1, CON U.C. 0775, LA MERCED III, DEL DISTRITO DE LAREDO, PROVINCIA DE TRUJILLO, DEPARTAMENTO DE LA LIBERTAD, </w:t>
       </w:r>
       <w:r>
         <w:rPr>
@@ -183,6 +184,7 @@
         </w:rPr>
         <w:t xml:space="preserve">QUIEN INTERVIENE EN CALIDAD DE GERENTE GENERAL DE LA EMPRESA DENOMINADA </w:t>
       </w:r>
+      <w:bookmarkEnd w:id="0"/>
       <w:r>
         <w:rPr>
           <w:rFonts w:asciiTheme="minorBidi" w:eastAsia="Calibri" w:hAnsiTheme="minorBidi" w:cstheme="minorBidi"/>
@@ -345,6 +347,7 @@
         </w:rPr>
         <w:t xml:space="preserve"> </w:t>
       </w:r>
+      <w:bookmarkStart w:id="1" w:name="_Hlk224330770"/>
       <w:r>
         <w:rPr>
           <w:rFonts w:ascii="Arial" w:hAnsi="Arial" w:cs="Arial"/>
@@ -364,7 +367,7 @@
           <w:sz w:val="18"/>
           <w:szCs w:val="18"/>
         </w:rPr>
-        <w:t xml:space="preserve">, QUIEN ME MANIFESTO SER DE NACIONALIDAD: PERUANA; «_IDENT» CON DOCUMENTO NACIONAL DE IDENTIDAD NUMERO: </w:t>
+        <w:t xml:space="preserve">, QUIEN ME MANIFESTO SER DE NACIONALIDAD: PERUANA; «IDENT» CON DOCUMENTO NACIONAL DE IDENTIDAD NUMERO: </w:t>
       </w:r>
       <w:r>
         <w:rPr>
@@ -373,7 +376,7 @@
           <w:szCs w:val="18"/>
           <w:lang w:val="es-ES_tradnl"/>
         </w:rPr>
-        <w:t>«_DNI»</w:t>
+        <w:t>«DNI»</w:t>
       </w:r>
       <w:r>
         <w:rPr>
@@ -383,7 +386,7 @@
           <w:sz w:val="18"/>
           <w:szCs w:val="18"/>
         </w:rPr>
-        <w:t xml:space="preserve">; DE ESTADO CIVIL: «_ESTADO_CIVIL»; DE PROFESION U OCUPACION: «OCUPACION1»; CON DOMICILIO EN «DIRECCION1» Y </w:t>
+        <w:t xml:space="preserve">; DE ESTADO CIVIL: «ESTADO_CIVIL»; DE PROFESION U OCUPACION: «OCUPACION»; CON DOMICILIO EN «DIRECCION» Y </w:t>
       </w:r>
       <w:r>
         <w:rPr>
@@ -394,7 +397,29 @@
           <w:szCs w:val="18"/>
           <w:lang w:val="es-ES_tradnl"/>
         </w:rPr>
-        <w:t>«COPROPIETARIO»</w:t>
+        <w:t>«</w:t>
+      </w:r>
+      <w:r>
+        <w:rPr>
+          <w:rFonts w:ascii="Arial" w:hAnsi="Arial" w:cs="Arial"/>
+          <w:b/>
+          <w:bCs/>
+          <w:sz w:val="18"/>
+          <w:szCs w:val="18"/>
+          <w:lang w:val="es-ES_tradnl"/>
+        </w:rPr>
+        <w:t>COPROP</w:t>
+      </w:r>
+      <w:r>
+        <w:rPr>
+          <w:rFonts w:ascii="Arial" w:hAnsi="Arial" w:cs="Arial"/>
+          <w:b/>
+          <w:bCs/>
+          <w:sz w:val="18"/>
+          <w:szCs w:val="18"/>
+          <w:lang w:val="es-ES_tradnl"/>
+        </w:rPr>
+        <w:t>»</w:t>
       </w:r>
       <w:r>
         <w:rPr>
@@ -404,7 +429,7 @@
           <w:sz w:val="18"/>
           <w:szCs w:val="18"/>
         </w:rPr>
-        <w:t xml:space="preserve">, QUIEN ME MANIFESTO SER DE NACIONALIDAD: PERUANA; «_IDENT_2» CON DOCUMENTO NACIONAL DE IDENTIDAD NUMERO: </w:t>
+        <w:t xml:space="preserve">, QUIEN ME MANIFESTO SER DE NACIONALIDAD: PERUANA; «IDENT2» CON DOCUMENTO NACIONAL DE IDENTIDAD NUMERO: </w:t>
       </w:r>
       <w:r>
         <w:rPr>
@@ -413,7 +438,7 @@
           <w:szCs w:val="18"/>
           <w:lang w:val="es-ES_tradnl"/>
         </w:rPr>
-        <w:t>«_DNI2»</w:t>
+        <w:t>«DNI2»</w:t>
       </w:r>
       <w:r>
         <w:rPr>
@@ -423,7 +448,7 @@
           <w:sz w:val="18"/>
           <w:szCs w:val="18"/>
         </w:rPr>
-        <w:t>; DE ESTADO CIVIL: «_ESTADO_CIVIL_2»; DE PROFESION U OCUPACION: «OCUPACION2»; CON DOMICILIO EN «DIRECCION2»</w:t>
+        <w:t>; DE ESTADO CIVIL: «ESTADO_CIVIL2»; DE PROFESION U OCUPACION: «OCUPACION2»; CON DOMICILIO EN «DIRECCION2»</w:t>
       </w:r>
       <w:r>
         <w:rPr>
@@ -441,50 +466,17 @@
           <w:sz w:val="18"/>
           <w:szCs w:val="18"/>
         </w:rPr>
-        <w:t>LOS COMPRADORES</w:t>
-      </w:r>
-      <w:r>
-        <w:rPr>
-          <w:rFonts w:ascii="Arial" w:hAnsi="Arial" w:cs="Arial"/>
-          <w:sz w:val="18"/>
-          <w:szCs w:val="18"/>
-        </w:rPr>
-        <w:t xml:space="preserve">; EN LOS TÉRMINOS Y CONDICIONES SIGUIENTES: </w:t>
-      </w:r>
-    </w:p>
-    <w:p>
-      <w:pPr>
-        <w:pStyle w:val="NormalWeb"/>
-        <w:spacing w:before="0" w:beforeAutospacing="0" w:after="0" w:afterAutospacing="0" w:line="324" w:lineRule="auto"/>
-        <w:jc w:val="both"/>
-        <w:rPr>
-          <w:rFonts w:asciiTheme="minorBidi" w:hAnsiTheme="minorBidi" w:cstheme="minorBidi"/>
-          <w:sz w:val="18"/>
-          <w:szCs w:val="18"/>
-        </w:rPr>
-      </w:pPr>
-      <w:proofErr w:type="gramStart"/>
-      <w:r>
-        <w:rPr>
-          <w:rFonts w:asciiTheme="minorBidi" w:hAnsiTheme="minorBidi" w:cstheme="minorBidi"/>
-          <w:b/>
-          <w:sz w:val="18"/>
-          <w:szCs w:val="18"/>
-          <w:u w:val="single"/>
-        </w:rPr>
-        <w:t>PRIMERA.-</w:t>
-      </w:r>
-      <w:proofErr w:type="gramEnd"/>
-      <w:r>
-        <w:rPr>
-          <w:rFonts w:asciiTheme="minorBidi" w:hAnsiTheme="minorBidi" w:cstheme="minorBidi"/>
-          <w:b/>
-          <w:sz w:val="18"/>
-          <w:szCs w:val="18"/>
-          <w:u w:val="single"/>
-        </w:rPr>
-        <w:t xml:space="preserve"> ANTECEDENTES </w:t>
-      </w:r>
+        <w:t>«COMPRADOR»</w:t>
+      </w:r>
+      <w:r>
+        <w:rPr>
+          <w:rFonts w:ascii="Arial" w:hAnsi="Arial" w:cs="Arial"/>
+          <w:sz w:val="18"/>
+          <w:szCs w:val="18"/>
+        </w:rPr>
+        <w:t>; EN LOS TÉRMINOS Y CONDICIONES SIGUIENTES:</w:t>
+      </w:r>
+      <w:bookmarkEnd w:id="1"/>
     </w:p>
     <w:p>
       <w:pPr>
@@ -497,6 +489,40 @@
           <w:szCs w:val="18"/>
         </w:rPr>
       </w:pPr>
+      <w:proofErr w:type="gramStart"/>
+      <w:r>
+        <w:rPr>
+          <w:rFonts w:asciiTheme="minorBidi" w:hAnsiTheme="minorBidi" w:cstheme="minorBidi"/>
+          <w:b/>
+          <w:sz w:val="18"/>
+          <w:szCs w:val="18"/>
+          <w:u w:val="single"/>
+        </w:rPr>
+        <w:t>PRIMERA.-</w:t>
+      </w:r>
+      <w:proofErr w:type="gramEnd"/>
+      <w:r>
+        <w:rPr>
+          <w:rFonts w:asciiTheme="minorBidi" w:hAnsiTheme="minorBidi" w:cstheme="minorBidi"/>
+          <w:b/>
+          <w:sz w:val="18"/>
+          <w:szCs w:val="18"/>
+          <w:u w:val="single"/>
+        </w:rPr>
+        <w:t xml:space="preserve"> ANTECEDENTES </w:t>
+      </w:r>
+    </w:p>
+    <w:p>
+      <w:pPr>
+        <w:pStyle w:val="NormalWeb"/>
+        <w:spacing w:before="0" w:beforeAutospacing="0" w:after="0" w:afterAutospacing="0" w:line="336" w:lineRule="auto"/>
+        <w:jc w:val="both"/>
+        <w:rPr>
+          <w:rFonts w:asciiTheme="minorBidi" w:hAnsiTheme="minorBidi" w:cstheme="minorBidi"/>
+          <w:sz w:val="18"/>
+          <w:szCs w:val="18"/>
+        </w:rPr>
+      </w:pPr>
       <w:r>
         <w:rPr>
           <w:rFonts w:asciiTheme="minorBidi" w:hAnsiTheme="minorBidi" w:cstheme="minorBidi"/>
@@ -532,7 +558,7 @@
           <w:sz w:val="18"/>
           <w:szCs w:val="18"/>
         </w:rPr>
-        <w:t>«DATOSLOTE»</w:t>
+        <w:t>«</w:t>
       </w:r>
       <w:r>
         <w:rPr>
@@ -543,6 +569,28 @@
           <w:sz w:val="18"/>
           <w:szCs w:val="18"/>
         </w:rPr>
+        <w:t>NOMBRE_PREDIO</w:t>
+      </w:r>
+      <w:r>
+        <w:rPr>
+          <w:rFonts w:asciiTheme="minorBidi" w:hAnsiTheme="minorBidi" w:cstheme="minorBidi"/>
+          <w:b/>
+          <w:bCs/>
+          <w:caps/>
+          <w:sz w:val="18"/>
+          <w:szCs w:val="18"/>
+        </w:rPr>
+        <w:t>»</w:t>
+      </w:r>
+      <w:r>
+        <w:rPr>
+          <w:rFonts w:asciiTheme="minorBidi" w:hAnsiTheme="minorBidi" w:cstheme="minorBidi"/>
+          <w:b/>
+          <w:bCs/>
+          <w:caps/>
+          <w:sz w:val="18"/>
+          <w:szCs w:val="18"/>
+        </w:rPr>
         <w:t>, DISTRITO DE HUANCHACO, PROVINCIA DE TRUJILLO, DEPARTAMENTO DE LA LIBERTAD</w:t>
       </w:r>
       <w:r>
@@ -598,7 +646,25 @@
           <w:sz w:val="18"/>
           <w:szCs w:val="18"/>
         </w:rPr>
-        <w:t>«_PR»</w:t>
+        <w:t>«</w:t>
+      </w:r>
+      <w:r>
+        <w:rPr>
+          <w:rFonts w:asciiTheme="minorBidi" w:hAnsiTheme="minorBidi" w:cstheme="minorBidi"/>
+          <w:b/>
+          <w:sz w:val="18"/>
+          <w:szCs w:val="18"/>
+        </w:rPr>
+        <w:t>PARTIDA</w:t>
+      </w:r>
+      <w:r>
+        <w:rPr>
+          <w:rFonts w:asciiTheme="minorBidi" w:hAnsiTheme="minorBidi" w:cstheme="minorBidi"/>
+          <w:b/>
+          <w:sz w:val="18"/>
+          <w:szCs w:val="18"/>
+        </w:rPr>
+        <w:t>»</w:t>
       </w:r>
       <w:r>
         <w:rPr>
@@ -683,7 +749,7 @@
     <w:p>
       <w:pPr>
         <w:pStyle w:val="NormalWeb"/>
-        <w:spacing w:before="0" w:beforeAutospacing="0" w:after="0" w:afterAutospacing="0" w:line="324" w:lineRule="auto"/>
+        <w:spacing w:before="0" w:beforeAutospacing="0" w:after="0" w:afterAutospacing="0" w:line="336" w:lineRule="auto"/>
         <w:jc w:val="both"/>
         <w:rPr>
           <w:rFonts w:asciiTheme="minorBidi" w:hAnsiTheme="minorBidi" w:cstheme="minorBidi"/>
@@ -715,77 +781,71 @@
           <w:sz w:val="18"/>
           <w:szCs w:val="18"/>
         </w:rPr>
-        <w:t xml:space="preserve"> HA PLANIFICADO EJECUTAR UN PROYECTO INMOBILIARIO </w:t>
-      </w:r>
-      <w:r>
-        <w:rPr>
-          <w:rFonts w:asciiTheme="minorBidi" w:hAnsiTheme="minorBidi" w:cstheme="minorBidi"/>
-          <w:sz w:val="18"/>
-          <w:szCs w:val="18"/>
-        </w:rPr>
-        <w:t>DE LOTIZACION</w:t>
-      </w:r>
-      <w:r>
-        <w:rPr>
-          <w:rFonts w:asciiTheme="minorBidi" w:hAnsiTheme="minorBidi" w:cstheme="minorBidi"/>
-          <w:sz w:val="18"/>
-          <w:szCs w:val="18"/>
-        </w:rPr>
-        <w:t xml:space="preserve"> DENOMINADO </w:t>
-      </w:r>
-      <w:r>
-        <w:rPr>
-          <w:rFonts w:asciiTheme="minorBidi" w:hAnsiTheme="minorBidi" w:cstheme="minorBidi"/>
-          <w:b/>
-          <w:bCs/>
-          <w:sz w:val="18"/>
-          <w:szCs w:val="18"/>
-        </w:rPr>
-        <w:t>“</w:t>
-      </w:r>
-      <w:r>
-        <w:rPr>
-          <w:rFonts w:asciiTheme="minorBidi" w:hAnsiTheme="minorBidi" w:cstheme="minorBidi"/>
-          <w:b/>
-          <w:bCs/>
-          <w:sz w:val="18"/>
-          <w:szCs w:val="18"/>
-        </w:rPr>
-        <w:t>RESIDENCIAL NUEVO SANTA BEATRIZ</w:t>
-      </w:r>
-      <w:r>
-        <w:rPr>
-          <w:rFonts w:asciiTheme="minorBidi" w:hAnsiTheme="minorBidi" w:cstheme="minorBidi"/>
-          <w:b/>
-          <w:bCs/>
-          <w:sz w:val="18"/>
-          <w:szCs w:val="18"/>
-        </w:rPr>
-        <w:t>”</w:t>
-      </w:r>
-      <w:r>
-        <w:rPr>
-          <w:rFonts w:asciiTheme="minorBidi" w:hAnsiTheme="minorBidi" w:cstheme="minorBidi"/>
-          <w:sz w:val="18"/>
-          <w:szCs w:val="18"/>
-        </w:rPr>
-        <w:t xml:space="preserve">, </w:t>
-      </w:r>
-      <w:r>
-        <w:rPr>
-          <w:rFonts w:asciiTheme="minorBidi" w:hAnsiTheme="minorBidi" w:cstheme="minorBidi"/>
-          <w:sz w:val="18"/>
-          <w:szCs w:val="18"/>
-        </w:rPr>
-        <w:t>CUYAS</w:t>
-      </w:r>
-      <w:r>
-        <w:rPr>
-          <w:rFonts w:asciiTheme="minorBidi" w:hAnsiTheme="minorBidi" w:cstheme="minorBidi"/>
-          <w:sz w:val="18"/>
-          <w:szCs w:val="18"/>
-        </w:rPr>
-        <w:t xml:space="preserve"> CARACTERISTICAS ESTAN SEÑALADAS EN LA MEMORIA DESCRIPTIVA QUE OBRA ADJUNTA AL PRESENTE CONTRATO COMO ANEXO 01; QUE ES MATERIA DE VENTA COMO BIEN FUTURO, Y QUE EN ADELANTE SERÁ DENOMINADO COMO </w:t>
+        <w:t xml:space="preserve"> HA PLANIFICADO EJECUTAR UN PROYECTO INMOBILIARIO DE LOTIZACION DENOMINADO </w:t>
+      </w:r>
+      <w:r>
+        <w:rPr>
+          <w:rFonts w:asciiTheme="minorBidi" w:hAnsiTheme="minorBidi" w:cstheme="minorBidi"/>
+          <w:b/>
+          <w:bCs/>
+          <w:sz w:val="18"/>
+          <w:szCs w:val="18"/>
+        </w:rPr>
+        <w:t>“RESIDENCIAL NUEVO SANTA BEATRIZ”</w:t>
+      </w:r>
+      <w:r>
+        <w:rPr>
+          <w:rFonts w:asciiTheme="minorBidi" w:hAnsiTheme="minorBidi" w:cstheme="minorBidi"/>
+          <w:sz w:val="18"/>
+          <w:szCs w:val="18"/>
+        </w:rPr>
+        <w:t xml:space="preserve">, CUYAS CARACTERISTICAS ESTAN SEÑALADAS EN LA MEMORIA DESCRIPTIVA </w:t>
+      </w:r>
+      <w:r>
+        <w:rPr>
+          <w:rFonts w:asciiTheme="minorBidi" w:hAnsiTheme="minorBidi" w:cstheme="minorBidi"/>
+          <w:sz w:val="18"/>
+          <w:szCs w:val="18"/>
+        </w:rPr>
+        <w:t xml:space="preserve">AL CUAL TIENE LIBRE ACCESO </w:t>
+      </w:r>
+      <w:r>
+        <w:rPr>
+          <w:rFonts w:asciiTheme="minorBidi" w:hAnsiTheme="minorBidi" w:cstheme="minorBidi"/>
+          <w:b/>
+          <w:bCs/>
+          <w:sz w:val="18"/>
+          <w:szCs w:val="18"/>
+        </w:rPr>
+        <w:t>«</w:t>
+      </w:r>
+      <w:r>
+        <w:rPr>
+          <w:rFonts w:asciiTheme="minorBidi" w:hAnsiTheme="minorBidi" w:cstheme="minorBidi"/>
+          <w:b/>
+          <w:bCs/>
+          <w:sz w:val="18"/>
+          <w:szCs w:val="18"/>
+        </w:rPr>
+        <w:t>COMPRADOR</w:t>
+      </w:r>
+      <w:r>
+        <w:rPr>
+          <w:rFonts w:asciiTheme="minorBidi" w:hAnsiTheme="minorBidi" w:cstheme="minorBidi"/>
+          <w:b/>
+          <w:bCs/>
+          <w:sz w:val="18"/>
+          <w:szCs w:val="18"/>
+        </w:rPr>
+        <w:t>»</w:t>
+      </w:r>
+      <w:r>
+        <w:rPr>
+          <w:rFonts w:asciiTheme="minorBidi" w:hAnsiTheme="minorBidi" w:cstheme="minorBidi"/>
+          <w:sz w:val="18"/>
+          <w:szCs w:val="18"/>
+        </w:rPr>
+        <w:t xml:space="preserve">; QUE ES MATERIA DE VENTA COMO BIEN FUTURO, Y QUE EN ADELANTE SERÁ DENOMINADO COMO </w:t>
       </w:r>
       <w:r>
         <w:rPr>
@@ -803,7 +863,43 @@
           <w:sz w:val="18"/>
           <w:szCs w:val="18"/>
         </w:rPr>
-        <w:t>.</w:t>
+        <w:t xml:space="preserve">. </w:t>
+      </w:r>
+    </w:p>
+    <w:p>
+      <w:pPr>
+        <w:pStyle w:val="NormalWeb"/>
+        <w:spacing w:before="0" w:beforeAutospacing="0" w:after="0" w:afterAutospacing="0" w:line="336" w:lineRule="auto"/>
+        <w:jc w:val="both"/>
+        <w:rPr>
+          <w:rFonts w:asciiTheme="minorBidi" w:hAnsiTheme="minorBidi" w:cstheme="minorBidi"/>
+          <w:sz w:val="18"/>
+          <w:szCs w:val="18"/>
+        </w:rPr>
+      </w:pPr>
+      <w:r>
+        <w:rPr>
+          <w:rFonts w:asciiTheme="minorBidi" w:hAnsiTheme="minorBidi" w:cstheme="minorBidi"/>
+          <w:sz w:val="18"/>
+          <w:szCs w:val="18"/>
+        </w:rPr>
+        <w:t>AMBAS PARTES CELEBRAN ESTE CONTRATO DE COMPRAVENTA DE BIEN FUTURO, CONFORME A LO ESTABLECIDO POR EL ARTÍCULO 1534</w:t>
+      </w:r>
+      <w:r>
+        <w:rPr>
+          <w:rFonts w:asciiTheme="minorBidi" w:hAnsiTheme="minorBidi" w:cstheme="minorBidi"/>
+          <w:sz w:val="18"/>
+          <w:szCs w:val="18"/>
+        </w:rPr>
+        <w:t>°</w:t>
+      </w:r>
+      <w:r>
+        <w:rPr>
+          <w:rFonts w:asciiTheme="minorBidi" w:hAnsiTheme="minorBidi" w:cstheme="minorBidi"/>
+          <w:sz w:val="18"/>
+          <w:szCs w:val="18"/>
+        </w:rPr>
+        <w:t xml:space="preserve"> DEL CÓDIGO CIVIL, RESPECTO DE EL INMUEBLE ANTES MENCIONADO, EL MISMO QUE SERA</w:t>
       </w:r>
       <w:r>
         <w:rPr>
@@ -813,11 +909,131 @@
         </w:rPr>
         <w:t xml:space="preserve"> </w:t>
       </w:r>
+      <w:r>
+        <w:rPr>
+          <w:rFonts w:asciiTheme="minorBidi" w:hAnsiTheme="minorBidi" w:cstheme="minorBidi"/>
+          <w:sz w:val="18"/>
+          <w:szCs w:val="18"/>
+        </w:rPr>
+        <w:t>UN LOTE</w:t>
+      </w:r>
+      <w:r>
+        <w:rPr>
+          <w:rFonts w:asciiTheme="minorBidi" w:hAnsiTheme="minorBidi" w:cstheme="minorBidi"/>
+          <w:sz w:val="18"/>
+          <w:szCs w:val="18"/>
+        </w:rPr>
+        <w:t xml:space="preserve"> </w:t>
+      </w:r>
+      <w:r>
+        <w:rPr>
+          <w:rFonts w:asciiTheme="minorBidi" w:hAnsiTheme="minorBidi" w:cstheme="minorBidi"/>
+          <w:sz w:val="18"/>
+          <w:szCs w:val="18"/>
+        </w:rPr>
+        <w:t>D</w:t>
+      </w:r>
+      <w:r>
+        <w:rPr>
+          <w:rFonts w:asciiTheme="minorBidi" w:hAnsiTheme="minorBidi" w:cstheme="minorBidi"/>
+          <w:sz w:val="18"/>
+          <w:szCs w:val="18"/>
+        </w:rPr>
+        <w:t>EL PREDIO MATRIZ</w:t>
+      </w:r>
+      <w:r>
+        <w:rPr>
+          <w:rFonts w:asciiTheme="minorBidi" w:hAnsiTheme="minorBidi" w:cstheme="minorBidi"/>
+          <w:sz w:val="18"/>
+          <w:szCs w:val="18"/>
+        </w:rPr>
+        <w:t xml:space="preserve"> </w:t>
+      </w:r>
+      <w:r>
+        <w:rPr>
+          <w:rFonts w:asciiTheme="minorBidi" w:hAnsiTheme="minorBidi" w:cstheme="minorBidi"/>
+          <w:sz w:val="18"/>
+          <w:szCs w:val="18"/>
+        </w:rPr>
+        <w:t>DESCRITO</w:t>
+      </w:r>
+      <w:r>
+        <w:rPr>
+          <w:rFonts w:asciiTheme="minorBidi" w:hAnsiTheme="minorBidi" w:cstheme="minorBidi"/>
+          <w:sz w:val="18"/>
+          <w:szCs w:val="18"/>
+        </w:rPr>
+        <w:t xml:space="preserve"> </w:t>
+      </w:r>
+      <w:r>
+        <w:rPr>
+          <w:rFonts w:asciiTheme="minorBidi" w:hAnsiTheme="minorBidi" w:cstheme="minorBidi"/>
+          <w:sz w:val="18"/>
+          <w:szCs w:val="18"/>
+        </w:rPr>
+        <w:t>EN</w:t>
+      </w:r>
+      <w:r>
+        <w:rPr>
+          <w:rFonts w:asciiTheme="minorBidi" w:hAnsiTheme="minorBidi" w:cstheme="minorBidi"/>
+          <w:sz w:val="18"/>
+          <w:szCs w:val="18"/>
+        </w:rPr>
+        <w:t xml:space="preserve"> </w:t>
+      </w:r>
+      <w:r>
+        <w:rPr>
+          <w:rFonts w:asciiTheme="minorBidi" w:hAnsiTheme="minorBidi" w:cstheme="minorBidi"/>
+          <w:sz w:val="18"/>
+          <w:szCs w:val="18"/>
+        </w:rPr>
+        <w:t>EL PRIMER</w:t>
+      </w:r>
+      <w:r>
+        <w:rPr>
+          <w:rFonts w:asciiTheme="minorBidi" w:hAnsiTheme="minorBidi" w:cstheme="minorBidi"/>
+          <w:sz w:val="18"/>
+          <w:szCs w:val="18"/>
+        </w:rPr>
+        <w:t xml:space="preserve"> </w:t>
+      </w:r>
+      <w:r>
+        <w:rPr>
+          <w:rFonts w:asciiTheme="minorBidi" w:hAnsiTheme="minorBidi" w:cstheme="minorBidi"/>
+          <w:sz w:val="18"/>
+          <w:szCs w:val="18"/>
+        </w:rPr>
+        <w:t>PARRAFO</w:t>
+      </w:r>
+      <w:r>
+        <w:rPr>
+          <w:rFonts w:asciiTheme="minorBidi" w:hAnsiTheme="minorBidi" w:cstheme="minorBidi"/>
+          <w:sz w:val="18"/>
+          <w:szCs w:val="18"/>
+        </w:rPr>
+        <w:t xml:space="preserve"> </w:t>
+      </w:r>
+      <w:r>
+        <w:rPr>
+          <w:rFonts w:asciiTheme="minorBidi" w:hAnsiTheme="minorBidi" w:cstheme="minorBidi"/>
+          <w:sz w:val="18"/>
+          <w:szCs w:val="18"/>
+        </w:rPr>
+        <w:t>DE LA PRESENTE CLAUSULA.</w:t>
+      </w:r>
+      <w:r>
+        <w:rPr>
+          <w:rFonts w:asciiTheme="minorBidi" w:hAnsiTheme="minorBidi" w:cstheme="minorBidi"/>
+          <w:sz w:val="18"/>
+          <w:szCs w:val="18"/>
+        </w:rPr>
+        <w:t xml:space="preserve"> </w:t>
+      </w:r>
     </w:p>
     <w:p>
       <w:pPr>
         <w:pStyle w:val="NormalWeb"/>
-        <w:spacing w:before="0" w:beforeAutospacing="0" w:after="0" w:afterAutospacing="0" w:line="324" w:lineRule="auto"/>
+        <w:spacing w:before="0" w:beforeAutospacing="0" w:after="0" w:afterAutospacing="0" w:line="336" w:lineRule="auto"/>
         <w:jc w:val="both"/>
         <w:rPr>
           <w:rFonts w:asciiTheme="minorBidi" w:hAnsiTheme="minorBidi" w:cstheme="minorBidi"/>
@@ -825,35 +1041,28 @@
           <w:szCs w:val="18"/>
         </w:rPr>
       </w:pPr>
-      <w:r>
-        <w:rPr>
-          <w:rFonts w:asciiTheme="minorBidi" w:hAnsiTheme="minorBidi" w:cstheme="minorBidi"/>
-          <w:sz w:val="18"/>
-          <w:szCs w:val="18"/>
-        </w:rPr>
-        <w:t>AMBAS PARTES CELEBRAN ESTE CONTRATO DE COMPRAVENTA DE BIEN FUTURO, CONFORME A LO ESTABLECIDO POR EL ARTÍCULO 1534</w:t>
-      </w:r>
-      <w:r>
-        <w:rPr>
-          <w:rFonts w:asciiTheme="minorBidi" w:hAnsiTheme="minorBidi" w:cstheme="minorBidi"/>
-          <w:sz w:val="18"/>
-          <w:szCs w:val="18"/>
-        </w:rPr>
-        <w:t>°</w:t>
-      </w:r>
-      <w:r>
-        <w:rPr>
-          <w:rFonts w:asciiTheme="minorBidi" w:hAnsiTheme="minorBidi" w:cstheme="minorBidi"/>
-          <w:sz w:val="18"/>
-          <w:szCs w:val="18"/>
-        </w:rPr>
-        <w:t xml:space="preserve"> DEL CÓDIGO CIVIL, RESPECTO DE EL INMUEBLE ANTES MENCIONADO, EL MISMO QUE SERA</w:t>
-      </w:r>
-      <w:r>
-        <w:rPr>
-          <w:rFonts w:asciiTheme="minorBidi" w:hAnsiTheme="minorBidi" w:cstheme="minorBidi"/>
-          <w:sz w:val="18"/>
-          <w:szCs w:val="18"/>
+      <w:bookmarkStart w:id="2" w:name="_Hlk224330181"/>
+      <w:proofErr w:type="gramStart"/>
+      <w:r>
+        <w:rPr>
+          <w:rFonts w:ascii="Arial" w:hAnsi="Arial" w:cs="Arial"/>
+          <w:b/>
+          <w:bCs/>
+          <w:sz w:val="18"/>
+          <w:szCs w:val="18"/>
+          <w:lang w:eastAsia="en-US"/>
+        </w:rPr>
+        <w:t>SEGUNDA.-</w:t>
+      </w:r>
+      <w:proofErr w:type="gramEnd"/>
+      <w:r>
+        <w:rPr>
+          <w:rFonts w:ascii="Arial" w:hAnsi="Arial" w:cs="Arial"/>
+          <w:b/>
+          <w:bCs/>
+          <w:sz w:val="18"/>
+          <w:szCs w:val="18"/>
+          <w:lang w:eastAsia="en-US"/>
         </w:rPr>
         <w:t xml:space="preserve"> </w:t>
       </w:r>
@@ -863,293 +1072,57 @@
           <w:sz w:val="18"/>
           <w:szCs w:val="18"/>
         </w:rPr>
-        <w:t>UN LOTE</w:t>
-      </w:r>
-      <w:r>
-        <w:rPr>
-          <w:rFonts w:asciiTheme="minorBidi" w:hAnsiTheme="minorBidi" w:cstheme="minorBidi"/>
-          <w:sz w:val="18"/>
-          <w:szCs w:val="18"/>
-        </w:rPr>
-        <w:t xml:space="preserve"> </w:t>
-      </w:r>
-      <w:r>
-        <w:rPr>
-          <w:rFonts w:asciiTheme="minorBidi" w:hAnsiTheme="minorBidi" w:cstheme="minorBidi"/>
-          <w:sz w:val="18"/>
-          <w:szCs w:val="18"/>
-        </w:rPr>
-        <w:t>D</w:t>
-      </w:r>
-      <w:r>
-        <w:rPr>
-          <w:rFonts w:asciiTheme="minorBidi" w:hAnsiTheme="minorBidi" w:cstheme="minorBidi"/>
-          <w:sz w:val="18"/>
-          <w:szCs w:val="18"/>
-        </w:rPr>
-        <w:t>EL PREDIO MATRIZ</w:t>
-      </w:r>
-      <w:r>
-        <w:rPr>
-          <w:rFonts w:asciiTheme="minorBidi" w:hAnsiTheme="minorBidi" w:cstheme="minorBidi"/>
-          <w:sz w:val="18"/>
-          <w:szCs w:val="18"/>
-        </w:rPr>
-        <w:t xml:space="preserve"> </w:t>
-      </w:r>
-      <w:r>
-        <w:rPr>
-          <w:rFonts w:asciiTheme="minorBidi" w:hAnsiTheme="minorBidi" w:cstheme="minorBidi"/>
-          <w:sz w:val="18"/>
-          <w:szCs w:val="18"/>
-        </w:rPr>
-        <w:t>DESCRITO</w:t>
-      </w:r>
-      <w:r>
-        <w:rPr>
-          <w:rFonts w:asciiTheme="minorBidi" w:hAnsiTheme="minorBidi" w:cstheme="minorBidi"/>
-          <w:sz w:val="18"/>
-          <w:szCs w:val="18"/>
-        </w:rPr>
-        <w:t xml:space="preserve"> </w:t>
-      </w:r>
-      <w:r>
-        <w:rPr>
-          <w:rFonts w:asciiTheme="minorBidi" w:hAnsiTheme="minorBidi" w:cstheme="minorBidi"/>
-          <w:sz w:val="18"/>
-          <w:szCs w:val="18"/>
-        </w:rPr>
-        <w:t>EN</w:t>
-      </w:r>
-      <w:r>
-        <w:rPr>
-          <w:rFonts w:asciiTheme="minorBidi" w:hAnsiTheme="minorBidi" w:cstheme="minorBidi"/>
-          <w:sz w:val="18"/>
-          <w:szCs w:val="18"/>
-        </w:rPr>
-        <w:t xml:space="preserve"> </w:t>
-      </w:r>
-      <w:r>
-        <w:rPr>
-          <w:rFonts w:asciiTheme="minorBidi" w:hAnsiTheme="minorBidi" w:cstheme="minorBidi"/>
-          <w:sz w:val="18"/>
-          <w:szCs w:val="18"/>
-        </w:rPr>
-        <w:t>EL PRIMER</w:t>
-      </w:r>
-      <w:r>
-        <w:rPr>
-          <w:rFonts w:asciiTheme="minorBidi" w:hAnsiTheme="minorBidi" w:cstheme="minorBidi"/>
-          <w:sz w:val="18"/>
-          <w:szCs w:val="18"/>
-        </w:rPr>
-        <w:t xml:space="preserve"> </w:t>
-      </w:r>
-      <w:r>
-        <w:rPr>
-          <w:rFonts w:asciiTheme="minorBidi" w:hAnsiTheme="minorBidi" w:cstheme="minorBidi"/>
-          <w:sz w:val="18"/>
-          <w:szCs w:val="18"/>
-        </w:rPr>
-        <w:t>PARRAFO</w:t>
-      </w:r>
-      <w:r>
-        <w:rPr>
-          <w:rFonts w:asciiTheme="minorBidi" w:hAnsiTheme="minorBidi" w:cstheme="minorBidi"/>
-          <w:sz w:val="18"/>
-          <w:szCs w:val="18"/>
-        </w:rPr>
-        <w:t xml:space="preserve"> </w:t>
-      </w:r>
-      <w:r>
-        <w:rPr>
-          <w:rFonts w:asciiTheme="minorBidi" w:hAnsiTheme="minorBidi" w:cstheme="minorBidi"/>
-          <w:sz w:val="18"/>
-          <w:szCs w:val="18"/>
-        </w:rPr>
-        <w:t>DE LA PRESENTE CLAUSULA.</w:t>
-      </w:r>
-      <w:r>
-        <w:rPr>
-          <w:rFonts w:asciiTheme="minorBidi" w:hAnsiTheme="minorBidi" w:cstheme="minorBidi"/>
-          <w:sz w:val="18"/>
-          <w:szCs w:val="18"/>
-        </w:rPr>
-        <w:t xml:space="preserve"> </w:t>
+        <w:t xml:space="preserve">SOBRE LA CELEBRACIÓN DEL CONTRATO PREPARATORIO DE COMPRAVENTA DE BIEN FUTURO. </w:t>
       </w:r>
     </w:p>
     <w:p>
       <w:pPr>
         <w:pStyle w:val="NormalWeb"/>
-        <w:spacing w:before="0" w:beforeAutospacing="0" w:after="0" w:afterAutospacing="0" w:line="324" w:lineRule="auto"/>
+        <w:spacing w:before="0" w:beforeAutospacing="0" w:after="0" w:afterAutospacing="0" w:line="336" w:lineRule="auto"/>
         <w:jc w:val="both"/>
         <w:rPr>
-          <w:rFonts w:asciiTheme="minorBidi" w:hAnsiTheme="minorBidi" w:cstheme="minorBidi"/>
-          <w:sz w:val="18"/>
-          <w:szCs w:val="18"/>
-        </w:rPr>
-      </w:pPr>
-      <w:proofErr w:type="gramStart"/>
-      <w:r>
-        <w:rPr>
-          <w:rFonts w:asciiTheme="minorBidi" w:hAnsiTheme="minorBidi" w:cstheme="minorBidi"/>
-          <w:b/>
-          <w:bCs/>
-          <w:sz w:val="18"/>
-          <w:szCs w:val="18"/>
-        </w:rPr>
-        <w:t>SEGUNDA</w:t>
-      </w:r>
-      <w:r>
-        <w:rPr>
-          <w:rFonts w:asciiTheme="minorBidi" w:hAnsiTheme="minorBidi" w:cstheme="minorBidi"/>
-          <w:sz w:val="18"/>
-          <w:szCs w:val="18"/>
-        </w:rPr>
-        <w:t>.-</w:t>
-      </w:r>
-      <w:proofErr w:type="gramEnd"/>
-      <w:r>
-        <w:rPr>
-          <w:rFonts w:asciiTheme="minorBidi" w:hAnsiTheme="minorBidi" w:cstheme="minorBidi"/>
-          <w:sz w:val="18"/>
-          <w:szCs w:val="18"/>
-        </w:rPr>
-        <w:t xml:space="preserve"> SOBRE LA CELEBRACIÓN DEL CONTRATO PREPARATORIO DE COMPRAVENTA DE BIEN FUTURO.</w:t>
-      </w:r>
-      <w:r>
-        <w:rPr>
-          <w:rFonts w:asciiTheme="minorBidi" w:hAnsiTheme="minorBidi" w:cstheme="minorBidi"/>
-          <w:sz w:val="18"/>
-          <w:szCs w:val="18"/>
-        </w:rPr>
-        <w:t xml:space="preserve"> </w:t>
+          <w:rFonts w:ascii="Arial" w:eastAsia="Times New Roman" w:hAnsi="Arial" w:cs="Arial"/>
+          <w:sz w:val="18"/>
+          <w:szCs w:val="18"/>
+          <w:lang w:eastAsia="en-US"/>
+        </w:rPr>
+      </w:pPr>
+      <w:r>
+        <w:rPr>
+          <w:rFonts w:ascii="Arial" w:eastAsia="Times New Roman" w:hAnsi="Arial" w:cs="Arial"/>
+          <w:sz w:val="18"/>
+          <w:szCs w:val="18"/>
+          <w:lang w:eastAsia="en-US"/>
+        </w:rPr>
+        <w:t>LAS PARTES DECLARAN QUE, CON ANTERIORIDAD A LA SUSCRIPCIÓN DEL PRESENTE CONTRATO, EL COMPRADOR SUSCRIBIÓ CON LA VENDEDORA UNA FICHA DE SEPARACIÓN Y, DE SER EL CASO, UN CONTRATO DE PROMESA DE VENTA RESPECTO DEL BIEN MATERIA DE LA PRESENTE COMPRAVENTA.</w:t>
       </w:r>
     </w:p>
     <w:p>
       <w:pPr>
         <w:pStyle w:val="NormalWeb"/>
-        <w:spacing w:before="0" w:beforeAutospacing="0" w:after="0" w:afterAutospacing="0" w:line="324" w:lineRule="auto"/>
+        <w:spacing w:before="0" w:beforeAutospacing="0" w:after="0" w:afterAutospacing="0" w:line="336" w:lineRule="auto"/>
         <w:jc w:val="both"/>
         <w:rPr>
-          <w:rFonts w:asciiTheme="minorBidi" w:hAnsiTheme="minorBidi" w:cstheme="minorBidi"/>
-          <w:sz w:val="18"/>
-          <w:szCs w:val="18"/>
-        </w:rPr>
-      </w:pPr>
-      <w:r>
-        <w:rPr>
-          <w:rFonts w:asciiTheme="minorBidi" w:hAnsiTheme="minorBidi" w:cstheme="minorBidi"/>
-          <w:sz w:val="18"/>
-          <w:szCs w:val="18"/>
-        </w:rPr>
-        <w:t xml:space="preserve">LAS PARTES RECONOCEN Y DECLARAN QUE </w:t>
-      </w:r>
-      <w:r>
-        <w:rPr>
-          <w:rFonts w:asciiTheme="minorBidi" w:hAnsiTheme="minorBidi" w:cstheme="minorBidi"/>
-          <w:sz w:val="18"/>
-          <w:szCs w:val="18"/>
-        </w:rPr>
-        <w:t>ANTERIOR A ESTA MINUTA,</w:t>
-      </w:r>
-      <w:r>
-        <w:rPr>
-          <w:rFonts w:asciiTheme="minorBidi" w:hAnsiTheme="minorBidi" w:cstheme="minorBidi"/>
-          <w:sz w:val="18"/>
-          <w:szCs w:val="18"/>
-        </w:rPr>
-        <w:t xml:space="preserve"> CELEBRARON Y SUSCRIBIERON UN CONTRATO </w:t>
-      </w:r>
-      <w:r>
-        <w:rPr>
-          <w:rFonts w:asciiTheme="minorBidi" w:hAnsiTheme="minorBidi" w:cstheme="minorBidi"/>
-          <w:sz w:val="18"/>
-          <w:szCs w:val="18"/>
-        </w:rPr>
-        <w:t>DE PROMESA DE VENTA</w:t>
-      </w:r>
-      <w:r>
-        <w:rPr>
-          <w:rFonts w:asciiTheme="minorBidi" w:hAnsiTheme="minorBidi" w:cstheme="minorBidi"/>
-          <w:sz w:val="18"/>
-          <w:szCs w:val="18"/>
-        </w:rPr>
-        <w:t xml:space="preserve">, EN CONSECUENCIA, CON LA CELEBRACION DEL PRESENTE CONTRATO DEFINITIVO DE COMPRAVENTA, DENTRO DEL PLAZO PACTADO, SE ESTA CUMPLIENDO CON LOS COMPROMISOS Y ACUERDOS CONTENIDOS EN EL MENCIONADO CONTRATO </w:t>
-      </w:r>
-      <w:r>
-        <w:rPr>
-          <w:rFonts w:asciiTheme="minorBidi" w:hAnsiTheme="minorBidi" w:cstheme="minorBidi"/>
-          <w:sz w:val="18"/>
-          <w:szCs w:val="18"/>
-        </w:rPr>
-        <w:t>PRIVADO DE PROMESA DE VENTA</w:t>
-      </w:r>
-      <w:r>
-        <w:rPr>
-          <w:rFonts w:asciiTheme="minorBidi" w:hAnsiTheme="minorBidi" w:cstheme="minorBidi"/>
-          <w:sz w:val="18"/>
-          <w:szCs w:val="18"/>
-        </w:rPr>
-        <w:t>.</w:t>
-      </w:r>
-      <w:r>
-        <w:rPr>
-          <w:rFonts w:asciiTheme="minorBidi" w:hAnsiTheme="minorBidi" w:cstheme="minorBidi"/>
-          <w:sz w:val="18"/>
-          <w:szCs w:val="18"/>
-        </w:rPr>
-        <w:t xml:space="preserve"> </w:t>
+          <w:rFonts w:ascii="Arial" w:eastAsia="Times New Roman" w:hAnsi="Arial" w:cs="Arial"/>
+          <w:sz w:val="18"/>
+          <w:szCs w:val="18"/>
+          <w:lang w:eastAsia="en-US"/>
+        </w:rPr>
+      </w:pPr>
+      <w:r>
+        <w:rPr>
+          <w:rFonts w:ascii="Arial" w:eastAsia="Times New Roman" w:hAnsi="Arial" w:cs="Arial"/>
+          <w:sz w:val="18"/>
+          <w:szCs w:val="18"/>
+          <w:lang w:eastAsia="en-US"/>
+        </w:rPr>
+        <w:t>ASIMISMO, LAS PARTES ACUERDAN QUE, EN CASO DE DISCREPANCIA O DISCONFORMIDAD ENTRE LO ESTABLECIDO EN DICHOS DOCUMENTOS Y EL PRESENTE CONTRATO DEFINITIVO DE COMPRAVENTA, PREVALECERÁ LO DISPUESTO EN ESTE ÚLTIMO.</w:t>
       </w:r>
     </w:p>
     <w:p>
       <w:pPr>
         <w:pStyle w:val="NormalWeb"/>
-        <w:spacing w:before="0" w:beforeAutospacing="0" w:after="0" w:afterAutospacing="0" w:line="324" w:lineRule="auto"/>
-        <w:jc w:val="both"/>
-        <w:rPr>
-          <w:rFonts w:asciiTheme="minorBidi" w:hAnsiTheme="minorBidi" w:cstheme="minorBidi"/>
-          <w:sz w:val="18"/>
-          <w:szCs w:val="18"/>
-        </w:rPr>
-      </w:pPr>
-      <w:r>
-        <w:rPr>
-          <w:rFonts w:asciiTheme="minorBidi" w:hAnsiTheme="minorBidi" w:cstheme="minorBidi"/>
-          <w:sz w:val="18"/>
-          <w:szCs w:val="18"/>
-        </w:rPr>
-        <w:t xml:space="preserve">ASIMISMO, LAS PARTES RECONOCEN Y DECLARAN QUE EN CASO DE DISCREPANCIA O DISCONFORMIDAD ENTRE LOS ACUERDOS ADOPTADOS EN EL CONTRATO </w:t>
-      </w:r>
-      <w:r>
-        <w:rPr>
-          <w:rFonts w:asciiTheme="minorBidi" w:hAnsiTheme="minorBidi" w:cstheme="minorBidi"/>
-          <w:sz w:val="18"/>
-          <w:szCs w:val="18"/>
-        </w:rPr>
-        <w:t>PRIVADO</w:t>
-      </w:r>
-      <w:r>
-        <w:rPr>
-          <w:rFonts w:asciiTheme="minorBidi" w:hAnsiTheme="minorBidi" w:cstheme="minorBidi"/>
-          <w:sz w:val="18"/>
-          <w:szCs w:val="18"/>
-        </w:rPr>
-        <w:t xml:space="preserve"> Y EL PRESENTE CONTRATO DEFINITIVO, PREVALECEN LOS ACUERDOS DEL CONTRATO DEFINITIVO.</w:t>
-      </w:r>
-      <w:r>
-        <w:rPr>
-          <w:rFonts w:asciiTheme="minorBidi" w:hAnsiTheme="minorBidi" w:cstheme="minorBidi"/>
-          <w:sz w:val="18"/>
-          <w:szCs w:val="18"/>
-        </w:rPr>
-        <w:t xml:space="preserve"> </w:t>
-      </w:r>
-    </w:p>
-    <w:p>
-      <w:pPr>
-        <w:pStyle w:val="NormalWeb"/>
-        <w:spacing w:before="0" w:beforeAutospacing="0" w:after="0" w:afterAutospacing="0" w:line="324" w:lineRule="auto"/>
+        <w:spacing w:before="0" w:beforeAutospacing="0" w:after="0" w:afterAutospacing="0" w:line="336" w:lineRule="auto"/>
         <w:jc w:val="both"/>
         <w:rPr>
           <w:rFonts w:asciiTheme="minorBidi" w:hAnsiTheme="minorBidi" w:cstheme="minorBidi"/>
@@ -1184,21 +1157,13 @@
           <w:sz w:val="18"/>
           <w:szCs w:val="18"/>
         </w:rPr>
-        <w:t xml:space="preserve"> IMPORTE DE VENTA Y FORMA DE PAGO</w:t>
-      </w:r>
-      <w:r>
-        <w:rPr>
-          <w:rFonts w:asciiTheme="minorBidi" w:hAnsiTheme="minorBidi" w:cstheme="minorBidi"/>
-          <w:sz w:val="18"/>
-          <w:szCs w:val="18"/>
-        </w:rPr>
-        <w:t xml:space="preserve">: </w:t>
+        <w:t xml:space="preserve"> IMPORTE DE VENTA Y FORMA DE PAGO: </w:t>
       </w:r>
     </w:p>
     <w:p>
       <w:pPr>
         <w:pStyle w:val="NormalWeb"/>
-        <w:spacing w:before="0" w:beforeAutospacing="0" w:after="0" w:afterAutospacing="0" w:line="324" w:lineRule="auto"/>
+        <w:spacing w:before="0" w:beforeAutospacing="0" w:after="0" w:afterAutospacing="0" w:line="336" w:lineRule="auto"/>
         <w:jc w:val="both"/>
         <w:rPr>
           <w:rFonts w:asciiTheme="minorBidi" w:hAnsiTheme="minorBidi" w:cstheme="minorBidi"/>
@@ -1230,45 +1195,17 @@
           <w:sz w:val="18"/>
           <w:szCs w:val="18"/>
         </w:rPr>
-        <w:t xml:space="preserve">, TRANSFIERE, EN VENTA REAL Y ENAJENACION PERPETUA, </w:t>
-      </w:r>
-      <w:r>
-        <w:rPr>
-          <w:rFonts w:asciiTheme="minorBidi" w:hAnsiTheme="minorBidi" w:cstheme="minorBidi"/>
-          <w:sz w:val="18"/>
-          <w:szCs w:val="18"/>
-        </w:rPr>
-        <w:t xml:space="preserve">EL </w:t>
-      </w:r>
-      <w:r>
-        <w:rPr>
-          <w:rFonts w:asciiTheme="minorBidi" w:hAnsiTheme="minorBidi" w:cstheme="minorBidi"/>
-          <w:b/>
-          <w:bCs/>
-          <w:sz w:val="18"/>
-          <w:szCs w:val="18"/>
-        </w:rPr>
-        <w:t xml:space="preserve">LOTE </w:t>
-      </w:r>
-      <w:r>
-        <w:rPr>
-          <w:rFonts w:asciiTheme="minorBidi" w:hAnsiTheme="minorBidi" w:cstheme="minorBidi"/>
-          <w:b/>
-          <w:bCs/>
-          <w:sz w:val="18"/>
-          <w:szCs w:val="18"/>
-        </w:rPr>
-        <w:t>«LOTE»</w:t>
-      </w:r>
-      <w:r>
-        <w:rPr>
-          <w:rFonts w:asciiTheme="minorBidi" w:hAnsiTheme="minorBidi" w:cstheme="minorBidi"/>
-          <w:b/>
-          <w:bCs/>
-          <w:sz w:val="18"/>
-          <w:szCs w:val="18"/>
-        </w:rPr>
-        <w:t xml:space="preserve">, </w:t>
+        <w:t xml:space="preserve">, TRANSFIERE, EN VENTA REAL Y ENAJENACION PERPETUA, EL </w:t>
+      </w:r>
+      <w:r>
+        <w:rPr>
+          <w:rFonts w:asciiTheme="minorBidi" w:hAnsiTheme="minorBidi" w:cstheme="minorBidi"/>
+          <w:b/>
+          <w:bCs/>
+          <w:sz w:val="18"/>
+          <w:szCs w:val="18"/>
+        </w:rPr>
+        <w:t xml:space="preserve">LOTE «LOTE», </w:t>
       </w:r>
       <w:r>
         <w:rPr>
@@ -1286,27 +1223,7 @@
           <w:sz w:val="18"/>
           <w:szCs w:val="18"/>
         </w:rPr>
-        <w:t xml:space="preserve">MANZANA </w:t>
-      </w:r>
-      <w:r>
-        <w:rPr>
-          <w:rFonts w:asciiTheme="minorBidi" w:hAnsiTheme="minorBidi" w:cstheme="minorBidi"/>
-          <w:b/>
-          <w:bCs/>
-          <w:sz w:val="18"/>
-          <w:szCs w:val="18"/>
-        </w:rPr>
-        <w:t>«MZ»</w:t>
-      </w:r>
-      <w:r>
-        <w:rPr>
-          <w:rFonts w:asciiTheme="minorBidi" w:hAnsiTheme="minorBidi" w:cstheme="minorBidi"/>
-          <w:b/>
-          <w:bCs/>
-          <w:sz w:val="18"/>
-          <w:szCs w:val="18"/>
-        </w:rPr>
-        <w:t xml:space="preserve">, </w:t>
+        <w:t xml:space="preserve">MANZANA «MZ», </w:t>
       </w:r>
       <w:r>
         <w:rPr>
@@ -1324,13 +1241,85 @@
           <w:sz w:val="18"/>
           <w:szCs w:val="18"/>
         </w:rPr>
-        <w:t>«_AREA» M2 («_AREA_TEXTO» METROS CUADRADOS)</w:t>
-      </w:r>
-      <w:r>
-        <w:rPr>
-          <w:rFonts w:asciiTheme="minorBidi" w:hAnsiTheme="minorBidi" w:cstheme="minorBidi"/>
-          <w:b/>
-          <w:bCs/>
+        <w:t xml:space="preserve">«AREA» M2 («AREA_TEXTO» METROS CUADRADOS) </w:t>
+      </w:r>
+      <w:r>
+        <w:rPr>
+          <w:rFonts w:asciiTheme="minorBidi" w:hAnsiTheme="minorBidi" w:cstheme="minorBidi"/>
+          <w:sz w:val="18"/>
+          <w:szCs w:val="18"/>
+        </w:rPr>
+        <w:t xml:space="preserve">DEL PROYECTO DENOMINADO </w:t>
+      </w:r>
+      <w:r>
+        <w:rPr>
+          <w:rFonts w:asciiTheme="minorBidi" w:hAnsiTheme="minorBidi" w:cstheme="minorBidi"/>
+          <w:b/>
+          <w:bCs/>
+          <w:sz w:val="18"/>
+          <w:szCs w:val="18"/>
+        </w:rPr>
+        <w:t>“RESIDENCIAL NUEVO SANTA BEATRIZ”</w:t>
+      </w:r>
+      <w:r>
+        <w:rPr>
+          <w:rFonts w:asciiTheme="minorBidi" w:hAnsiTheme="minorBidi" w:cstheme="minorBidi"/>
+          <w:sz w:val="18"/>
+          <w:szCs w:val="18"/>
+        </w:rPr>
+        <w:t xml:space="preserve"> A FAVOR DE </w:t>
+      </w:r>
+      <w:r>
+        <w:rPr>
+          <w:rFonts w:asciiTheme="minorBidi" w:hAnsiTheme="minorBidi" w:cstheme="minorBidi"/>
+          <w:b/>
+          <w:bCs/>
+          <w:sz w:val="18"/>
+          <w:szCs w:val="18"/>
+        </w:rPr>
+        <w:t>«</w:t>
+      </w:r>
+      <w:r>
+        <w:rPr>
+          <w:rFonts w:asciiTheme="minorBidi" w:hAnsiTheme="minorBidi" w:cstheme="minorBidi"/>
+          <w:b/>
+          <w:bCs/>
+          <w:sz w:val="18"/>
+          <w:szCs w:val="18"/>
+        </w:rPr>
+        <w:t>COMPRADOR</w:t>
+      </w:r>
+      <w:r>
+        <w:rPr>
+          <w:rFonts w:asciiTheme="minorBidi" w:hAnsiTheme="minorBidi" w:cstheme="minorBidi"/>
+          <w:b/>
+          <w:bCs/>
+          <w:sz w:val="18"/>
+          <w:szCs w:val="18"/>
+        </w:rPr>
+        <w:t>»</w:t>
+      </w:r>
+      <w:r>
+        <w:rPr>
+          <w:rFonts w:asciiTheme="minorBidi" w:hAnsiTheme="minorBidi" w:cstheme="minorBidi"/>
+          <w:sz w:val="18"/>
+          <w:szCs w:val="18"/>
+        </w:rPr>
+        <w:t xml:space="preserve">, POR LA SUMA TOTAL DE </w:t>
+      </w:r>
+      <w:r>
+        <w:rPr>
+          <w:rFonts w:asciiTheme="minorBidi" w:hAnsiTheme="minorBidi" w:cstheme="minorBidi"/>
+          <w:b/>
+          <w:sz w:val="18"/>
+          <w:szCs w:val="18"/>
+        </w:rPr>
+        <w:t>US$«PRECIO»</w:t>
+      </w:r>
+      <w:r>
+        <w:rPr>
+          <w:rFonts w:asciiTheme="minorBidi" w:hAnsiTheme="minorBidi" w:cstheme="minorBidi"/>
+          <w:b/>
           <w:sz w:val="18"/>
           <w:szCs w:val="18"/>
         </w:rPr>
@@ -1339,75 +1328,11 @@
       <w:r>
         <w:rPr>
           <w:rFonts w:asciiTheme="minorBidi" w:hAnsiTheme="minorBidi" w:cstheme="minorBidi"/>
-          <w:sz w:val="18"/>
-          <w:szCs w:val="18"/>
-        </w:rPr>
-        <w:t xml:space="preserve">DEL PROYECTO DENOMINADO </w:t>
-      </w:r>
-      <w:r>
-        <w:rPr>
-          <w:rFonts w:asciiTheme="minorBidi" w:hAnsiTheme="minorBidi" w:cstheme="minorBidi"/>
-          <w:b/>
-          <w:bCs/>
-          <w:sz w:val="18"/>
-          <w:szCs w:val="18"/>
-        </w:rPr>
-        <w:t>“</w:t>
-      </w:r>
-      <w:r>
-        <w:rPr>
-          <w:rFonts w:asciiTheme="minorBidi" w:hAnsiTheme="minorBidi" w:cstheme="minorBidi"/>
-          <w:b/>
-          <w:bCs/>
-          <w:sz w:val="18"/>
-          <w:szCs w:val="18"/>
-        </w:rPr>
-        <w:t>RESIDENCIAL NUEVO SANTA BEATRIZ</w:t>
-      </w:r>
-      <w:r>
-        <w:rPr>
-          <w:rFonts w:asciiTheme="minorBidi" w:hAnsiTheme="minorBidi" w:cstheme="minorBidi"/>
-          <w:b/>
-          <w:bCs/>
-          <w:sz w:val="18"/>
-          <w:szCs w:val="18"/>
-        </w:rPr>
-        <w:t>”</w:t>
-      </w:r>
-      <w:r>
-        <w:rPr>
-          <w:rFonts w:asciiTheme="minorBidi" w:hAnsiTheme="minorBidi" w:cstheme="minorBidi"/>
-          <w:sz w:val="18"/>
-          <w:szCs w:val="18"/>
-        </w:rPr>
-        <w:t xml:space="preserve"> A FAVOR DE </w:t>
-      </w:r>
-      <w:r>
-        <w:rPr>
-          <w:rFonts w:ascii="Arial" w:hAnsi="Arial" w:cs="Arial"/>
-          <w:b/>
-          <w:bCs/>
-          <w:sz w:val="18"/>
-          <w:szCs w:val="18"/>
-        </w:rPr>
-        <w:t>LOS COMPRADORES</w:t>
-      </w:r>
-      <w:r>
-        <w:rPr>
-          <w:rFonts w:asciiTheme="minorBidi" w:hAnsiTheme="minorBidi" w:cstheme="minorBidi"/>
-          <w:sz w:val="18"/>
-          <w:szCs w:val="18"/>
-        </w:rPr>
-        <w:t xml:space="preserve">, POR LA SUMA TOTAL DE </w:t>
-      </w:r>
-      <w:r>
-        <w:rPr>
-          <w:rFonts w:asciiTheme="minorBidi" w:hAnsiTheme="minorBidi" w:cstheme="minorBidi"/>
-          <w:b/>
-          <w:sz w:val="18"/>
-          <w:szCs w:val="18"/>
-        </w:rPr>
-        <w:t>US$«_</w:t>
+          <w:b/>
+          <w:sz w:val="18"/>
+          <w:szCs w:val="18"/>
+        </w:rPr>
+        <w:t>(«PRECIO_TEXTO» Y «PRECIO_</w:t>
       </w:r>
       <w:proofErr w:type="gramStart"/>
       <w:r>
@@ -1417,7 +1342,7 @@
           <w:sz w:val="18"/>
           <w:szCs w:val="18"/>
         </w:rPr>
-        <w:t>PRECIO»(</w:t>
+        <w:t>DECIMAL»/</w:t>
       </w:r>
       <w:proofErr w:type="gramEnd"/>
       <w:r>
@@ -1427,29 +1352,349 @@
           <w:sz w:val="18"/>
           <w:szCs w:val="18"/>
         </w:rPr>
-        <w:t>«_PRECIO_TEXTO» Y «_PRECIO_DECIMAL»/100 DOLARES AMERICANOS)</w:t>
-      </w:r>
-      <w:r>
-        <w:rPr>
-          <w:rFonts w:asciiTheme="minorBidi" w:hAnsiTheme="minorBidi" w:cstheme="minorBidi"/>
-          <w:sz w:val="18"/>
-          <w:szCs w:val="18"/>
-        </w:rPr>
-        <w:t>.</w:t>
-      </w:r>
-      <w:r>
-        <w:rPr>
-          <w:rFonts w:asciiTheme="minorBidi" w:hAnsiTheme="minorBidi" w:cstheme="minorBidi"/>
+        <w:t>100 DOLARES AMERICANOS)</w:t>
+      </w:r>
+      <w:r>
+        <w:rPr>
+          <w:rFonts w:asciiTheme="minorBidi" w:hAnsiTheme="minorBidi" w:cstheme="minorBidi"/>
+          <w:sz w:val="18"/>
+          <w:szCs w:val="18"/>
+        </w:rPr>
+        <w:t xml:space="preserve">. </w:t>
+      </w:r>
+    </w:p>
+    <w:p>
+      <w:pPr>
+        <w:pStyle w:val="NormalWeb"/>
+        <w:spacing w:before="0" w:beforeAutospacing="0" w:after="0" w:afterAutospacing="0" w:line="336" w:lineRule="auto"/>
+        <w:jc w:val="both"/>
+        <w:rPr>
+          <w:rFonts w:ascii="Arial" w:hAnsi="Arial" w:cs="Arial"/>
+          <w:sz w:val="18"/>
+          <w:szCs w:val="18"/>
+        </w:rPr>
+      </w:pPr>
+      <w:r>
+        <w:rPr>
+          <w:rFonts w:ascii="Arial" w:hAnsi="Arial" w:cs="Arial"/>
+          <w:sz w:val="18"/>
+          <w:szCs w:val="18"/>
+        </w:rPr>
+        <w:t xml:space="preserve">LA PRESENTE COMPRAVENTA SE ENCUENTRA SUJETA A LA CONDICIÓN SUSPENSIVA QUE DICHO INMUEBLE LLEGUE A INDEPENDIZARSE, Y TRATANDOSE DE BIEN FUTURO, EL PRECIO TOTAL ANTES INDICADO, </w:t>
+      </w:r>
+      <w:r>
+        <w:rPr>
+          <w:rFonts w:ascii="Arial" w:hAnsi="Arial" w:cs="Arial"/>
+          <w:sz w:val="18"/>
+          <w:szCs w:val="18"/>
+        </w:rPr>
+        <w:t>HA SIDO CANCELADO</w:t>
+      </w:r>
+      <w:r>
+        <w:rPr>
+          <w:rFonts w:ascii="Arial" w:hAnsi="Arial" w:cs="Arial"/>
+          <w:sz w:val="18"/>
+          <w:szCs w:val="18"/>
+        </w:rPr>
+        <w:t xml:space="preserve"> DE LA SIGUIENTE MANERA: </w:t>
+      </w:r>
+    </w:p>
+    <w:p>
+      <w:pPr>
+        <w:pStyle w:val="NormalWeb"/>
+        <w:spacing w:before="0" w:beforeAutospacing="0" w:after="0" w:afterAutospacing="0" w:line="336" w:lineRule="auto"/>
+        <w:jc w:val="both"/>
+        <w:rPr>
+          <w:rFonts w:ascii="Arial" w:hAnsi="Arial" w:cs="Arial"/>
+          <w:sz w:val="18"/>
+          <w:szCs w:val="18"/>
+        </w:rPr>
+      </w:pPr>
+      <w:r>
+        <w:rPr>
+          <w:rFonts w:ascii="Arial" w:hAnsi="Arial" w:cs="Arial"/>
+          <w:sz w:val="18"/>
+          <w:szCs w:val="18"/>
+        </w:rPr>
+        <w:t xml:space="preserve">3.1.- UN PAGO INICIAL DE </w:t>
+      </w:r>
+      <w:r>
+        <w:rPr>
+          <w:rFonts w:ascii="Arial" w:hAnsi="Arial" w:cs="Arial"/>
+          <w:bCs/>
+          <w:sz w:val="18"/>
+          <w:szCs w:val="18"/>
+        </w:rPr>
+        <w:t>S</w:t>
+      </w:r>
+      <w:proofErr w:type="gramStart"/>
+      <w:r>
+        <w:rPr>
+          <w:rFonts w:ascii="Arial" w:hAnsi="Arial" w:cs="Arial"/>
+          <w:bCs/>
+          <w:sz w:val="18"/>
+          <w:szCs w:val="18"/>
+        </w:rPr>
+        <w:t>/«</w:t>
+      </w:r>
+      <w:proofErr w:type="gramEnd"/>
+      <w:r>
+        <w:rPr>
+          <w:rFonts w:ascii="Arial" w:hAnsi="Arial" w:cs="Arial"/>
+          <w:bCs/>
+          <w:sz w:val="18"/>
+          <w:szCs w:val="18"/>
+        </w:rPr>
+        <w:t>SEP_SOLES</w:t>
+      </w:r>
+      <w:r>
+        <w:rPr>
+          <w:rFonts w:ascii="Arial" w:hAnsi="Arial" w:cs="Arial"/>
+          <w:bCs/>
+          <w:sz w:val="18"/>
+          <w:szCs w:val="18"/>
+        </w:rPr>
+        <w:t>»</w:t>
+      </w:r>
+      <w:r>
+        <w:rPr>
+          <w:rFonts w:ascii="Arial" w:hAnsi="Arial" w:cs="Arial"/>
+          <w:bCs/>
           <w:sz w:val="18"/>
           <w:szCs w:val="18"/>
         </w:rPr>
         <w:t xml:space="preserve"> </w:t>
       </w:r>
+      <w:r>
+        <w:rPr>
+          <w:rFonts w:ascii="Arial" w:hAnsi="Arial" w:cs="Arial"/>
+          <w:bCs/>
+          <w:sz w:val="18"/>
+          <w:szCs w:val="18"/>
+        </w:rPr>
+        <w:t>(«</w:t>
+      </w:r>
+      <w:r>
+        <w:rPr>
+          <w:rFonts w:ascii="Arial" w:hAnsi="Arial" w:cs="Arial"/>
+          <w:bCs/>
+          <w:sz w:val="18"/>
+          <w:szCs w:val="18"/>
+        </w:rPr>
+        <w:t>SEP_SOLES_TEXTO</w:t>
+      </w:r>
+      <w:r>
+        <w:rPr>
+          <w:rFonts w:ascii="Arial" w:hAnsi="Arial" w:cs="Arial"/>
+          <w:bCs/>
+          <w:sz w:val="18"/>
+          <w:szCs w:val="18"/>
+        </w:rPr>
+        <w:t>» Y «</w:t>
+      </w:r>
+      <w:r>
+        <w:rPr>
+          <w:rFonts w:ascii="Arial" w:hAnsi="Arial" w:cs="Arial"/>
+          <w:bCs/>
+          <w:sz w:val="18"/>
+          <w:szCs w:val="18"/>
+        </w:rPr>
+        <w:t>SEP_SOLES_DECIMA</w:t>
+      </w:r>
+      <w:r>
+        <w:rPr>
+          <w:rFonts w:ascii="Arial" w:hAnsi="Arial" w:cs="Arial"/>
+          <w:bCs/>
+          <w:sz w:val="18"/>
+          <w:szCs w:val="18"/>
+        </w:rPr>
+        <w:t>L</w:t>
+      </w:r>
+      <w:r>
+        <w:rPr>
+          <w:rFonts w:ascii="Arial" w:hAnsi="Arial" w:cs="Arial"/>
+          <w:bCs/>
+          <w:sz w:val="18"/>
+          <w:szCs w:val="18"/>
+        </w:rPr>
+        <w:t>»/100 SOLES) QUE AL TIPO DE CAMBIO DE S/ «</w:t>
+      </w:r>
+      <w:r>
+        <w:rPr>
+          <w:rFonts w:ascii="Arial" w:hAnsi="Arial" w:cs="Arial"/>
+          <w:bCs/>
+          <w:sz w:val="18"/>
+          <w:szCs w:val="18"/>
+        </w:rPr>
+        <w:t>TIPO_CAMBIO</w:t>
+      </w:r>
+      <w:r>
+        <w:rPr>
+          <w:rFonts w:ascii="Arial" w:hAnsi="Arial" w:cs="Arial"/>
+          <w:bCs/>
+          <w:sz w:val="18"/>
+          <w:szCs w:val="18"/>
+        </w:rPr>
+        <w:t>»</w:t>
+      </w:r>
+      <w:r>
+        <w:rPr>
+          <w:rFonts w:ascii="Arial" w:hAnsi="Arial" w:cs="Arial"/>
+          <w:bCs/>
+          <w:sz w:val="18"/>
+          <w:szCs w:val="18"/>
+        </w:rPr>
+        <w:t xml:space="preserve"> </w:t>
+      </w:r>
+      <w:r>
+        <w:rPr>
+          <w:rFonts w:ascii="Arial" w:hAnsi="Arial" w:cs="Arial"/>
+          <w:bCs/>
+          <w:sz w:val="18"/>
+          <w:szCs w:val="18"/>
+        </w:rPr>
+        <w:t>(«</w:t>
+      </w:r>
+      <w:r>
+        <w:rPr>
+          <w:rFonts w:ascii="Arial" w:hAnsi="Arial" w:cs="Arial"/>
+          <w:bCs/>
+          <w:sz w:val="18"/>
+          <w:szCs w:val="18"/>
+        </w:rPr>
+        <w:t>TC_TEXTO</w:t>
+      </w:r>
+      <w:r>
+        <w:rPr>
+          <w:rFonts w:ascii="Arial" w:hAnsi="Arial" w:cs="Arial"/>
+          <w:bCs/>
+          <w:sz w:val="18"/>
+          <w:szCs w:val="18"/>
+        </w:rPr>
+        <w:t>» Y «</w:t>
+      </w:r>
+      <w:r>
+        <w:rPr>
+          <w:rFonts w:ascii="Arial" w:hAnsi="Arial" w:cs="Arial"/>
+          <w:bCs/>
+          <w:sz w:val="18"/>
+          <w:szCs w:val="18"/>
+        </w:rPr>
+        <w:t>TC_DECIMAL</w:t>
+      </w:r>
+      <w:r>
+        <w:rPr>
+          <w:rFonts w:ascii="Arial" w:hAnsi="Arial" w:cs="Arial"/>
+          <w:bCs/>
+          <w:sz w:val="18"/>
+          <w:szCs w:val="18"/>
+        </w:rPr>
+        <w:t xml:space="preserve">»/100 SOLES) EQUIVALE A </w:t>
+      </w:r>
+      <w:r>
+        <w:rPr>
+          <w:rFonts w:ascii="Arial" w:hAnsi="Arial" w:cs="Arial"/>
+          <w:b/>
+          <w:sz w:val="18"/>
+          <w:szCs w:val="18"/>
+        </w:rPr>
+        <w:t>US$«</w:t>
+      </w:r>
+      <w:r>
+        <w:rPr>
+          <w:rFonts w:ascii="Arial" w:hAnsi="Arial" w:cs="Arial"/>
+          <w:b/>
+          <w:sz w:val="18"/>
+          <w:szCs w:val="18"/>
+        </w:rPr>
+        <w:t>SEP</w:t>
+      </w:r>
+      <w:r>
+        <w:rPr>
+          <w:rFonts w:ascii="Arial" w:hAnsi="Arial" w:cs="Arial"/>
+          <w:b/>
+          <w:sz w:val="18"/>
+          <w:szCs w:val="18"/>
+        </w:rPr>
+        <w:t>»</w:t>
+      </w:r>
+      <w:r>
+        <w:rPr>
+          <w:rFonts w:ascii="Arial" w:hAnsi="Arial" w:cs="Arial"/>
+          <w:b/>
+          <w:sz w:val="18"/>
+          <w:szCs w:val="18"/>
+        </w:rPr>
+        <w:t xml:space="preserve"> </w:t>
+      </w:r>
+      <w:r>
+        <w:rPr>
+          <w:rFonts w:ascii="Arial" w:hAnsi="Arial" w:cs="Arial"/>
+          <w:b/>
+          <w:sz w:val="18"/>
+          <w:szCs w:val="18"/>
+        </w:rPr>
+        <w:t>(«</w:t>
+      </w:r>
+      <w:r>
+        <w:rPr>
+          <w:rFonts w:ascii="Arial" w:hAnsi="Arial" w:cs="Arial"/>
+          <w:b/>
+          <w:sz w:val="18"/>
+          <w:szCs w:val="18"/>
+        </w:rPr>
+        <w:t>SEP_TEXTO</w:t>
+      </w:r>
+      <w:r>
+        <w:rPr>
+          <w:rFonts w:ascii="Arial" w:hAnsi="Arial" w:cs="Arial"/>
+          <w:b/>
+          <w:sz w:val="18"/>
+          <w:szCs w:val="18"/>
+        </w:rPr>
+        <w:t>» Y «</w:t>
+      </w:r>
+      <w:r>
+        <w:rPr>
+          <w:rFonts w:ascii="Arial" w:hAnsi="Arial" w:cs="Arial"/>
+          <w:b/>
+          <w:sz w:val="18"/>
+          <w:szCs w:val="18"/>
+        </w:rPr>
+        <w:t>SEP_DECIMAL</w:t>
+      </w:r>
+      <w:r>
+        <w:rPr>
+          <w:rFonts w:ascii="Arial" w:hAnsi="Arial" w:cs="Arial"/>
+          <w:b/>
+          <w:sz w:val="18"/>
+          <w:szCs w:val="18"/>
+        </w:rPr>
+        <w:t>»/100 DOLARES AMERICANOS</w:t>
+      </w:r>
+      <w:r>
+        <w:rPr>
+          <w:rFonts w:ascii="Arial" w:hAnsi="Arial" w:cs="Arial"/>
+          <w:b/>
+          <w:bCs/>
+          <w:sz w:val="18"/>
+          <w:szCs w:val="18"/>
+        </w:rPr>
+        <w:t>)</w:t>
+      </w:r>
+      <w:r>
+        <w:rPr>
+          <w:rFonts w:ascii="Arial" w:hAnsi="Arial" w:cs="Arial"/>
+          <w:sz w:val="18"/>
+          <w:szCs w:val="18"/>
+        </w:rPr>
+        <w:t xml:space="preserve"> QUE HAN SIDO CANCELADOS A FAVOR DE LA VENDEDORA, CON ANTERIORIDAD  A LA FIRMA DEL PRESENTE DOCUMENTO. </w:t>
+      </w:r>
     </w:p>
     <w:p>
       <w:pPr>
         <w:pStyle w:val="NormalWeb"/>
-        <w:spacing w:before="0" w:beforeAutospacing="0" w:after="0" w:afterAutospacing="0" w:line="324" w:lineRule="auto"/>
+        <w:spacing w:before="0" w:beforeAutospacing="0" w:after="0" w:afterAutospacing="0" w:line="336" w:lineRule="auto"/>
         <w:jc w:val="both"/>
         <w:rPr>
           <w:rFonts w:ascii="Arial" w:hAnsi="Arial" w:cs="Arial"/>
@@ -1463,129 +1708,124 @@
           <w:sz w:val="18"/>
           <w:szCs w:val="18"/>
         </w:rPr>
-        <w:t xml:space="preserve">LA PRESENTE COMPRAVENTA SE ENCUENTRA SUJETA A LA CONDICIÓN SUSPENSIVA QUE DICHO INMUEBLE LLEGUE A INDEPENDIZARSE, Y TRATANDOSE DE BIEN FUTURO, EL PRECIO TOTAL ANTES INDICADO, SE CANCELARA DE LA SIGUIENTE MANERA: </w:t>
-      </w:r>
-    </w:p>
+        <w:t xml:space="preserve">3.2.- EL IMPORTE DE </w:t>
+      </w:r>
+      <w:r>
+        <w:rPr>
+          <w:rFonts w:ascii="Arial" w:hAnsi="Arial" w:cs="Arial"/>
+          <w:b/>
+          <w:bCs/>
+          <w:sz w:val="18"/>
+          <w:szCs w:val="18"/>
+        </w:rPr>
+        <w:t>US$</w:t>
+      </w:r>
+      <w:r>
+        <w:rPr>
+          <w:rFonts w:asciiTheme="minorBidi" w:hAnsiTheme="minorBidi" w:cstheme="minorBidi"/>
+          <w:b/>
+          <w:bCs/>
+          <w:sz w:val="18"/>
+          <w:szCs w:val="18"/>
+        </w:rPr>
+        <w:t>«PAGO»</w:t>
+      </w:r>
+      <w:r>
+        <w:rPr>
+          <w:rFonts w:asciiTheme="minorBidi" w:hAnsiTheme="minorBidi" w:cstheme="minorBidi"/>
+          <w:b/>
+          <w:bCs/>
+          <w:sz w:val="18"/>
+          <w:szCs w:val="18"/>
+        </w:rPr>
+        <w:t xml:space="preserve"> (</w:t>
+      </w:r>
+      <w:r>
+        <w:rPr>
+          <w:rFonts w:ascii="Arial" w:hAnsi="Arial" w:cs="Arial"/>
+          <w:b/>
+          <w:bCs/>
+          <w:sz w:val="18"/>
+          <w:szCs w:val="18"/>
+        </w:rPr>
+        <w:t>«</w:t>
+      </w:r>
+      <w:r>
+        <w:rPr>
+          <w:rFonts w:asciiTheme="minorBidi" w:hAnsiTheme="minorBidi" w:cstheme="minorBidi"/>
+          <w:b/>
+          <w:bCs/>
+          <w:sz w:val="18"/>
+          <w:szCs w:val="18"/>
+        </w:rPr>
+        <w:t xml:space="preserve">PAGO_TEXTO» Y «PAGO_DECIMAL»/100 </w:t>
+      </w:r>
+      <w:r>
+        <w:rPr>
+          <w:rFonts w:ascii="Arial" w:hAnsi="Arial" w:cs="Arial"/>
+          <w:b/>
+          <w:bCs/>
+          <w:sz w:val="18"/>
+          <w:szCs w:val="18"/>
+        </w:rPr>
+        <w:t>DOLARES AMERICANOS)</w:t>
+      </w:r>
+      <w:r>
+        <w:rPr>
+          <w:rFonts w:ascii="Arial" w:hAnsi="Arial" w:cs="Arial"/>
+          <w:sz w:val="18"/>
+          <w:szCs w:val="18"/>
+        </w:rPr>
+        <w:t>,</w:t>
+      </w:r>
+      <w:r>
+        <w:rPr>
+          <w:rFonts w:ascii="Arial" w:hAnsi="Arial" w:cs="Arial"/>
+          <w:sz w:val="18"/>
+          <w:szCs w:val="18"/>
+        </w:rPr>
+        <w:t xml:space="preserve"> HA SIDO CANCELADO CON RECURSOS PROPIOS DE «</w:t>
+      </w:r>
+      <w:r>
+        <w:rPr>
+          <w:rFonts w:ascii="Arial" w:hAnsi="Arial" w:cs="Arial"/>
+          <w:sz w:val="18"/>
+          <w:szCs w:val="18"/>
+        </w:rPr>
+        <w:t>COMPRADOR</w:t>
+      </w:r>
+      <w:r>
+        <w:rPr>
+          <w:rFonts w:ascii="Arial" w:hAnsi="Arial" w:cs="Arial"/>
+          <w:sz w:val="18"/>
+          <w:szCs w:val="18"/>
+        </w:rPr>
+        <w:t>» EN EL CUAL SE INCLUYE LA SUMA ENTREGADA POR «</w:t>
+      </w:r>
+      <w:r>
+        <w:rPr>
+          <w:rFonts w:ascii="Arial" w:hAnsi="Arial" w:cs="Arial"/>
+          <w:sz w:val="18"/>
+          <w:szCs w:val="18"/>
+        </w:rPr>
+        <w:t>COMPRADOR</w:t>
+      </w:r>
+      <w:r>
+        <w:rPr>
+          <w:rFonts w:ascii="Arial" w:hAnsi="Arial" w:cs="Arial"/>
+          <w:sz w:val="18"/>
+          <w:szCs w:val="18"/>
+        </w:rPr>
+        <w:t xml:space="preserve">» A TITULO DE ARRAS AL MOMENTO DE LA CELEBRACION DEL CONTRATO PRIVADO DE PROMESA DE VENTA, DESCRITO EN LA CLAUSULA SEGUNDA, Y QUE LAS PARTES ACUERDAN QUE SEAN IMPUTADAS COMO PAGO DEL PRECIO DE VENTA, SIENDO LA SOLA FIRMA POR PARTE DE LA VENDEDORA EN LA ESCRITURA PUBLICA QUE DE ORIGEN LA PRESENTE MINUTA DE COMPRAVENTA CONSTANCIA SUFICIENTE DE SU CANCELACION TOTAL DEL PRECIO DE VENTA. </w:t>
+      </w:r>
+    </w:p>
+    <w:bookmarkEnd w:id="2"/>
     <w:p>
       <w:pPr>
         <w:pStyle w:val="NormalWeb"/>
-        <w:spacing w:before="0" w:beforeAutospacing="0" w:after="0" w:afterAutospacing="0" w:line="324" w:lineRule="auto"/>
+        <w:spacing w:before="0" w:beforeAutospacing="0" w:after="0" w:afterAutospacing="0" w:line="336" w:lineRule="auto"/>
         <w:jc w:val="both"/>
         <w:rPr>
-          <w:rFonts w:ascii="Arial" w:hAnsi="Arial" w:cs="Arial"/>
-          <w:sz w:val="18"/>
-          <w:szCs w:val="18"/>
-        </w:rPr>
-      </w:pPr>
-      <w:r>
-        <w:rPr>
-          <w:rFonts w:ascii="Arial" w:hAnsi="Arial" w:cs="Arial"/>
-          <w:sz w:val="18"/>
-          <w:szCs w:val="18"/>
-        </w:rPr>
-        <w:t xml:space="preserve">3.1.- UN PAGO INICIAL DE </w:t>
-      </w:r>
-      <w:r>
-        <w:rPr>
-          <w:rFonts w:ascii="Arial" w:hAnsi="Arial" w:cs="Arial"/>
-          <w:bCs/>
-          <w:sz w:val="18"/>
-          <w:szCs w:val="18"/>
-        </w:rPr>
-        <w:t>S</w:t>
-      </w:r>
-      <w:proofErr w:type="gramStart"/>
-      <w:r>
-        <w:rPr>
-          <w:rFonts w:ascii="Arial" w:hAnsi="Arial" w:cs="Arial"/>
-          <w:bCs/>
-          <w:sz w:val="18"/>
-          <w:szCs w:val="18"/>
-        </w:rPr>
-        <w:t>/«</w:t>
-      </w:r>
-      <w:proofErr w:type="gramEnd"/>
-      <w:r>
-        <w:rPr>
-          <w:rFonts w:ascii="Arial" w:hAnsi="Arial" w:cs="Arial"/>
-          <w:bCs/>
-          <w:sz w:val="18"/>
-          <w:szCs w:val="18"/>
-        </w:rPr>
-        <w:t xml:space="preserve">_SEP_SOLES»(«_SEP_SOLES_TEXTO» Y «_SEP_SOLES_DECIMAL»/100 SOLES) QUE AL TIPO DE CAMBIO DE S/ 4.00 (CUATRO Y 00/100 SOLES) EQUIVALE A </w:t>
-      </w:r>
-      <w:r>
-        <w:rPr>
-          <w:rFonts w:ascii="Arial" w:hAnsi="Arial" w:cs="Arial"/>
-          <w:b/>
-          <w:sz w:val="18"/>
-          <w:szCs w:val="18"/>
-        </w:rPr>
-        <w:t>US$«_SEPARACION»(«_SEPARACION_TEXTO» Y «_SEPARACION_DECIMAL»/100 DOLARES AMERICANOS</w:t>
-      </w:r>
-      <w:r>
-        <w:rPr>
-          <w:rFonts w:ascii="Arial" w:hAnsi="Arial" w:cs="Arial"/>
-          <w:b/>
-          <w:bCs/>
-          <w:sz w:val="18"/>
-          <w:szCs w:val="18"/>
-        </w:rPr>
-        <w:t>)</w:t>
-      </w:r>
-      <w:r>
-        <w:rPr>
-          <w:rFonts w:ascii="Arial" w:hAnsi="Arial" w:cs="Arial"/>
-          <w:sz w:val="18"/>
-          <w:szCs w:val="18"/>
-        </w:rPr>
-        <w:t xml:space="preserve"> QUE HAN SIDO CANCELADOS A FAVOR DE LA VENDEDORA, CON ANTERIORIDAD  A LA FIRMA DEL PRESENTE DOCUMENTO. </w:t>
-      </w:r>
-    </w:p>
-    <w:p>
-      <w:pPr>
-        <w:pStyle w:val="NormalWeb"/>
-        <w:spacing w:before="0" w:beforeAutospacing="0" w:after="0" w:afterAutospacing="0" w:line="324" w:lineRule="auto"/>
-        <w:jc w:val="both"/>
-        <w:rPr>
-          <w:rFonts w:ascii="Arial" w:hAnsi="Arial" w:cs="Arial"/>
-          <w:sz w:val="18"/>
-          <w:szCs w:val="18"/>
-        </w:rPr>
-      </w:pPr>
-      <w:r>
-        <w:rPr>
-          <w:rFonts w:ascii="Arial" w:hAnsi="Arial" w:cs="Arial"/>
-          <w:sz w:val="18"/>
-          <w:szCs w:val="18"/>
-        </w:rPr>
-        <w:t xml:space="preserve">3.2.- EL IMPORTE DE </w:t>
-      </w:r>
-      <w:r>
-        <w:rPr>
-          <w:rFonts w:ascii="Arial" w:hAnsi="Arial" w:cs="Arial"/>
-          <w:b/>
-          <w:bCs/>
-          <w:sz w:val="18"/>
-          <w:szCs w:val="18"/>
-        </w:rPr>
-        <w:t>US$«_PAGO»(«_PAGO_TEXTO» Y «_PAGO_DECIMAL»/100 DOLARES AMERICANOS)</w:t>
-      </w:r>
-      <w:r>
-        <w:rPr>
-          <w:rFonts w:ascii="Arial" w:hAnsi="Arial" w:cs="Arial"/>
-          <w:sz w:val="18"/>
-          <w:szCs w:val="18"/>
-        </w:rPr>
-        <w:t xml:space="preserve">, HAN SIDO CANCELADOS CON RECURSOS PROPIOS DE LOS COMPRADORES EN EL CUAL SE INCLUYE LA SUMA ENTREGADA POR LOS COMPRADORES A TITULO DE ARRAS AL MOMENTO DE LA CELEBRACION DEL CONTRATO PRIVADO DE PROMESA DE VENTA, DESCRITO EN LA CLAUSULA SEGUNDA, Y QUE LAS PARTES ACUERDAN QUE SEAN IMPUTADAS COMO PAGO DEL PRECIO DE VENTA, SIENDO LA SOLA FIRMA POR PARTE DE LA VENDEDORA EN LA ESCRITURA PUBLICA QUE DE ORIGEN LA PRESENTE MINUTA DE COMPRAVENTA CONSTANCIA SUFICIENTE DE SU CANCELACION TOTAL DEL PRECIO DE VENTA. </w:t>
-      </w:r>
-    </w:p>
-    <w:p>
-      <w:pPr>
-        <w:pStyle w:val="NormalWeb"/>
-        <w:spacing w:before="0" w:beforeAutospacing="0" w:after="0" w:afterAutospacing="0" w:line="324" w:lineRule="auto"/>
-        <w:jc w:val="both"/>
-        <w:rPr>
           <w:rFonts w:asciiTheme="minorBidi" w:hAnsiTheme="minorBidi" w:cstheme="minorBidi"/>
           <w:sz w:val="18"/>
           <w:szCs w:val="18"/>
@@ -1602,7 +1842,7 @@
     </w:p>
     <w:p>
       <w:pPr>
-        <w:spacing w:line="324" w:lineRule="auto"/>
+        <w:spacing w:line="336" w:lineRule="auto"/>
         <w:jc w:val="both"/>
         <w:rPr>
           <w:rFonts w:asciiTheme="minorBidi" w:hAnsiTheme="minorBidi" w:cstheme="minorBidi"/>
@@ -1667,7 +1907,7 @@
           <w:tab w:val="left" w:pos="283"/>
         </w:tabs>
         <w:suppressAutoHyphens/>
-        <w:spacing w:line="324" w:lineRule="auto"/>
+        <w:spacing w:line="336" w:lineRule="auto"/>
         <w:ind w:left="0" w:firstLine="0"/>
         <w:jc w:val="both"/>
         <w:rPr>
@@ -1710,7 +1950,7 @@
           <w:sz w:val="18"/>
           <w:szCs w:val="18"/>
         </w:rPr>
-        <w:t>LOS COMPRADORES</w:t>
+        <w:t>«COMPRADOR»</w:t>
       </w:r>
       <w:r>
         <w:rPr>
@@ -1747,7 +1987,7 @@
           <w:sz w:val="18"/>
           <w:szCs w:val="18"/>
         </w:rPr>
-        <w:t>LOS COMPRADORES</w:t>
+        <w:t>«COMPRADOR»</w:t>
       </w:r>
       <w:r>
         <w:rPr>
@@ -1818,7 +2058,7 @@
           <w:sz w:val="18"/>
           <w:szCs w:val="18"/>
         </w:rPr>
-        <w:t>LOS COMPRADORES</w:t>
+        <w:t>«COMPRADOR»</w:t>
       </w:r>
       <w:r>
         <w:rPr>
@@ -1904,7 +2144,7 @@
     </w:p>
     <w:p>
       <w:pPr>
-        <w:spacing w:line="348" w:lineRule="auto"/>
+        <w:spacing w:line="336" w:lineRule="auto"/>
         <w:jc w:val="both"/>
         <w:rPr>
           <w:rFonts w:asciiTheme="minorBidi" w:hAnsiTheme="minorBidi" w:cstheme="minorBidi"/>
@@ -1963,7 +2203,7 @@
     </w:p>
     <w:p>
       <w:pPr>
-        <w:spacing w:line="324" w:lineRule="auto"/>
+        <w:spacing w:line="336" w:lineRule="auto"/>
         <w:jc w:val="both"/>
         <w:rPr>
           <w:rFonts w:asciiTheme="minorBidi" w:hAnsiTheme="minorBidi" w:cstheme="minorBidi"/>
@@ -2123,7 +2363,7 @@
     <w:p>
       <w:pPr>
         <w:pStyle w:val="NormalWeb"/>
-        <w:spacing w:before="0" w:beforeAutospacing="0" w:after="0" w:afterAutospacing="0" w:line="324" w:lineRule="auto"/>
+        <w:spacing w:before="0" w:beforeAutospacing="0" w:after="0" w:afterAutospacing="0" w:line="336" w:lineRule="auto"/>
         <w:jc w:val="both"/>
         <w:rPr>
           <w:rFonts w:asciiTheme="minorBidi" w:hAnsiTheme="minorBidi" w:cstheme="minorBidi"/>
@@ -2179,7 +2419,7 @@
           <w:sz w:val="18"/>
           <w:szCs w:val="18"/>
         </w:rPr>
-        <w:t>LOS COMPRADORES</w:t>
+        <w:t>«COMPRADOR»</w:t>
       </w:r>
       <w:r>
         <w:rPr>
@@ -2221,7 +2461,17 @@
           <w:sz w:val="18"/>
           <w:szCs w:val="18"/>
         </w:rPr>
-        <w:t xml:space="preserve">20 (VEINTE) </w:t>
+        <w:t>«ENTREGA» («ENTREGA_TEXTO»)</w:t>
+      </w:r>
+      <w:r>
+        <w:rPr>
+          <w:rFonts w:asciiTheme="minorBidi" w:hAnsiTheme="minorBidi" w:cstheme="minorBidi"/>
+          <w:b/>
+          <w:bCs/>
+          <w:sz w:val="18"/>
+          <w:szCs w:val="18"/>
+        </w:rPr>
+        <w:t xml:space="preserve"> </w:t>
       </w:r>
       <w:r>
         <w:rPr>
@@ -2243,7 +2493,7 @@
     <w:p>
       <w:pPr>
         <w:pStyle w:val="NormalWeb"/>
-        <w:spacing w:before="0" w:beforeAutospacing="0" w:after="0" w:afterAutospacing="0" w:line="324" w:lineRule="auto"/>
+        <w:spacing w:before="0" w:beforeAutospacing="0" w:after="0" w:afterAutospacing="0" w:line="336" w:lineRule="auto"/>
         <w:jc w:val="both"/>
         <w:rPr>
           <w:rFonts w:asciiTheme="minorBidi" w:hAnsiTheme="minorBidi" w:cstheme="minorBidi"/>
@@ -2257,6 +2507,7 @@
           <w:sz w:val="18"/>
           <w:szCs w:val="18"/>
         </w:rPr>
+        <w:lastRenderedPageBreak/>
         <w:t>SIN PERJUICIO DE LO ANTERIOR, LAS PARTES ACUERDAN QUE EXCEPCIONALMENTE, LA FECHA MAXIMA DE ENTREGA PUEDE SER PRORROGADA O AMPLIADA HASTA POR TRES (03) MESES</w:t>
       </w:r>
       <w:r>
@@ -2273,6 +2524,14 @@
           <w:sz w:val="18"/>
           <w:szCs w:val="18"/>
         </w:rPr>
+        <w:t xml:space="preserve"> CONTADOS A PARTIR DEL DÍA SIGUIENTE DE VENCIDO EL PLAZO SEÑALADO EN EL PÁRRAFO</w:t>
+      </w:r>
+      <w:r>
+        <w:rPr>
+          <w:rFonts w:asciiTheme="minorBidi" w:hAnsiTheme="minorBidi" w:cstheme="minorBidi"/>
+          <w:sz w:val="18"/>
+          <w:szCs w:val="18"/>
+        </w:rPr>
         <w:t xml:space="preserve"> </w:t>
       </w:r>
       <w:r>
@@ -2281,38 +2540,870 @@
           <w:sz w:val="18"/>
           <w:szCs w:val="18"/>
         </w:rPr>
+        <w:t>ANTERIOR.</w:t>
+      </w:r>
+      <w:r>
+        <w:rPr>
+          <w:rFonts w:asciiTheme="minorBidi" w:hAnsiTheme="minorBidi" w:cstheme="minorBidi"/>
+          <w:sz w:val="18"/>
+          <w:szCs w:val="18"/>
+        </w:rPr>
+        <w:t xml:space="preserve"> </w:t>
+      </w:r>
+    </w:p>
+    <w:p>
+      <w:pPr>
+        <w:pStyle w:val="NormalWeb"/>
+        <w:spacing w:before="0" w:beforeAutospacing="0" w:after="0" w:afterAutospacing="0" w:line="336" w:lineRule="auto"/>
+        <w:jc w:val="both"/>
+        <w:rPr>
+          <w:rFonts w:asciiTheme="minorBidi" w:hAnsiTheme="minorBidi" w:cstheme="minorBidi"/>
+          <w:sz w:val="18"/>
+          <w:szCs w:val="18"/>
+        </w:rPr>
+      </w:pPr>
+      <w:proofErr w:type="gramStart"/>
+      <w:r>
+        <w:rPr>
+          <w:rFonts w:asciiTheme="minorBidi" w:hAnsiTheme="minorBidi" w:cstheme="minorBidi"/>
+          <w:b/>
+          <w:bCs/>
+          <w:sz w:val="18"/>
+          <w:szCs w:val="18"/>
+        </w:rPr>
+        <w:t>SETIMA</w:t>
+      </w:r>
+      <w:r>
+        <w:rPr>
+          <w:rFonts w:asciiTheme="minorBidi" w:hAnsiTheme="minorBidi" w:cstheme="minorBidi"/>
+          <w:sz w:val="18"/>
+          <w:szCs w:val="18"/>
+        </w:rPr>
+        <w:t>.-</w:t>
+      </w:r>
+      <w:proofErr w:type="gramEnd"/>
+      <w:r>
+        <w:rPr>
+          <w:rFonts w:asciiTheme="minorBidi" w:hAnsiTheme="minorBidi" w:cstheme="minorBidi"/>
+          <w:sz w:val="18"/>
+          <w:szCs w:val="18"/>
+        </w:rPr>
+        <w:t xml:space="preserve"> </w:t>
+      </w:r>
+      <w:r>
+        <w:rPr>
+          <w:rFonts w:asciiTheme="minorBidi" w:hAnsiTheme="minorBidi" w:cstheme="minorBidi"/>
+          <w:sz w:val="18"/>
+          <w:szCs w:val="18"/>
+        </w:rPr>
+        <w:t xml:space="preserve">AL MOMENTO DE CELEBRAR EL PRESENTE CONTRATO, </w:t>
+      </w:r>
+      <w:r>
+        <w:rPr>
+          <w:rFonts w:ascii="Arial" w:hAnsi="Arial" w:cs="Arial"/>
+          <w:b/>
+          <w:bCs/>
+          <w:sz w:val="18"/>
+          <w:szCs w:val="18"/>
+        </w:rPr>
+        <w:t>«COMPRADOR»</w:t>
+      </w:r>
+      <w:r>
+        <w:rPr>
+          <w:rFonts w:asciiTheme="minorBidi" w:hAnsiTheme="minorBidi" w:cstheme="minorBidi"/>
+          <w:b/>
+          <w:bCs/>
+          <w:sz w:val="18"/>
+          <w:szCs w:val="18"/>
+        </w:rPr>
+        <w:t xml:space="preserve"> </w:t>
+      </w:r>
+      <w:r>
+        <w:rPr>
+          <w:rFonts w:asciiTheme="minorBidi" w:hAnsiTheme="minorBidi" w:cstheme="minorBidi"/>
+          <w:sz w:val="18"/>
+          <w:szCs w:val="18"/>
+        </w:rPr>
+        <w:t>DECLARA EN FORMA EXPRESA TENER PERFECTO CONOCIMIENTO DEL ESTADO Y SITUACIÓN EN LA QUE SE ENCUENTRA EL TÍTULO DE PROPIEDAD DEL INMUEBLE MATERIA DE VENTA.</w:t>
+      </w:r>
+      <w:r>
+        <w:rPr>
+          <w:rFonts w:asciiTheme="minorBidi" w:hAnsiTheme="minorBidi" w:cstheme="minorBidi"/>
+          <w:sz w:val="18"/>
+          <w:szCs w:val="18"/>
+        </w:rPr>
+        <w:t xml:space="preserve"> </w:t>
+      </w:r>
+    </w:p>
+    <w:p>
+      <w:pPr>
+        <w:pStyle w:val="NormalWeb"/>
+        <w:spacing w:before="0" w:beforeAutospacing="0" w:after="0" w:afterAutospacing="0" w:line="336" w:lineRule="auto"/>
+        <w:jc w:val="both"/>
+        <w:rPr>
+          <w:rFonts w:asciiTheme="minorBidi" w:hAnsiTheme="minorBidi" w:cstheme="minorBidi"/>
+          <w:sz w:val="18"/>
+          <w:szCs w:val="18"/>
+        </w:rPr>
+      </w:pPr>
+      <w:proofErr w:type="gramStart"/>
+      <w:r>
+        <w:rPr>
+          <w:rFonts w:asciiTheme="minorBidi" w:hAnsiTheme="minorBidi" w:cstheme="minorBidi"/>
+          <w:b/>
+          <w:bCs/>
+          <w:sz w:val="18"/>
+          <w:szCs w:val="18"/>
+        </w:rPr>
+        <w:t>OCTAVA</w:t>
+      </w:r>
+      <w:r>
+        <w:rPr>
+          <w:rFonts w:asciiTheme="minorBidi" w:hAnsiTheme="minorBidi" w:cstheme="minorBidi"/>
+          <w:sz w:val="18"/>
+          <w:szCs w:val="18"/>
+        </w:rPr>
+        <w:t>.-</w:t>
+      </w:r>
+      <w:proofErr w:type="gramEnd"/>
+      <w:r>
+        <w:rPr>
+          <w:rFonts w:asciiTheme="minorBidi" w:hAnsiTheme="minorBidi" w:cstheme="minorBidi"/>
+          <w:sz w:val="18"/>
+          <w:szCs w:val="18"/>
+        </w:rPr>
+        <w:t xml:space="preserve"> </w:t>
+      </w:r>
+      <w:r>
+        <w:rPr>
+          <w:rFonts w:asciiTheme="minorBidi" w:hAnsiTheme="minorBidi" w:cstheme="minorBidi"/>
+          <w:sz w:val="18"/>
+          <w:szCs w:val="18"/>
+        </w:rPr>
+        <w:t>DEL CUMPLIMIENTO DE LA CONDICION Y DERECHOS QUE COMPRENDEN LA VENTA.</w:t>
+      </w:r>
+      <w:r>
+        <w:rPr>
+          <w:rFonts w:asciiTheme="minorBidi" w:hAnsiTheme="minorBidi" w:cstheme="minorBidi"/>
+          <w:sz w:val="18"/>
+          <w:szCs w:val="18"/>
+        </w:rPr>
+        <w:t xml:space="preserve"> </w:t>
+      </w:r>
+      <w:r>
+        <w:rPr>
+          <w:rFonts w:asciiTheme="minorBidi" w:hAnsiTheme="minorBidi" w:cstheme="minorBidi"/>
+          <w:sz w:val="18"/>
+          <w:szCs w:val="18"/>
+        </w:rPr>
+        <w:t>LA COMPRAVENTA</w:t>
+      </w:r>
+      <w:r>
+        <w:rPr>
+          <w:rFonts w:asciiTheme="minorBidi" w:hAnsiTheme="minorBidi" w:cstheme="minorBidi"/>
+          <w:sz w:val="18"/>
+          <w:szCs w:val="18"/>
+        </w:rPr>
+        <w:t xml:space="preserve"> SURTIRÁ TODOS SUS EFECTOS, UNA VEZ ACREDITADA LA </w:t>
+      </w:r>
+      <w:r>
+        <w:rPr>
+          <w:rFonts w:asciiTheme="minorBidi" w:hAnsiTheme="minorBidi" w:cstheme="minorBidi"/>
+          <w:sz w:val="18"/>
+          <w:szCs w:val="18"/>
+        </w:rPr>
+        <w:t xml:space="preserve">INDEPENDIZACION </w:t>
+      </w:r>
+      <w:r>
+        <w:rPr>
+          <w:rFonts w:asciiTheme="minorBidi" w:hAnsiTheme="minorBidi" w:cstheme="minorBidi"/>
+          <w:sz w:val="18"/>
+          <w:szCs w:val="18"/>
+        </w:rPr>
+        <w:t>DEL INMUEBLE EN LOS REGISTROS PUBLICOS</w:t>
+      </w:r>
+      <w:r>
+        <w:rPr>
+          <w:rFonts w:asciiTheme="minorBidi" w:hAnsiTheme="minorBidi" w:cstheme="minorBidi"/>
+          <w:sz w:val="18"/>
+          <w:szCs w:val="18"/>
+        </w:rPr>
+        <w:t>;</w:t>
+      </w:r>
+      <w:r>
+        <w:rPr>
+          <w:rFonts w:asciiTheme="minorBidi" w:hAnsiTheme="minorBidi" w:cstheme="minorBidi"/>
+          <w:sz w:val="18"/>
+          <w:szCs w:val="18"/>
+        </w:rPr>
+        <w:t xml:space="preserve"> DICHA TRANSFERENCIA DE PROPIEDAD, COMPRENDERA TODOS LOS DERECHOS INHERENTES A ÉSTA (ENTRADAS, SALIDAS, </w:t>
+      </w:r>
+      <w:r>
+        <w:rPr>
+          <w:rFonts w:asciiTheme="minorBidi" w:hAnsiTheme="minorBidi" w:cstheme="minorBidi"/>
+          <w:sz w:val="18"/>
+          <w:szCs w:val="18"/>
+        </w:rPr>
+        <w:t xml:space="preserve">AIRES, </w:t>
+      </w:r>
+      <w:r>
+        <w:rPr>
+          <w:rFonts w:asciiTheme="minorBidi" w:hAnsiTheme="minorBidi" w:cstheme="minorBidi"/>
+          <w:sz w:val="18"/>
+          <w:szCs w:val="18"/>
+        </w:rPr>
+        <w:t>USOS, COSTUMBRES, SERVIDUMBRES) Y TODO CUANTO DE HECHO O POR DERECHO LE CORRESPONDE Y ES INHERENTE A AQUELLO QUE SE VENDE, SIN RESERVA NI LIMITACIÓN ALGUNA.</w:t>
+      </w:r>
+      <w:r>
+        <w:rPr>
+          <w:rFonts w:asciiTheme="minorBidi" w:hAnsiTheme="minorBidi" w:cstheme="minorBidi"/>
+          <w:sz w:val="18"/>
+          <w:szCs w:val="18"/>
+        </w:rPr>
+        <w:t xml:space="preserve"> </w:t>
+      </w:r>
+    </w:p>
+    <w:p>
+      <w:pPr>
+        <w:pStyle w:val="NormalWeb"/>
+        <w:spacing w:before="0" w:beforeAutospacing="0" w:after="0" w:afterAutospacing="0" w:line="336" w:lineRule="auto"/>
+        <w:jc w:val="both"/>
+        <w:rPr>
+          <w:rFonts w:asciiTheme="minorBidi" w:hAnsiTheme="minorBidi" w:cstheme="minorBidi"/>
+          <w:sz w:val="18"/>
+          <w:szCs w:val="18"/>
+        </w:rPr>
+      </w:pPr>
+      <w:proofErr w:type="gramStart"/>
+      <w:r>
+        <w:rPr>
+          <w:rFonts w:asciiTheme="minorBidi" w:hAnsiTheme="minorBidi" w:cstheme="minorBidi"/>
+          <w:b/>
+          <w:bCs/>
+          <w:sz w:val="18"/>
+          <w:szCs w:val="18"/>
+        </w:rPr>
+        <w:t>NOVENA</w:t>
+      </w:r>
+      <w:r>
+        <w:rPr>
+          <w:rFonts w:asciiTheme="minorBidi" w:hAnsiTheme="minorBidi" w:cstheme="minorBidi"/>
+          <w:sz w:val="18"/>
+          <w:szCs w:val="18"/>
+        </w:rPr>
+        <w:t>.-</w:t>
+      </w:r>
+      <w:proofErr w:type="gramEnd"/>
+      <w:r>
+        <w:rPr>
+          <w:rFonts w:asciiTheme="minorBidi" w:hAnsiTheme="minorBidi" w:cstheme="minorBidi"/>
+          <w:sz w:val="18"/>
+          <w:szCs w:val="18"/>
+        </w:rPr>
+        <w:t xml:space="preserve"> EQUIVALENCIA ENTRE EL PRECIO Y EL BIEN MATERIA DE VENTA: </w:t>
+      </w:r>
+    </w:p>
+    <w:p>
+      <w:pPr>
+        <w:pStyle w:val="NormalWeb"/>
+        <w:spacing w:before="0" w:beforeAutospacing="0" w:after="0" w:afterAutospacing="0" w:line="336" w:lineRule="auto"/>
+        <w:jc w:val="both"/>
+        <w:rPr>
+          <w:rFonts w:asciiTheme="minorBidi" w:hAnsiTheme="minorBidi" w:cstheme="minorBidi"/>
+          <w:sz w:val="18"/>
+          <w:szCs w:val="18"/>
+        </w:rPr>
+      </w:pPr>
+      <w:r>
+        <w:rPr>
+          <w:rFonts w:asciiTheme="minorBidi" w:hAnsiTheme="minorBidi" w:cstheme="minorBidi"/>
+          <w:sz w:val="18"/>
+          <w:szCs w:val="18"/>
+        </w:rPr>
+        <w:t>AMBAS PARTES DECLARAN QUE EL PRECIO</w:t>
+      </w:r>
+      <w:r>
+        <w:rPr>
+          <w:rFonts w:asciiTheme="minorBidi" w:hAnsiTheme="minorBidi" w:cstheme="minorBidi"/>
+          <w:sz w:val="18"/>
+          <w:szCs w:val="18"/>
+        </w:rPr>
+        <w:t xml:space="preserve"> </w:t>
+      </w:r>
+      <w:r>
+        <w:rPr>
+          <w:rFonts w:asciiTheme="minorBidi" w:hAnsiTheme="minorBidi" w:cstheme="minorBidi"/>
+          <w:sz w:val="18"/>
+          <w:szCs w:val="18"/>
+        </w:rPr>
+        <w:t>ES EL JUSTO Y EQUIVALENTE AL BIEN FUTURO MATERIA DE VENTA, POR LO QUE SE EFECTUAN MUTUA Y RECIPROCA DONACION EN CASO DE EXISTIR EXCESO,</w:t>
+      </w:r>
+      <w:r>
+        <w:rPr>
+          <w:rFonts w:asciiTheme="minorBidi" w:hAnsiTheme="minorBidi" w:cstheme="minorBidi"/>
+          <w:sz w:val="18"/>
+          <w:szCs w:val="18"/>
+        </w:rPr>
+        <w:t xml:space="preserve"> </w:t>
+      </w:r>
+      <w:r>
+        <w:rPr>
+          <w:rFonts w:asciiTheme="minorBidi" w:hAnsiTheme="minorBidi" w:cstheme="minorBidi"/>
+          <w:sz w:val="18"/>
+          <w:szCs w:val="18"/>
+        </w:rPr>
+        <w:t>EN ESE SENTIDO NO HABRÁ LUGAR A REEMBOLSO NI COMPENSACIÓN POR NINGUNA DE LAS PARTES SI EL INMUEBLE DE QUE SE TRATA TUVIERE DENTRO DE SUS LINDEROS MAYOR O MENOR EXTENSIÓN/ES DE LO QUE SE INDIQUE EN LA PARTIDA REGISTRAL DONDE SE INSCRIBA EL MISMO UNA VEZ CONCLUIDA LA EDIFICACIÓN. LAS PARTES ACUERDAN QUE LA VARIACIÓN DEL AREA DE EL INMUEBLE SE REALIZARÁ Y REGULARÁ CONFORME AL ORDENAMIENTO JURÍDICO NACIONAL.</w:t>
+      </w:r>
+      <w:r>
+        <w:rPr>
+          <w:rFonts w:asciiTheme="minorBidi" w:hAnsiTheme="minorBidi" w:cstheme="minorBidi"/>
+          <w:sz w:val="18"/>
+          <w:szCs w:val="18"/>
+        </w:rPr>
+        <w:t xml:space="preserve"> </w:t>
+      </w:r>
+    </w:p>
+    <w:p>
+      <w:pPr>
+        <w:pStyle w:val="NormalWeb"/>
+        <w:spacing w:before="0" w:beforeAutospacing="0" w:after="0" w:afterAutospacing="0" w:line="336" w:lineRule="auto"/>
+        <w:jc w:val="both"/>
+        <w:rPr>
+          <w:rFonts w:asciiTheme="minorBidi" w:hAnsiTheme="minorBidi" w:cstheme="minorBidi"/>
+          <w:sz w:val="18"/>
+          <w:szCs w:val="18"/>
+        </w:rPr>
+      </w:pPr>
+      <w:proofErr w:type="gramStart"/>
+      <w:r>
+        <w:rPr>
+          <w:rFonts w:asciiTheme="minorBidi" w:hAnsiTheme="minorBidi" w:cstheme="minorBidi"/>
+          <w:b/>
+          <w:bCs/>
+          <w:sz w:val="18"/>
+          <w:szCs w:val="18"/>
+        </w:rPr>
+        <w:t>DECIMA</w:t>
+      </w:r>
+      <w:r>
+        <w:rPr>
+          <w:rFonts w:asciiTheme="minorBidi" w:hAnsiTheme="minorBidi" w:cstheme="minorBidi"/>
+          <w:sz w:val="18"/>
+          <w:szCs w:val="18"/>
+        </w:rPr>
+        <w:t>.-</w:t>
+      </w:r>
+      <w:proofErr w:type="gramEnd"/>
+      <w:r>
+        <w:rPr>
+          <w:rFonts w:asciiTheme="minorBidi" w:hAnsiTheme="minorBidi" w:cstheme="minorBidi"/>
+          <w:sz w:val="18"/>
+          <w:szCs w:val="18"/>
+        </w:rPr>
+        <w:t xml:space="preserve"> DECLARACION DE LAS PARTES:</w:t>
+      </w:r>
+      <w:r>
+        <w:rPr>
+          <w:rFonts w:asciiTheme="minorBidi" w:hAnsiTheme="minorBidi" w:cstheme="minorBidi"/>
+          <w:sz w:val="18"/>
+          <w:szCs w:val="18"/>
+        </w:rPr>
+        <w:t xml:space="preserve"> </w:t>
+      </w:r>
+      <w:r>
+        <w:rPr>
+          <w:rFonts w:asciiTheme="minorBidi" w:hAnsiTheme="minorBidi" w:cstheme="minorBidi"/>
+          <w:sz w:val="18"/>
+          <w:szCs w:val="18"/>
+        </w:rPr>
+        <w:t xml:space="preserve"> </w:t>
+      </w:r>
+    </w:p>
+    <w:p>
+      <w:pPr>
+        <w:pStyle w:val="NormalWeb"/>
+        <w:spacing w:before="0" w:beforeAutospacing="0" w:after="0" w:afterAutospacing="0" w:line="336" w:lineRule="auto"/>
+        <w:jc w:val="both"/>
+        <w:rPr>
+          <w:rFonts w:asciiTheme="minorBidi" w:hAnsiTheme="minorBidi" w:cstheme="minorBidi"/>
+          <w:sz w:val="18"/>
+          <w:szCs w:val="18"/>
+        </w:rPr>
+      </w:pPr>
+      <w:r>
+        <w:rPr>
+          <w:rFonts w:asciiTheme="minorBidi" w:hAnsiTheme="minorBidi" w:cstheme="minorBidi"/>
+          <w:sz w:val="18"/>
+          <w:szCs w:val="18"/>
+        </w:rPr>
+        <w:t>10</w:t>
+      </w:r>
+      <w:r>
+        <w:rPr>
+          <w:rFonts w:asciiTheme="minorBidi" w:hAnsiTheme="minorBidi" w:cstheme="minorBidi"/>
+          <w:sz w:val="18"/>
+          <w:szCs w:val="18"/>
+        </w:rPr>
+        <w:t>.1.- LAS PARTES DECLARAN CONOCER Y RESPETAR LO PREVISTO Y DISPUESTO EN EL DECRETO LEGISLATIVO N°776 PUBLICADO EL DÍA 31 DE DICIEMBRE DE 1993 EN EL DIARIO OFICIAL EL PERUANO, EN TAL SENTIDO DEJAN</w:t>
+      </w:r>
+      <w:r>
+        <w:rPr>
+          <w:rFonts w:asciiTheme="minorBidi" w:hAnsiTheme="minorBidi" w:cstheme="minorBidi"/>
+          <w:sz w:val="18"/>
+          <w:szCs w:val="18"/>
+        </w:rPr>
+        <w:t xml:space="preserve"> </w:t>
+      </w:r>
+      <w:r>
+        <w:rPr>
+          <w:rFonts w:asciiTheme="minorBidi" w:hAnsiTheme="minorBidi" w:cstheme="minorBidi"/>
+          <w:sz w:val="18"/>
+          <w:szCs w:val="18"/>
+        </w:rPr>
+        <w:t>CONSTANCIA QUE.</w:t>
+      </w:r>
+      <w:r>
+        <w:rPr>
+          <w:rFonts w:asciiTheme="minorBidi" w:hAnsiTheme="minorBidi" w:cstheme="minorBidi"/>
+          <w:sz w:val="18"/>
+          <w:szCs w:val="18"/>
+        </w:rPr>
+        <w:t xml:space="preserve"> </w:t>
+      </w:r>
+    </w:p>
+    <w:p>
+      <w:pPr>
+        <w:pStyle w:val="NormalWeb"/>
+        <w:spacing w:before="0" w:beforeAutospacing="0" w:after="0" w:afterAutospacing="0" w:line="336" w:lineRule="auto"/>
+        <w:jc w:val="both"/>
+        <w:rPr>
+          <w:rFonts w:asciiTheme="minorBidi" w:hAnsiTheme="minorBidi" w:cstheme="minorBidi"/>
+          <w:sz w:val="18"/>
+          <w:szCs w:val="18"/>
+        </w:rPr>
+      </w:pPr>
+      <w:r>
+        <w:rPr>
+          <w:rFonts w:asciiTheme="minorBidi" w:hAnsiTheme="minorBidi" w:cstheme="minorBidi"/>
+          <w:sz w:val="18"/>
+          <w:szCs w:val="18"/>
+        </w:rPr>
+        <w:t>10</w:t>
+      </w:r>
+      <w:r>
+        <w:rPr>
+          <w:rFonts w:asciiTheme="minorBidi" w:hAnsiTheme="minorBidi" w:cstheme="minorBidi"/>
+          <w:sz w:val="18"/>
+          <w:szCs w:val="18"/>
+        </w:rPr>
+        <w:t xml:space="preserve">.1.1- CON RELACIÓN AL IMPUESTO PREDIAL </w:t>
+      </w:r>
+      <w:r>
+        <w:rPr>
+          <w:rFonts w:asciiTheme="minorBidi" w:hAnsiTheme="minorBidi" w:cstheme="minorBidi"/>
+          <w:sz w:val="18"/>
+          <w:szCs w:val="18"/>
+        </w:rPr>
+        <w:t>«COMPRADOR»</w:t>
+      </w:r>
+      <w:r>
+        <w:rPr>
+          <w:rFonts w:asciiTheme="minorBidi" w:hAnsiTheme="minorBidi" w:cstheme="minorBidi"/>
+          <w:sz w:val="18"/>
+          <w:szCs w:val="18"/>
+        </w:rPr>
+        <w:t xml:space="preserve"> </w:t>
+      </w:r>
+      <w:r>
+        <w:rPr>
+          <w:rFonts w:asciiTheme="minorBidi" w:hAnsiTheme="minorBidi" w:cstheme="minorBidi"/>
+          <w:sz w:val="18"/>
+          <w:szCs w:val="18"/>
+        </w:rPr>
+        <w:t>ASUMIRÁ LA CONDICIÓN DE CONTRIBUYENTE A PARTIR DEL AÑO SIGUIENTE DE CELEBRADO EL PRESENTE CONTRATO DEFINITIVO, SIENDO CUALQUIER MONTO CORRESPONDIENTE A ESTE IMPUESTO POR PERIODOS ANTERIORES RESPONSABILIDAD DE LA VENDEDORA.</w:t>
+      </w:r>
+      <w:r>
+        <w:rPr>
+          <w:rFonts w:asciiTheme="minorBidi" w:hAnsiTheme="minorBidi" w:cstheme="minorBidi"/>
+          <w:sz w:val="18"/>
+          <w:szCs w:val="18"/>
+        </w:rPr>
+        <w:t xml:space="preserve"> </w:t>
+      </w:r>
+    </w:p>
+    <w:p>
+      <w:pPr>
+        <w:pStyle w:val="NormalWeb"/>
+        <w:spacing w:before="0" w:beforeAutospacing="0" w:after="0" w:afterAutospacing="0" w:line="336" w:lineRule="auto"/>
+        <w:jc w:val="both"/>
+        <w:rPr>
+          <w:rFonts w:asciiTheme="minorBidi" w:hAnsiTheme="minorBidi" w:cstheme="minorBidi"/>
+          <w:sz w:val="18"/>
+          <w:szCs w:val="18"/>
+        </w:rPr>
+      </w:pPr>
+      <w:r>
+        <w:rPr>
+          <w:rFonts w:asciiTheme="minorBidi" w:hAnsiTheme="minorBidi" w:cstheme="minorBidi"/>
+          <w:sz w:val="18"/>
+          <w:szCs w:val="18"/>
+        </w:rPr>
+        <w:t>10</w:t>
+      </w:r>
+      <w:r>
+        <w:rPr>
+          <w:rFonts w:asciiTheme="minorBidi" w:hAnsiTheme="minorBidi" w:cstheme="minorBidi"/>
+          <w:sz w:val="18"/>
+          <w:szCs w:val="18"/>
+        </w:rPr>
+        <w:t xml:space="preserve">.1.2.- CORRESPONDE A </w:t>
+      </w:r>
+      <w:r>
+        <w:rPr>
+          <w:rFonts w:asciiTheme="minorBidi" w:hAnsiTheme="minorBidi" w:cstheme="minorBidi"/>
+          <w:sz w:val="18"/>
+          <w:szCs w:val="18"/>
+        </w:rPr>
+        <w:t>«COMPRADOR»</w:t>
+      </w:r>
+      <w:r>
+        <w:rPr>
+          <w:rFonts w:asciiTheme="minorBidi" w:hAnsiTheme="minorBidi" w:cstheme="minorBidi"/>
+          <w:sz w:val="18"/>
+          <w:szCs w:val="18"/>
+        </w:rPr>
+        <w:t xml:space="preserve"> </w:t>
+      </w:r>
+      <w:r>
+        <w:rPr>
+          <w:rFonts w:asciiTheme="minorBidi" w:hAnsiTheme="minorBidi" w:cstheme="minorBidi"/>
+          <w:sz w:val="18"/>
+          <w:szCs w:val="18"/>
+        </w:rPr>
+        <w:t>EL PAGO DE IMPUESTO DE ALCABALA AL QUE HUBIERE LUGAR</w:t>
+      </w:r>
+      <w:r>
+        <w:rPr>
+          <w:rFonts w:asciiTheme="minorBidi" w:hAnsiTheme="minorBidi" w:cstheme="minorBidi"/>
+          <w:sz w:val="18"/>
+          <w:szCs w:val="18"/>
+        </w:rPr>
+        <w:t xml:space="preserve">. </w:t>
+      </w:r>
+    </w:p>
+    <w:p>
+      <w:pPr>
+        <w:pStyle w:val="NormalWeb"/>
+        <w:spacing w:before="0" w:beforeAutospacing="0" w:after="0" w:afterAutospacing="0" w:line="336" w:lineRule="auto"/>
+        <w:jc w:val="both"/>
+        <w:rPr>
+          <w:rFonts w:asciiTheme="minorBidi" w:hAnsiTheme="minorBidi" w:cstheme="minorBidi"/>
+          <w:sz w:val="18"/>
+          <w:szCs w:val="18"/>
+        </w:rPr>
+      </w:pPr>
+      <w:r>
+        <w:rPr>
+          <w:rFonts w:asciiTheme="minorBidi" w:hAnsiTheme="minorBidi" w:cstheme="minorBidi"/>
+          <w:sz w:val="18"/>
+          <w:szCs w:val="18"/>
+        </w:rPr>
+        <w:t>10</w:t>
+      </w:r>
+      <w:r>
+        <w:rPr>
+          <w:rFonts w:asciiTheme="minorBidi" w:hAnsiTheme="minorBidi" w:cstheme="minorBidi"/>
+          <w:sz w:val="18"/>
+          <w:szCs w:val="18"/>
+        </w:rPr>
+        <w:t>.2.- LA VENDEDORA SE OBLIGA TRAMITAR LAS CONSTANCIAS DE NO ADEUDOS DEL IMPUESTO PREDIAL CORRESPONDIENTE AL AÑO DE LA TRANSFERENCIA</w:t>
+      </w:r>
+      <w:r>
+        <w:rPr>
+          <w:rFonts w:asciiTheme="minorBidi" w:hAnsiTheme="minorBidi" w:cstheme="minorBidi"/>
+          <w:sz w:val="18"/>
+          <w:szCs w:val="18"/>
+        </w:rPr>
+        <w:t xml:space="preserve">. </w:t>
+      </w:r>
+    </w:p>
+    <w:p>
+      <w:pPr>
+        <w:pStyle w:val="NormalWeb"/>
+        <w:spacing w:before="0" w:beforeAutospacing="0" w:after="0" w:afterAutospacing="0" w:line="336" w:lineRule="auto"/>
+        <w:jc w:val="both"/>
+        <w:rPr>
+          <w:rFonts w:asciiTheme="minorBidi" w:hAnsiTheme="minorBidi" w:cstheme="minorBidi"/>
+          <w:sz w:val="18"/>
+          <w:szCs w:val="18"/>
+        </w:rPr>
+      </w:pPr>
+      <w:r>
+        <w:rPr>
+          <w:rFonts w:asciiTheme="minorBidi" w:hAnsiTheme="minorBidi" w:cstheme="minorBidi"/>
+          <w:sz w:val="18"/>
+          <w:szCs w:val="18"/>
+        </w:rPr>
+        <w:t>10</w:t>
+      </w:r>
+      <w:r>
+        <w:rPr>
+          <w:rFonts w:asciiTheme="minorBidi" w:hAnsiTheme="minorBidi" w:cstheme="minorBidi"/>
+          <w:sz w:val="18"/>
+          <w:szCs w:val="18"/>
+        </w:rPr>
+        <w:t xml:space="preserve">.3.- LA VENDEDORA, DECLARA QUE SOBRE EL INMUEBLE QUE ENAJENA NO PESA HIPOTECA, CARGA, GRAVAMEN, MEDIDA JUDICIAL O EXTRAJUDICIAL QUE LIMITE SU LIBRE DISPOSICIÓN, NO </w:t>
+      </w:r>
+      <w:r>
+        <w:rPr>
+          <w:rFonts w:asciiTheme="minorBidi" w:hAnsiTheme="minorBidi" w:cstheme="minorBidi"/>
+          <w:sz w:val="18"/>
+          <w:szCs w:val="18"/>
+        </w:rPr>
+        <w:t>OBSTANTE,</w:t>
+      </w:r>
+      <w:r>
+        <w:rPr>
+          <w:rFonts w:asciiTheme="minorBidi" w:hAnsiTheme="minorBidi" w:cstheme="minorBidi"/>
+          <w:sz w:val="18"/>
+          <w:szCs w:val="18"/>
+        </w:rPr>
+        <w:t xml:space="preserve"> ELLO SE OBLIGA AL</w:t>
+      </w:r>
+      <w:r>
+        <w:rPr>
+          <w:rFonts w:asciiTheme="minorBidi" w:hAnsiTheme="minorBidi" w:cstheme="minorBidi"/>
+          <w:sz w:val="18"/>
+          <w:szCs w:val="18"/>
+        </w:rPr>
+        <w:t xml:space="preserve"> </w:t>
+      </w:r>
+      <w:r>
+        <w:rPr>
+          <w:rFonts w:asciiTheme="minorBidi" w:hAnsiTheme="minorBidi" w:cstheme="minorBidi"/>
+          <w:sz w:val="18"/>
+          <w:szCs w:val="18"/>
+        </w:rPr>
+        <w:t>SANEAMIENTO DE LEY</w:t>
+      </w:r>
+      <w:r>
+        <w:rPr>
+          <w:rFonts w:asciiTheme="minorBidi" w:hAnsiTheme="minorBidi" w:cstheme="minorBidi"/>
+          <w:sz w:val="18"/>
+          <w:szCs w:val="18"/>
+        </w:rPr>
+        <w:t xml:space="preserve">. </w:t>
+      </w:r>
+    </w:p>
+    <w:p>
+      <w:pPr>
+        <w:pStyle w:val="NormalWeb"/>
+        <w:spacing w:before="0" w:beforeAutospacing="0" w:after="0" w:afterAutospacing="0" w:line="336" w:lineRule="auto"/>
+        <w:jc w:val="both"/>
+        <w:rPr>
+          <w:rFonts w:asciiTheme="minorBidi" w:hAnsiTheme="minorBidi" w:cstheme="minorBidi"/>
+          <w:sz w:val="18"/>
+          <w:szCs w:val="18"/>
+        </w:rPr>
+      </w:pPr>
+      <w:r>
+        <w:rPr>
+          <w:rFonts w:asciiTheme="minorBidi" w:hAnsiTheme="minorBidi" w:cstheme="minorBidi"/>
+          <w:sz w:val="18"/>
+          <w:szCs w:val="18"/>
+        </w:rPr>
+        <w:t>10</w:t>
+      </w:r>
+      <w:r>
+        <w:rPr>
+          <w:rFonts w:asciiTheme="minorBidi" w:hAnsiTheme="minorBidi" w:cstheme="minorBidi"/>
+          <w:sz w:val="18"/>
+          <w:szCs w:val="18"/>
+        </w:rPr>
+        <w:t>.4.- AMBAS PARTES, DECLARAN QUE CELEBRAN EL PRESENTE CONTRATO VOLUNTARIAMENTE Y SIN COACCION ALGUNA Y QUE NO HA MEDIADO ERROR, DOLO, SIMULACION O VICIO ALGUNO QUE PUDIERA INVALIDAR EL ACTO.</w:t>
+      </w:r>
+      <w:r>
+        <w:rPr>
+          <w:rFonts w:asciiTheme="minorBidi" w:hAnsiTheme="minorBidi" w:cstheme="minorBidi"/>
+          <w:sz w:val="18"/>
+          <w:szCs w:val="18"/>
+        </w:rPr>
+        <w:t xml:space="preserve"> </w:t>
+      </w:r>
+    </w:p>
+    <w:p>
+      <w:pPr>
+        <w:pStyle w:val="NormalWeb"/>
+        <w:spacing w:before="0" w:beforeAutospacing="0" w:after="0" w:afterAutospacing="0" w:line="336" w:lineRule="auto"/>
+        <w:jc w:val="both"/>
+        <w:rPr>
+          <w:rFonts w:asciiTheme="minorBidi" w:hAnsiTheme="minorBidi" w:cstheme="minorBidi"/>
+          <w:sz w:val="18"/>
+          <w:szCs w:val="18"/>
+        </w:rPr>
+      </w:pPr>
+      <w:r>
+        <w:rPr>
+          <w:rFonts w:asciiTheme="minorBidi" w:hAnsiTheme="minorBidi" w:cstheme="minorBidi"/>
+          <w:b/>
+          <w:bCs/>
+          <w:sz w:val="18"/>
+          <w:szCs w:val="18"/>
+        </w:rPr>
+        <w:t xml:space="preserve">DECIMA </w:t>
+      </w:r>
+      <w:proofErr w:type="gramStart"/>
+      <w:r>
+        <w:rPr>
+          <w:rFonts w:asciiTheme="minorBidi" w:hAnsiTheme="minorBidi" w:cstheme="minorBidi"/>
+          <w:b/>
+          <w:bCs/>
+          <w:sz w:val="18"/>
+          <w:szCs w:val="18"/>
+        </w:rPr>
+        <w:t>PRIMERA</w:t>
+      </w:r>
+      <w:r>
+        <w:rPr>
+          <w:rFonts w:asciiTheme="minorBidi" w:hAnsiTheme="minorBidi" w:cstheme="minorBidi"/>
+          <w:sz w:val="18"/>
+          <w:szCs w:val="18"/>
+        </w:rPr>
+        <w:t>.-</w:t>
+      </w:r>
+      <w:proofErr w:type="gramEnd"/>
+      <w:r>
+        <w:rPr>
+          <w:rFonts w:asciiTheme="minorBidi" w:hAnsiTheme="minorBidi" w:cstheme="minorBidi"/>
+          <w:sz w:val="18"/>
+          <w:szCs w:val="18"/>
+        </w:rPr>
+        <w:t xml:space="preserve"> LOS GASTOS NOTARIALES, REGISTRALES QUE ORIGINE EL PERFECCIONAMIENTO DE ESTE CONTRATO, SERÁN DE CUENTA EXCLUSIVA DE </w:t>
+      </w:r>
+      <w:r>
+        <w:rPr>
+          <w:rFonts w:asciiTheme="minorBidi" w:hAnsiTheme="minorBidi" w:cstheme="minorBidi"/>
+          <w:sz w:val="18"/>
+          <w:szCs w:val="18"/>
+        </w:rPr>
+        <w:t>«COMPRADOR»</w:t>
+      </w:r>
+      <w:r>
+        <w:rPr>
+          <w:rFonts w:asciiTheme="minorBidi" w:hAnsiTheme="minorBidi" w:cstheme="minorBidi"/>
+          <w:sz w:val="18"/>
+          <w:szCs w:val="18"/>
+        </w:rPr>
+        <w:t xml:space="preserve">. </w:t>
+      </w:r>
+    </w:p>
+    <w:p>
+      <w:pPr>
+        <w:pStyle w:val="NormalWeb"/>
+        <w:spacing w:before="0" w:beforeAutospacing="0" w:after="0" w:afterAutospacing="0" w:line="336" w:lineRule="auto"/>
+        <w:jc w:val="both"/>
+        <w:rPr>
+          <w:rFonts w:asciiTheme="minorBidi" w:hAnsiTheme="minorBidi" w:cstheme="minorBidi"/>
+          <w:bCs/>
+          <w:sz w:val="18"/>
+          <w:szCs w:val="18"/>
+        </w:rPr>
+      </w:pPr>
+      <w:r>
+        <w:rPr>
+          <w:rFonts w:asciiTheme="minorBidi" w:hAnsiTheme="minorBidi" w:cstheme="minorBidi"/>
+          <w:b/>
+          <w:bCs/>
+          <w:sz w:val="18"/>
+          <w:szCs w:val="18"/>
+        </w:rPr>
+        <w:t>DECIM</w:t>
+      </w:r>
+      <w:r>
+        <w:rPr>
+          <w:rFonts w:asciiTheme="minorBidi" w:hAnsiTheme="minorBidi" w:cstheme="minorBidi"/>
+          <w:b/>
+          <w:bCs/>
+          <w:sz w:val="18"/>
+          <w:szCs w:val="18"/>
+        </w:rPr>
+        <w:t xml:space="preserve">A </w:t>
+      </w:r>
+      <w:proofErr w:type="gramStart"/>
+      <w:r>
+        <w:rPr>
+          <w:rFonts w:asciiTheme="minorBidi" w:hAnsiTheme="minorBidi" w:cstheme="minorBidi"/>
+          <w:b/>
+          <w:bCs/>
+          <w:sz w:val="18"/>
+          <w:szCs w:val="18"/>
+        </w:rPr>
+        <w:t>SEGUNDA</w:t>
+      </w:r>
+      <w:r>
+        <w:rPr>
+          <w:rFonts w:asciiTheme="minorBidi" w:hAnsiTheme="minorBidi" w:cstheme="minorBidi"/>
+          <w:sz w:val="18"/>
+          <w:szCs w:val="18"/>
+        </w:rPr>
+        <w:t>.-</w:t>
+      </w:r>
+      <w:proofErr w:type="gramEnd"/>
+      <w:r>
+        <w:rPr>
+          <w:rFonts w:asciiTheme="minorBidi" w:hAnsiTheme="minorBidi" w:cstheme="minorBidi"/>
+          <w:sz w:val="18"/>
+          <w:szCs w:val="18"/>
+        </w:rPr>
+        <w:t xml:space="preserve"> </w:t>
+      </w:r>
+      <w:r>
+        <w:rPr>
+          <w:rFonts w:asciiTheme="minorBidi" w:hAnsiTheme="minorBidi" w:cstheme="minorBidi"/>
+          <w:b/>
+          <w:bCs/>
+          <w:sz w:val="18"/>
+          <w:szCs w:val="18"/>
+          <w:u w:val="single"/>
+        </w:rPr>
+        <w:t xml:space="preserve">SOLUCION DE CONFLICTOS </w:t>
+      </w:r>
+    </w:p>
+    <w:p>
+      <w:pPr>
+        <w:pStyle w:val="NormalWeb"/>
+        <w:spacing w:before="0" w:beforeAutospacing="0" w:after="0" w:afterAutospacing="0" w:line="336" w:lineRule="auto"/>
+        <w:jc w:val="both"/>
+        <w:rPr>
+          <w:rFonts w:asciiTheme="minorBidi" w:hAnsiTheme="minorBidi" w:cstheme="minorBidi"/>
+          <w:sz w:val="18"/>
+          <w:szCs w:val="18"/>
+        </w:rPr>
+      </w:pPr>
+      <w:r>
+        <w:rPr>
+          <w:rFonts w:asciiTheme="minorBidi" w:hAnsiTheme="minorBidi" w:cstheme="minorBidi"/>
+          <w:bCs/>
+          <w:sz w:val="18"/>
+          <w:szCs w:val="18"/>
+        </w:rPr>
+        <w:t xml:space="preserve">PARA EFECTOS DE CUALQUIER CONTROVERSIA QUE SE GENERE CON MOTIVO DE LA CELEBRACIÓN Y EJECUCIÓN DEL PRESENTE CONTRATO, LAS PARTES SE SOMETEN A LA COMPETENCIA TERRITORIAL DE LOS JUECES Y TRIBUNALES DE LA CIUDAD DE TRUJILLO, </w:t>
+      </w:r>
+      <w:r>
+        <w:rPr>
+          <w:rFonts w:asciiTheme="minorBidi" w:hAnsiTheme="minorBidi" w:cstheme="minorBidi"/>
+          <w:bCs/>
+          <w:sz w:val="18"/>
+          <w:szCs w:val="18"/>
+        </w:rPr>
         <w:lastRenderedPageBreak/>
-        <w:t>CONTADOS A PARTIR DEL DÍA SIGUIENTE DE VENCIDO EL PLAZO SEÑALADO EN EL PÁRRAFO</w:t>
-      </w:r>
-      <w:r>
-        <w:rPr>
-          <w:rFonts w:asciiTheme="minorBidi" w:hAnsiTheme="minorBidi" w:cstheme="minorBidi"/>
-          <w:sz w:val="18"/>
-          <w:szCs w:val="18"/>
-        </w:rPr>
-        <w:t xml:space="preserve"> </w:t>
-      </w:r>
-      <w:r>
-        <w:rPr>
-          <w:rFonts w:asciiTheme="minorBidi" w:hAnsiTheme="minorBidi" w:cstheme="minorBidi"/>
-          <w:sz w:val="18"/>
-          <w:szCs w:val="18"/>
-        </w:rPr>
-        <w:t>ANTERIOR.</w:t>
-      </w:r>
-      <w:r>
-        <w:rPr>
-          <w:rFonts w:asciiTheme="minorBidi" w:hAnsiTheme="minorBidi" w:cstheme="minorBidi"/>
-          <w:sz w:val="18"/>
-          <w:szCs w:val="18"/>
-        </w:rPr>
-        <w:t xml:space="preserve"> </w:t>
+        <w:t xml:space="preserve">SEÑALANDO COMO SUS DOMICILIOS LOS CONSIGNADOS EN LAS ESPECIFICACIONES GENERALES DEL PRESENTE DOCUMENTO, EN DONDE SE LES HARÁ LLEGAR TODAS LAS COMUNICACIONES RELACIONADAS CON ESTE CONTRATO. EL CAMBIO DE DOMICILIO DE CUALQUIERA DE LAS PARTES SURTIRÁ EFECTO RESPECTO DE LA OTRA DESDE LA FECHA EN QUE SE LE COMUNIQUE NOTARIALMENTE DICHO CAMBIO. </w:t>
       </w:r>
     </w:p>
     <w:p>
       <w:pPr>
         <w:pStyle w:val="NormalWeb"/>
-        <w:spacing w:before="0" w:beforeAutospacing="0" w:after="0" w:afterAutospacing="0" w:line="324" w:lineRule="auto"/>
+        <w:spacing w:before="0" w:beforeAutospacing="0" w:after="0" w:afterAutospacing="0" w:line="336" w:lineRule="auto"/>
         <w:jc w:val="both"/>
         <w:rPr>
           <w:rFonts w:asciiTheme="minorBidi" w:hAnsiTheme="minorBidi" w:cstheme="minorBidi"/>
@@ -2320,6 +3411,16 @@
           <w:szCs w:val="18"/>
         </w:rPr>
       </w:pPr>
+      <w:r>
+        <w:rPr>
+          <w:rFonts w:asciiTheme="minorBidi" w:hAnsiTheme="minorBidi" w:cstheme="minorBidi"/>
+          <w:b/>
+          <w:bCs/>
+          <w:sz w:val="18"/>
+          <w:szCs w:val="18"/>
+        </w:rPr>
+        <w:t xml:space="preserve">DECIMO </w:t>
+      </w:r>
       <w:proofErr w:type="gramStart"/>
       <w:r>
         <w:rPr>
@@ -2329,7 +3430,7 @@
           <w:sz w:val="18"/>
           <w:szCs w:val="18"/>
         </w:rPr>
-        <w:t>SETIMA</w:t>
+        <w:t>TERCERA</w:t>
       </w:r>
       <w:r>
         <w:rPr>
@@ -2346,57 +3447,21 @@
           <w:sz w:val="18"/>
           <w:szCs w:val="18"/>
         </w:rPr>
-        <w:t xml:space="preserve"> </w:t>
-      </w:r>
-      <w:r>
-        <w:rPr>
-          <w:rFonts w:asciiTheme="minorBidi" w:hAnsiTheme="minorBidi" w:cstheme="minorBidi"/>
-          <w:sz w:val="18"/>
-          <w:szCs w:val="18"/>
-        </w:rPr>
-        <w:t xml:space="preserve">AL MOMENTO DE CELEBRAR EL PRESENTE CONTRATO, </w:t>
-      </w:r>
-      <w:r>
-        <w:rPr>
-          <w:rFonts w:ascii="Arial" w:hAnsi="Arial" w:cs="Arial"/>
-          <w:b/>
-          <w:bCs/>
-          <w:sz w:val="18"/>
-          <w:szCs w:val="18"/>
-        </w:rPr>
-        <w:t>LOS COMPRADORES</w:t>
-      </w:r>
-      <w:r>
-        <w:rPr>
-          <w:rFonts w:asciiTheme="minorBidi" w:hAnsiTheme="minorBidi" w:cstheme="minorBidi"/>
-          <w:b/>
-          <w:bCs/>
-          <w:sz w:val="18"/>
-          <w:szCs w:val="18"/>
-        </w:rPr>
-        <w:t xml:space="preserve"> </w:t>
-      </w:r>
-      <w:r>
-        <w:rPr>
-          <w:rFonts w:asciiTheme="minorBidi" w:hAnsiTheme="minorBidi" w:cstheme="minorBidi"/>
-          <w:sz w:val="18"/>
-          <w:szCs w:val="18"/>
-        </w:rPr>
-        <w:t>DECLARA EN FORMA EXPRESA TENER PERFECTO CONOCIMIENTO DEL ESTADO Y SITUACIÓN EN LA QUE SE ENCUENTRA EL TÍTULO DE PROPIEDAD DEL INMUEBLE MATERIA DE VENTA.</w:t>
-      </w:r>
-      <w:r>
-        <w:rPr>
-          <w:rFonts w:asciiTheme="minorBidi" w:hAnsiTheme="minorBidi" w:cstheme="minorBidi"/>
-          <w:sz w:val="18"/>
-          <w:szCs w:val="18"/>
-        </w:rPr>
-        <w:t xml:space="preserve"> </w:t>
+        <w:t xml:space="preserve"> AMBAS PARTES CONTRATANTES DEBIDAMENTE ENTERADAS DE LAS CLÁUSULAS Y ESTIPULACIONES DEL PRESENTE CONTRATO LO ACEPTAN EN TODAS Y CADA UNA DE SUS PARTES OBLIGÁNDOSE A SU FIEL Y ESTRICTO CUMPLIMIENTO, SUSCRIBIENDO EL PRESENTE</w:t>
+      </w:r>
+      <w:r>
+        <w:rPr>
+          <w:rFonts w:asciiTheme="minorBidi" w:hAnsiTheme="minorBidi" w:cstheme="minorBidi"/>
+          <w:sz w:val="18"/>
+          <w:szCs w:val="18"/>
+        </w:rPr>
+        <w:t xml:space="preserve">. </w:t>
       </w:r>
     </w:p>
     <w:p>
       <w:pPr>
         <w:pStyle w:val="NormalWeb"/>
-        <w:spacing w:before="0" w:beforeAutospacing="0" w:after="0" w:afterAutospacing="0" w:line="324" w:lineRule="auto"/>
+        <w:spacing w:before="0" w:beforeAutospacing="0" w:after="0" w:afterAutospacing="0" w:line="336" w:lineRule="auto"/>
         <w:jc w:val="both"/>
         <w:rPr>
           <w:rFonts w:asciiTheme="minorBidi" w:hAnsiTheme="minorBidi" w:cstheme="minorBidi"/>
@@ -2404,127 +3469,35 @@
           <w:szCs w:val="18"/>
         </w:rPr>
       </w:pPr>
-      <w:proofErr w:type="gramStart"/>
-      <w:r>
-        <w:rPr>
-          <w:rFonts w:asciiTheme="minorBidi" w:hAnsiTheme="minorBidi" w:cstheme="minorBidi"/>
-          <w:b/>
-          <w:bCs/>
-          <w:sz w:val="18"/>
-          <w:szCs w:val="18"/>
-        </w:rPr>
-        <w:t>OCTAVA</w:t>
-      </w:r>
-      <w:r>
-        <w:rPr>
-          <w:rFonts w:asciiTheme="minorBidi" w:hAnsiTheme="minorBidi" w:cstheme="minorBidi"/>
-          <w:sz w:val="18"/>
-          <w:szCs w:val="18"/>
-        </w:rPr>
-        <w:t>.-</w:t>
-      </w:r>
-      <w:proofErr w:type="gramEnd"/>
-      <w:r>
-        <w:rPr>
-          <w:rFonts w:asciiTheme="minorBidi" w:hAnsiTheme="minorBidi" w:cstheme="minorBidi"/>
-          <w:sz w:val="18"/>
-          <w:szCs w:val="18"/>
-        </w:rPr>
-        <w:t xml:space="preserve"> </w:t>
-      </w:r>
-      <w:r>
-        <w:rPr>
-          <w:rFonts w:asciiTheme="minorBidi" w:hAnsiTheme="minorBidi" w:cstheme="minorBidi"/>
-          <w:sz w:val="18"/>
-          <w:szCs w:val="18"/>
-        </w:rPr>
-        <w:t>DEL CUMPLIMIENTO DE LA CONDICION Y DERECHOS QUE COMPRENDEN LA VENTA.</w:t>
-      </w:r>
-      <w:r>
-        <w:rPr>
-          <w:rFonts w:asciiTheme="minorBidi" w:hAnsiTheme="minorBidi" w:cstheme="minorBidi"/>
-          <w:sz w:val="18"/>
-          <w:szCs w:val="18"/>
-        </w:rPr>
-        <w:t xml:space="preserve"> </w:t>
-      </w:r>
-      <w:r>
-        <w:rPr>
-          <w:rFonts w:asciiTheme="minorBidi" w:hAnsiTheme="minorBidi" w:cstheme="minorBidi"/>
-          <w:sz w:val="18"/>
-          <w:szCs w:val="18"/>
-        </w:rPr>
-        <w:t>LA COMPRAVENTA</w:t>
-      </w:r>
-      <w:r>
-        <w:rPr>
-          <w:rFonts w:asciiTheme="minorBidi" w:hAnsiTheme="minorBidi" w:cstheme="minorBidi"/>
-          <w:sz w:val="18"/>
-          <w:szCs w:val="18"/>
-        </w:rPr>
-        <w:t xml:space="preserve"> SURTIRÁ TODOS SUS EFECTOS, UNA VEZ ACREDITADA LA </w:t>
-      </w:r>
-      <w:r>
-        <w:rPr>
-          <w:rFonts w:asciiTheme="minorBidi" w:hAnsiTheme="minorBidi" w:cstheme="minorBidi"/>
-          <w:sz w:val="18"/>
-          <w:szCs w:val="18"/>
-        </w:rPr>
-        <w:t xml:space="preserve">INDEPENDIZACION </w:t>
-      </w:r>
-      <w:r>
-        <w:rPr>
-          <w:rFonts w:asciiTheme="minorBidi" w:hAnsiTheme="minorBidi" w:cstheme="minorBidi"/>
-          <w:sz w:val="18"/>
-          <w:szCs w:val="18"/>
-        </w:rPr>
-        <w:t>DEL INMUEBLE EN LOS REGISTROS PUBLICOS</w:t>
-      </w:r>
-      <w:r>
-        <w:rPr>
-          <w:rFonts w:asciiTheme="minorBidi" w:hAnsiTheme="minorBidi" w:cstheme="minorBidi"/>
-          <w:sz w:val="18"/>
-          <w:szCs w:val="18"/>
-        </w:rPr>
-        <w:t>;</w:t>
-      </w:r>
-      <w:r>
-        <w:rPr>
-          <w:rFonts w:asciiTheme="minorBidi" w:hAnsiTheme="minorBidi" w:cstheme="minorBidi"/>
-          <w:sz w:val="18"/>
-          <w:szCs w:val="18"/>
-        </w:rPr>
-        <w:t xml:space="preserve"> DICHA TRANSFERENCIA DE PROPIEDAD, COMPRENDERA TODOS LOS DERECHOS INHERENTES A ÉSTA (ENTRADAS, SALIDAS, </w:t>
-      </w:r>
-      <w:r>
-        <w:rPr>
-          <w:rFonts w:asciiTheme="minorBidi" w:hAnsiTheme="minorBidi" w:cstheme="minorBidi"/>
-          <w:sz w:val="18"/>
-          <w:szCs w:val="18"/>
-        </w:rPr>
-        <w:t xml:space="preserve">AIRES, </w:t>
-      </w:r>
-      <w:r>
-        <w:rPr>
-          <w:rFonts w:asciiTheme="minorBidi" w:hAnsiTheme="minorBidi" w:cstheme="minorBidi"/>
-          <w:sz w:val="18"/>
-          <w:szCs w:val="18"/>
-        </w:rPr>
-        <w:t>USOS, COSTUMBRES, SERVIDUMBRES) Y TODO CUANTO DE HECHO O POR DERECHO LE CORRESPONDE Y ES INHERENTE A AQUELLO QUE SE VENDE, SIN RESERVA NI LIMITACIÓN ALGUNA.</w:t>
-      </w:r>
-      <w:r>
-        <w:rPr>
-          <w:rFonts w:asciiTheme="minorBidi" w:hAnsiTheme="minorBidi" w:cstheme="minorBidi"/>
-          <w:sz w:val="18"/>
-          <w:szCs w:val="18"/>
-        </w:rPr>
-        <w:t xml:space="preserve"> </w:t>
+      <w:r>
+        <w:rPr>
+          <w:rFonts w:asciiTheme="minorBidi" w:hAnsiTheme="minorBidi" w:cstheme="minorBidi"/>
+          <w:sz w:val="18"/>
+          <w:szCs w:val="18"/>
+        </w:rPr>
+        <w:t>TRUJILLO, «</w:t>
+      </w:r>
+      <w:r>
+        <w:rPr>
+          <w:rFonts w:asciiTheme="minorBidi" w:hAnsiTheme="minorBidi" w:cstheme="minorBidi"/>
+          <w:sz w:val="18"/>
+          <w:szCs w:val="18"/>
+        </w:rPr>
+        <w:t>FECHA</w:t>
+      </w:r>
+      <w:r>
+        <w:rPr>
+          <w:rFonts w:asciiTheme="minorBidi" w:hAnsiTheme="minorBidi" w:cstheme="minorBidi"/>
+          <w:sz w:val="18"/>
+          <w:szCs w:val="18"/>
+        </w:rPr>
+        <w:t>».</w:t>
       </w:r>
     </w:p>
     <w:p>
       <w:pPr>
         <w:pStyle w:val="NormalWeb"/>
-        <w:spacing w:before="0" w:beforeAutospacing="0" w:after="0" w:afterAutospacing="0" w:line="324" w:lineRule="auto"/>
+        <w:spacing w:before="0" w:beforeAutospacing="0" w:after="0" w:afterAutospacing="0" w:line="336" w:lineRule="auto"/>
         <w:jc w:val="both"/>
         <w:rPr>
           <w:rFonts w:asciiTheme="minorBidi" w:hAnsiTheme="minorBidi" w:cstheme="minorBidi"/>
@@ -2532,750 +3505,11 @@
           <w:szCs w:val="18"/>
         </w:rPr>
       </w:pPr>
-      <w:proofErr w:type="gramStart"/>
-      <w:r>
-        <w:rPr>
-          <w:rFonts w:asciiTheme="minorBidi" w:hAnsiTheme="minorBidi" w:cstheme="minorBidi"/>
-          <w:b/>
-          <w:bCs/>
-          <w:sz w:val="18"/>
-          <w:szCs w:val="18"/>
-        </w:rPr>
-        <w:t>NOVENA</w:t>
-      </w:r>
-      <w:r>
-        <w:rPr>
-          <w:rFonts w:asciiTheme="minorBidi" w:hAnsiTheme="minorBidi" w:cstheme="minorBidi"/>
-          <w:sz w:val="18"/>
-          <w:szCs w:val="18"/>
-        </w:rPr>
-        <w:t>.-</w:t>
-      </w:r>
-      <w:proofErr w:type="gramEnd"/>
-      <w:r>
-        <w:rPr>
-          <w:rFonts w:asciiTheme="minorBidi" w:hAnsiTheme="minorBidi" w:cstheme="minorBidi"/>
-          <w:sz w:val="18"/>
-          <w:szCs w:val="18"/>
-        </w:rPr>
-        <w:t xml:space="preserve"> EQUIVALENCIA ENTRE EL PRECIO Y EL BIEN MATERIA DE VENTA: </w:t>
-      </w:r>
     </w:p>
     <w:p>
       <w:pPr>
         <w:pStyle w:val="NormalWeb"/>
-        <w:spacing w:before="0" w:beforeAutospacing="0" w:after="0" w:afterAutospacing="0" w:line="324" w:lineRule="auto"/>
-        <w:jc w:val="both"/>
-        <w:rPr>
-          <w:rFonts w:asciiTheme="minorBidi" w:hAnsiTheme="minorBidi" w:cstheme="minorBidi"/>
-          <w:sz w:val="18"/>
-          <w:szCs w:val="18"/>
-        </w:rPr>
-      </w:pPr>
-      <w:r>
-        <w:rPr>
-          <w:rFonts w:asciiTheme="minorBidi" w:hAnsiTheme="minorBidi" w:cstheme="minorBidi"/>
-          <w:sz w:val="18"/>
-          <w:szCs w:val="18"/>
-        </w:rPr>
-        <w:t>AMBAS PARTES DECLARAN QUE EL PRECIO</w:t>
-      </w:r>
-      <w:r>
-        <w:rPr>
-          <w:rFonts w:asciiTheme="minorBidi" w:hAnsiTheme="minorBidi" w:cstheme="minorBidi"/>
-          <w:sz w:val="18"/>
-          <w:szCs w:val="18"/>
-        </w:rPr>
-        <w:t xml:space="preserve"> </w:t>
-      </w:r>
-      <w:r>
-        <w:rPr>
-          <w:rFonts w:asciiTheme="minorBidi" w:hAnsiTheme="minorBidi" w:cstheme="minorBidi"/>
-          <w:sz w:val="18"/>
-          <w:szCs w:val="18"/>
-        </w:rPr>
-        <w:t>ES EL JUSTO Y EQUIVALENTE AL BIEN FUTURO MATERIA DE VENTA, POR LO QUE SE EFECTUAN MUTUA Y RECIPROCA DONACION EN CASO DE EXISTIR EXCESO,</w:t>
-      </w:r>
-      <w:r>
-        <w:rPr>
-          <w:rFonts w:asciiTheme="minorBidi" w:hAnsiTheme="minorBidi" w:cstheme="minorBidi"/>
-          <w:sz w:val="18"/>
-          <w:szCs w:val="18"/>
-        </w:rPr>
-        <w:t xml:space="preserve"> </w:t>
-      </w:r>
-      <w:r>
-        <w:rPr>
-          <w:rFonts w:asciiTheme="minorBidi" w:hAnsiTheme="minorBidi" w:cstheme="minorBidi"/>
-          <w:sz w:val="18"/>
-          <w:szCs w:val="18"/>
-        </w:rPr>
-        <w:t>EN ESE SENTIDO NO HABRÁ LUGAR A REEMBOLSO NI COMPENSACIÓN POR NINGUNA DE LAS PARTES SI EL INMUEBLE DE QUE SE TRATA TUVIERE DENTRO DE SUS LINDEROS MAYOR O MENOR EXTENSIÓN/ES DE LO QUE SE INDIQUE EN LA PARTIDA REGISTRAL DONDE SE INSCRIBA EL MISMO UNA VEZ CONCLUIDA LA EDIFICACIÓN. LAS PARTES ACUERDAN QUE LA VARIACIÓN DEL AREA DE EL INMUEBLE SE REALIZARÁ Y REGULARÁ CONFORME AL ORDENAMIENTO JURÍDICO NACIONAL.</w:t>
-      </w:r>
-      <w:r>
-        <w:rPr>
-          <w:rFonts w:asciiTheme="minorBidi" w:hAnsiTheme="minorBidi" w:cstheme="minorBidi"/>
-          <w:sz w:val="18"/>
-          <w:szCs w:val="18"/>
-        </w:rPr>
-        <w:t xml:space="preserve"> </w:t>
-      </w:r>
-    </w:p>
-    <w:p>
-      <w:pPr>
-        <w:pStyle w:val="NormalWeb"/>
-        <w:spacing w:before="0" w:beforeAutospacing="0" w:after="0" w:afterAutospacing="0" w:line="324" w:lineRule="auto"/>
-        <w:jc w:val="both"/>
-        <w:rPr>
-          <w:rFonts w:asciiTheme="minorBidi" w:hAnsiTheme="minorBidi" w:cstheme="minorBidi"/>
-          <w:sz w:val="18"/>
-          <w:szCs w:val="18"/>
-        </w:rPr>
-      </w:pPr>
-      <w:proofErr w:type="gramStart"/>
-      <w:r>
-        <w:rPr>
-          <w:rFonts w:asciiTheme="minorBidi" w:hAnsiTheme="minorBidi" w:cstheme="minorBidi"/>
-          <w:b/>
-          <w:bCs/>
-          <w:sz w:val="18"/>
-          <w:szCs w:val="18"/>
-        </w:rPr>
-        <w:t>DECIMA</w:t>
-      </w:r>
-      <w:r>
-        <w:rPr>
-          <w:rFonts w:asciiTheme="minorBidi" w:hAnsiTheme="minorBidi" w:cstheme="minorBidi"/>
-          <w:sz w:val="18"/>
-          <w:szCs w:val="18"/>
-        </w:rPr>
-        <w:t>.-</w:t>
-      </w:r>
-      <w:proofErr w:type="gramEnd"/>
-      <w:r>
-        <w:rPr>
-          <w:rFonts w:asciiTheme="minorBidi" w:hAnsiTheme="minorBidi" w:cstheme="minorBidi"/>
-          <w:sz w:val="18"/>
-          <w:szCs w:val="18"/>
-        </w:rPr>
-        <w:t xml:space="preserve"> DECLARACION DE LAS PARTES:</w:t>
-      </w:r>
-      <w:r>
-        <w:rPr>
-          <w:rFonts w:asciiTheme="minorBidi" w:hAnsiTheme="minorBidi" w:cstheme="minorBidi"/>
-          <w:sz w:val="18"/>
-          <w:szCs w:val="18"/>
-        </w:rPr>
-        <w:t xml:space="preserve"> </w:t>
-      </w:r>
-      <w:r>
-        <w:rPr>
-          <w:rFonts w:asciiTheme="minorBidi" w:hAnsiTheme="minorBidi" w:cstheme="minorBidi"/>
-          <w:sz w:val="18"/>
-          <w:szCs w:val="18"/>
-        </w:rPr>
-        <w:t xml:space="preserve"> </w:t>
-      </w:r>
-    </w:p>
-    <w:p>
-      <w:pPr>
-        <w:pStyle w:val="NormalWeb"/>
-        <w:spacing w:before="0" w:beforeAutospacing="0" w:after="0" w:afterAutospacing="0" w:line="324" w:lineRule="auto"/>
-        <w:jc w:val="both"/>
-        <w:rPr>
-          <w:rFonts w:asciiTheme="minorBidi" w:hAnsiTheme="minorBidi" w:cstheme="minorBidi"/>
-          <w:sz w:val="18"/>
-          <w:szCs w:val="18"/>
-        </w:rPr>
-      </w:pPr>
-      <w:r>
-        <w:rPr>
-          <w:rFonts w:asciiTheme="minorBidi" w:hAnsiTheme="minorBidi" w:cstheme="minorBidi"/>
-          <w:sz w:val="18"/>
-          <w:szCs w:val="18"/>
-        </w:rPr>
-        <w:t>10</w:t>
-      </w:r>
-      <w:r>
-        <w:rPr>
-          <w:rFonts w:asciiTheme="minorBidi" w:hAnsiTheme="minorBidi" w:cstheme="minorBidi"/>
-          <w:sz w:val="18"/>
-          <w:szCs w:val="18"/>
-        </w:rPr>
-        <w:t>.1.- LAS PARTES DECLARAN CONOCER Y RESPETAR LO PREVISTO Y DISPUESTO EN EL DECRETO LEGISLATIVO N°776 PUBLICADO EL DÍA 31 DE DICIEMBRE DE 1993 EN EL DIARIO OFICIAL EL PERUANO, EN TAL SENTIDO DEJAN</w:t>
-      </w:r>
-      <w:r>
-        <w:rPr>
-          <w:rFonts w:asciiTheme="minorBidi" w:hAnsiTheme="minorBidi" w:cstheme="minorBidi"/>
-          <w:sz w:val="18"/>
-          <w:szCs w:val="18"/>
-        </w:rPr>
-        <w:t xml:space="preserve"> </w:t>
-      </w:r>
-      <w:r>
-        <w:rPr>
-          <w:rFonts w:asciiTheme="minorBidi" w:hAnsiTheme="minorBidi" w:cstheme="minorBidi"/>
-          <w:sz w:val="18"/>
-          <w:szCs w:val="18"/>
-        </w:rPr>
-        <w:t>CONSTANCIA QUE.</w:t>
-      </w:r>
-      <w:r>
-        <w:rPr>
-          <w:rFonts w:asciiTheme="minorBidi" w:hAnsiTheme="minorBidi" w:cstheme="minorBidi"/>
-          <w:sz w:val="18"/>
-          <w:szCs w:val="18"/>
-        </w:rPr>
-        <w:t xml:space="preserve"> </w:t>
-      </w:r>
-    </w:p>
-    <w:p>
-      <w:pPr>
-        <w:pStyle w:val="NormalWeb"/>
-        <w:spacing w:before="0" w:beforeAutospacing="0" w:after="0" w:afterAutospacing="0" w:line="324" w:lineRule="auto"/>
-        <w:jc w:val="both"/>
-        <w:rPr>
-          <w:rFonts w:asciiTheme="minorBidi" w:hAnsiTheme="minorBidi" w:cstheme="minorBidi"/>
-          <w:sz w:val="18"/>
-          <w:szCs w:val="18"/>
-        </w:rPr>
-      </w:pPr>
-      <w:r>
-        <w:rPr>
-          <w:rFonts w:asciiTheme="minorBidi" w:hAnsiTheme="minorBidi" w:cstheme="minorBidi"/>
-          <w:sz w:val="18"/>
-          <w:szCs w:val="18"/>
-        </w:rPr>
-        <w:t>10</w:t>
-      </w:r>
-      <w:r>
-        <w:rPr>
-          <w:rFonts w:asciiTheme="minorBidi" w:hAnsiTheme="minorBidi" w:cstheme="minorBidi"/>
-          <w:sz w:val="18"/>
-          <w:szCs w:val="18"/>
-        </w:rPr>
-        <w:t xml:space="preserve">.1.1- CON RELACIÓN AL IMPUESTO PREDIAL </w:t>
-      </w:r>
-      <w:r>
-        <w:rPr>
-          <w:rFonts w:asciiTheme="minorBidi" w:hAnsiTheme="minorBidi" w:cstheme="minorBidi"/>
-          <w:sz w:val="18"/>
-          <w:szCs w:val="18"/>
-        </w:rPr>
-        <w:t>LOS COMPRADORES</w:t>
-      </w:r>
-      <w:r>
-        <w:rPr>
-          <w:rFonts w:asciiTheme="minorBidi" w:hAnsiTheme="minorBidi" w:cstheme="minorBidi"/>
-          <w:sz w:val="18"/>
-          <w:szCs w:val="18"/>
-        </w:rPr>
-        <w:t xml:space="preserve"> </w:t>
-      </w:r>
-      <w:r>
-        <w:rPr>
-          <w:rFonts w:asciiTheme="minorBidi" w:hAnsiTheme="minorBidi" w:cstheme="minorBidi"/>
-          <w:sz w:val="18"/>
-          <w:szCs w:val="18"/>
-        </w:rPr>
-        <w:t>ASUMIRÁ LA CONDICIÓN DE CONTRIBUYENTE A PARTIR DEL AÑO SIGUIENTE DE CELEBRADO EL PRESENTE CONTRATO DEFINITIVO, SIENDO CUALQUIER MONTO CORRESPONDIENTE A ESTE IMPUESTO POR PERIODOS ANTERIORES RESPONSABILIDAD DE LA VENDEDORA.</w:t>
-      </w:r>
-      <w:r>
-        <w:rPr>
-          <w:rFonts w:asciiTheme="minorBidi" w:hAnsiTheme="minorBidi" w:cstheme="minorBidi"/>
-          <w:sz w:val="18"/>
-          <w:szCs w:val="18"/>
-        </w:rPr>
-        <w:t xml:space="preserve"> </w:t>
-      </w:r>
-    </w:p>
-    <w:p>
-      <w:pPr>
-        <w:pStyle w:val="NormalWeb"/>
-        <w:spacing w:before="0" w:beforeAutospacing="0" w:after="0" w:afterAutospacing="0" w:line="324" w:lineRule="auto"/>
-        <w:jc w:val="both"/>
-        <w:rPr>
-          <w:rFonts w:asciiTheme="minorBidi" w:hAnsiTheme="minorBidi" w:cstheme="minorBidi"/>
-          <w:sz w:val="18"/>
-          <w:szCs w:val="18"/>
-        </w:rPr>
-      </w:pPr>
-      <w:r>
-        <w:rPr>
-          <w:rFonts w:asciiTheme="minorBidi" w:hAnsiTheme="minorBidi" w:cstheme="minorBidi"/>
-          <w:sz w:val="18"/>
-          <w:szCs w:val="18"/>
-        </w:rPr>
-        <w:t>10</w:t>
-      </w:r>
-      <w:r>
-        <w:rPr>
-          <w:rFonts w:asciiTheme="minorBidi" w:hAnsiTheme="minorBidi" w:cstheme="minorBidi"/>
-          <w:sz w:val="18"/>
-          <w:szCs w:val="18"/>
-        </w:rPr>
-        <w:t xml:space="preserve">.1.2.- CORRESPONDE A </w:t>
-      </w:r>
-      <w:r>
-        <w:rPr>
-          <w:rFonts w:asciiTheme="minorBidi" w:hAnsiTheme="minorBidi" w:cstheme="minorBidi"/>
-          <w:sz w:val="18"/>
-          <w:szCs w:val="18"/>
-        </w:rPr>
-        <w:t>LOS COMPRADORES</w:t>
-      </w:r>
-      <w:r>
-        <w:rPr>
-          <w:rFonts w:asciiTheme="minorBidi" w:hAnsiTheme="minorBidi" w:cstheme="minorBidi"/>
-          <w:sz w:val="18"/>
-          <w:szCs w:val="18"/>
-        </w:rPr>
-        <w:t xml:space="preserve"> </w:t>
-      </w:r>
-      <w:r>
-        <w:rPr>
-          <w:rFonts w:asciiTheme="minorBidi" w:hAnsiTheme="minorBidi" w:cstheme="minorBidi"/>
-          <w:sz w:val="18"/>
-          <w:szCs w:val="18"/>
-        </w:rPr>
-        <w:t>EL PAGO DE IMPUESTO DE ALCABALA AL QUE HUBIERE LUGAR</w:t>
-      </w:r>
-      <w:r>
-        <w:rPr>
-          <w:rFonts w:asciiTheme="minorBidi" w:hAnsiTheme="minorBidi" w:cstheme="minorBidi"/>
-          <w:sz w:val="18"/>
-          <w:szCs w:val="18"/>
-        </w:rPr>
-        <w:t xml:space="preserve">. </w:t>
-      </w:r>
-    </w:p>
-    <w:p>
-      <w:pPr>
-        <w:pStyle w:val="NormalWeb"/>
-        <w:spacing w:before="0" w:beforeAutospacing="0" w:after="0" w:afterAutospacing="0" w:line="324" w:lineRule="auto"/>
-        <w:jc w:val="both"/>
-        <w:rPr>
-          <w:rFonts w:asciiTheme="minorBidi" w:hAnsiTheme="minorBidi" w:cstheme="minorBidi"/>
-          <w:sz w:val="18"/>
-          <w:szCs w:val="18"/>
-        </w:rPr>
-      </w:pPr>
-      <w:r>
-        <w:rPr>
-          <w:rFonts w:asciiTheme="minorBidi" w:hAnsiTheme="minorBidi" w:cstheme="minorBidi"/>
-          <w:sz w:val="18"/>
-          <w:szCs w:val="18"/>
-        </w:rPr>
-        <w:t>10</w:t>
-      </w:r>
-      <w:r>
-        <w:rPr>
-          <w:rFonts w:asciiTheme="minorBidi" w:hAnsiTheme="minorBidi" w:cstheme="minorBidi"/>
-          <w:sz w:val="18"/>
-          <w:szCs w:val="18"/>
-        </w:rPr>
-        <w:t>.2.- LA VENDEDORA SE OBLIGA TRAMITAR LAS CONSTANCIAS DE NO ADEUDOS DEL IMPUESTO PREDIAL CORRESPONDIENTE AL AÑO DE LA TRANSFERENCIA</w:t>
-      </w:r>
-      <w:r>
-        <w:rPr>
-          <w:rFonts w:asciiTheme="minorBidi" w:hAnsiTheme="minorBidi" w:cstheme="minorBidi"/>
-          <w:sz w:val="18"/>
-          <w:szCs w:val="18"/>
-        </w:rPr>
-        <w:t xml:space="preserve">. </w:t>
-      </w:r>
-    </w:p>
-    <w:p>
-      <w:pPr>
-        <w:pStyle w:val="NormalWeb"/>
-        <w:spacing w:before="0" w:beforeAutospacing="0" w:after="0" w:afterAutospacing="0" w:line="324" w:lineRule="auto"/>
-        <w:jc w:val="both"/>
-        <w:rPr>
-          <w:rFonts w:asciiTheme="minorBidi" w:hAnsiTheme="minorBidi" w:cstheme="minorBidi"/>
-          <w:sz w:val="18"/>
-          <w:szCs w:val="18"/>
-        </w:rPr>
-      </w:pPr>
-      <w:r>
-        <w:rPr>
-          <w:rFonts w:asciiTheme="minorBidi" w:hAnsiTheme="minorBidi" w:cstheme="minorBidi"/>
-          <w:sz w:val="18"/>
-          <w:szCs w:val="18"/>
-        </w:rPr>
-        <w:t>10</w:t>
-      </w:r>
-      <w:r>
-        <w:rPr>
-          <w:rFonts w:asciiTheme="minorBidi" w:hAnsiTheme="minorBidi" w:cstheme="minorBidi"/>
-          <w:sz w:val="18"/>
-          <w:szCs w:val="18"/>
-        </w:rPr>
-        <w:t xml:space="preserve">.3.- LA VENDEDORA, DECLARA QUE SOBRE EL INMUEBLE QUE ENAJENA NO PESA HIPOTECA, CARGA, GRAVAMEN, MEDIDA JUDICIAL O EXTRAJUDICIAL QUE LIMITE SU LIBRE DISPOSICIÓN, NO </w:t>
-      </w:r>
-      <w:r>
-        <w:rPr>
-          <w:rFonts w:asciiTheme="minorBidi" w:hAnsiTheme="minorBidi" w:cstheme="minorBidi"/>
-          <w:sz w:val="18"/>
-          <w:szCs w:val="18"/>
-        </w:rPr>
-        <w:t>OBSTANTE,</w:t>
-      </w:r>
-      <w:r>
-        <w:rPr>
-          <w:rFonts w:asciiTheme="minorBidi" w:hAnsiTheme="minorBidi" w:cstheme="minorBidi"/>
-          <w:sz w:val="18"/>
-          <w:szCs w:val="18"/>
-        </w:rPr>
-        <w:t xml:space="preserve"> ELLO SE OBLIGA AL</w:t>
-      </w:r>
-      <w:r>
-        <w:rPr>
-          <w:rFonts w:asciiTheme="minorBidi" w:hAnsiTheme="minorBidi" w:cstheme="minorBidi"/>
-          <w:sz w:val="18"/>
-          <w:szCs w:val="18"/>
-        </w:rPr>
-        <w:t xml:space="preserve"> </w:t>
-      </w:r>
-      <w:r>
-        <w:rPr>
-          <w:rFonts w:asciiTheme="minorBidi" w:hAnsiTheme="minorBidi" w:cstheme="minorBidi"/>
-          <w:sz w:val="18"/>
-          <w:szCs w:val="18"/>
-        </w:rPr>
-        <w:t>SANEAMIENTO DE LEY</w:t>
-      </w:r>
-      <w:r>
-        <w:rPr>
-          <w:rFonts w:asciiTheme="minorBidi" w:hAnsiTheme="minorBidi" w:cstheme="minorBidi"/>
-          <w:sz w:val="18"/>
-          <w:szCs w:val="18"/>
-        </w:rPr>
-        <w:t xml:space="preserve">. </w:t>
-      </w:r>
-    </w:p>
-    <w:p>
-      <w:pPr>
-        <w:pStyle w:val="NormalWeb"/>
-        <w:spacing w:before="0" w:beforeAutospacing="0" w:after="0" w:afterAutospacing="0" w:line="324" w:lineRule="auto"/>
-        <w:jc w:val="both"/>
-        <w:rPr>
-          <w:rFonts w:asciiTheme="minorBidi" w:hAnsiTheme="minorBidi" w:cstheme="minorBidi"/>
-          <w:sz w:val="18"/>
-          <w:szCs w:val="18"/>
-        </w:rPr>
-      </w:pPr>
-      <w:r>
-        <w:rPr>
-          <w:rFonts w:asciiTheme="minorBidi" w:hAnsiTheme="minorBidi" w:cstheme="minorBidi"/>
-          <w:sz w:val="18"/>
-          <w:szCs w:val="18"/>
-        </w:rPr>
-        <w:t>10</w:t>
-      </w:r>
-      <w:r>
-        <w:rPr>
-          <w:rFonts w:asciiTheme="minorBidi" w:hAnsiTheme="minorBidi" w:cstheme="minorBidi"/>
-          <w:sz w:val="18"/>
-          <w:szCs w:val="18"/>
-        </w:rPr>
-        <w:t>.4.- AMBAS PARTES, DECLARAN QUE CELEBRAN EL PRESENTE CONTRATO VOLUNTARIAMENTE Y SIN COACCION ALGUNA Y QUE NO HA MEDIADO ERROR, DOLO, SIMULACION O VICIO ALGUNO QUE PUDIERA INVALIDAR EL ACTO.</w:t>
-      </w:r>
-      <w:r>
-        <w:rPr>
-          <w:rFonts w:asciiTheme="minorBidi" w:hAnsiTheme="minorBidi" w:cstheme="minorBidi"/>
-          <w:sz w:val="18"/>
-          <w:szCs w:val="18"/>
-        </w:rPr>
-        <w:t xml:space="preserve"> </w:t>
-      </w:r>
-    </w:p>
-    <w:p>
-      <w:pPr>
-        <w:pStyle w:val="NormalWeb"/>
-        <w:spacing w:before="0" w:beforeAutospacing="0" w:after="0" w:afterAutospacing="0" w:line="324" w:lineRule="auto"/>
-        <w:jc w:val="both"/>
-        <w:rPr>
-          <w:rFonts w:asciiTheme="minorBidi" w:hAnsiTheme="minorBidi" w:cstheme="minorBidi"/>
-          <w:sz w:val="18"/>
-          <w:szCs w:val="18"/>
-        </w:rPr>
-      </w:pPr>
-      <w:r>
-        <w:rPr>
-          <w:rFonts w:asciiTheme="minorBidi" w:hAnsiTheme="minorBidi" w:cstheme="minorBidi"/>
-          <w:b/>
-          <w:bCs/>
-          <w:sz w:val="18"/>
-          <w:szCs w:val="18"/>
-        </w:rPr>
-        <w:t xml:space="preserve">DECIMA </w:t>
-      </w:r>
-      <w:proofErr w:type="gramStart"/>
-      <w:r>
-        <w:rPr>
-          <w:rFonts w:asciiTheme="minorBidi" w:hAnsiTheme="minorBidi" w:cstheme="minorBidi"/>
-          <w:b/>
-          <w:bCs/>
-          <w:sz w:val="18"/>
-          <w:szCs w:val="18"/>
-        </w:rPr>
-        <w:t>PRIMERA</w:t>
-      </w:r>
-      <w:r>
-        <w:rPr>
-          <w:rFonts w:asciiTheme="minorBidi" w:hAnsiTheme="minorBidi" w:cstheme="minorBidi"/>
-          <w:sz w:val="18"/>
-          <w:szCs w:val="18"/>
-        </w:rPr>
-        <w:t>.-</w:t>
-      </w:r>
-      <w:proofErr w:type="gramEnd"/>
-      <w:r>
-        <w:rPr>
-          <w:rFonts w:asciiTheme="minorBidi" w:hAnsiTheme="minorBidi" w:cstheme="minorBidi"/>
-          <w:sz w:val="18"/>
-          <w:szCs w:val="18"/>
-        </w:rPr>
-        <w:t xml:space="preserve"> LOS GASTOS NOTARIALES, REGISTRALES QUE ORIGINE EL PERFECCIONAMIENTO DE ESTE CONTRATO, SERÁN DE CUENTA EXCLUSIVA DE </w:t>
-      </w:r>
-      <w:r>
-        <w:rPr>
-          <w:rFonts w:asciiTheme="minorBidi" w:hAnsiTheme="minorBidi" w:cstheme="minorBidi"/>
-          <w:sz w:val="18"/>
-          <w:szCs w:val="18"/>
-        </w:rPr>
-        <w:t>LOS COMPRADORES</w:t>
-      </w:r>
-      <w:r>
-        <w:rPr>
-          <w:rFonts w:asciiTheme="minorBidi" w:hAnsiTheme="minorBidi" w:cstheme="minorBidi"/>
-          <w:sz w:val="18"/>
-          <w:szCs w:val="18"/>
-        </w:rPr>
-        <w:t xml:space="preserve">. </w:t>
-      </w:r>
-    </w:p>
-    <w:p>
-      <w:pPr>
-        <w:pStyle w:val="NormalWeb"/>
-        <w:spacing w:before="0" w:beforeAutospacing="0" w:after="0" w:afterAutospacing="0" w:line="324" w:lineRule="auto"/>
-        <w:jc w:val="both"/>
-        <w:rPr>
-          <w:rFonts w:asciiTheme="minorBidi" w:hAnsiTheme="minorBidi" w:cstheme="minorBidi"/>
-          <w:bCs/>
-          <w:sz w:val="18"/>
-          <w:szCs w:val="18"/>
-        </w:rPr>
-      </w:pPr>
-      <w:r>
-        <w:rPr>
-          <w:rFonts w:asciiTheme="minorBidi" w:hAnsiTheme="minorBidi" w:cstheme="minorBidi"/>
-          <w:b/>
-          <w:bCs/>
-          <w:sz w:val="18"/>
-          <w:szCs w:val="18"/>
-        </w:rPr>
-        <w:t>DECIM</w:t>
-      </w:r>
-      <w:r>
-        <w:rPr>
-          <w:rFonts w:asciiTheme="minorBidi" w:hAnsiTheme="minorBidi" w:cstheme="minorBidi"/>
-          <w:b/>
-          <w:bCs/>
-          <w:sz w:val="18"/>
-          <w:szCs w:val="18"/>
-        </w:rPr>
-        <w:t xml:space="preserve">A </w:t>
-      </w:r>
-      <w:proofErr w:type="gramStart"/>
-      <w:r>
-        <w:rPr>
-          <w:rFonts w:asciiTheme="minorBidi" w:hAnsiTheme="minorBidi" w:cstheme="minorBidi"/>
-          <w:b/>
-          <w:bCs/>
-          <w:sz w:val="18"/>
-          <w:szCs w:val="18"/>
-        </w:rPr>
-        <w:t>SEGUNDA</w:t>
-      </w:r>
-      <w:r>
-        <w:rPr>
-          <w:rFonts w:asciiTheme="minorBidi" w:hAnsiTheme="minorBidi" w:cstheme="minorBidi"/>
-          <w:sz w:val="18"/>
-          <w:szCs w:val="18"/>
-        </w:rPr>
-        <w:t>.-</w:t>
-      </w:r>
-      <w:proofErr w:type="gramEnd"/>
-      <w:r>
-        <w:rPr>
-          <w:rFonts w:asciiTheme="minorBidi" w:hAnsiTheme="minorBidi" w:cstheme="minorBidi"/>
-          <w:sz w:val="18"/>
-          <w:szCs w:val="18"/>
-        </w:rPr>
-        <w:t xml:space="preserve"> </w:t>
-      </w:r>
-      <w:r>
-        <w:rPr>
-          <w:rFonts w:asciiTheme="minorBidi" w:hAnsiTheme="minorBidi" w:cstheme="minorBidi"/>
-          <w:b/>
-          <w:bCs/>
-          <w:sz w:val="18"/>
-          <w:szCs w:val="18"/>
-          <w:u w:val="single"/>
-        </w:rPr>
-        <w:t xml:space="preserve">SOLUCION DE CONFLICTOS </w:t>
-      </w:r>
-    </w:p>
-    <w:p>
-      <w:pPr>
-        <w:pStyle w:val="NormalWeb"/>
-        <w:spacing w:before="0" w:beforeAutospacing="0" w:after="0" w:afterAutospacing="0" w:line="324" w:lineRule="auto"/>
-        <w:jc w:val="both"/>
-        <w:rPr>
-          <w:rFonts w:asciiTheme="minorBidi" w:hAnsiTheme="minorBidi" w:cstheme="minorBidi"/>
-          <w:sz w:val="18"/>
-          <w:szCs w:val="18"/>
-        </w:rPr>
-      </w:pPr>
-      <w:r>
-        <w:rPr>
-          <w:rFonts w:asciiTheme="minorBidi" w:hAnsiTheme="minorBidi" w:cstheme="minorBidi"/>
-          <w:bCs/>
-          <w:sz w:val="18"/>
-          <w:szCs w:val="18"/>
-        </w:rPr>
-        <w:t xml:space="preserve">PARA EFECTOS DE CUALQUIER CONTROVERSIA QUE SE GENERE CON MOTIVO DE LA CELEBRACIÓN Y EJECUCIÓN DEL PRESENTE CONTRATO, LAS PARTES SE SOMETEN A LA COMPETENCIA TERRITORIAL DE LOS JUECES Y TRIBUNALES DE LA CIUDAD DE TRUJILLO, SEÑALANDO COMO SUS DOMICILIOS LOS CONSIGNADOS EN LAS ESPECIFICACIONES GENERALES DEL PRESENTE DOCUMENTO, EN DONDE SE LES HARÁ LLEGAR TODAS LAS COMUNICACIONES RELACIONADAS CON ESTE CONTRATO. EL CAMBIO DE DOMICILIO DE CUALQUIERA DE LAS PARTES </w:t>
-      </w:r>
-      <w:r>
-        <w:rPr>
-          <w:rFonts w:asciiTheme="minorBidi" w:hAnsiTheme="minorBidi" w:cstheme="minorBidi"/>
-          <w:bCs/>
-          <w:sz w:val="18"/>
-          <w:szCs w:val="18"/>
-        </w:rPr>
-        <w:lastRenderedPageBreak/>
-        <w:t xml:space="preserve">SURTIRÁ EFECTO RESPECTO DE LA OTRA DESDE LA FECHA EN QUE SE LE COMUNIQUE NOTARIALMENTE DICHO CAMBIO. </w:t>
-      </w:r>
-    </w:p>
-    <w:p>
-      <w:pPr>
-        <w:pStyle w:val="NormalWeb"/>
-        <w:spacing w:before="0" w:beforeAutospacing="0" w:after="0" w:afterAutospacing="0" w:line="324" w:lineRule="auto"/>
-        <w:jc w:val="both"/>
-        <w:rPr>
-          <w:rFonts w:asciiTheme="minorBidi" w:hAnsiTheme="minorBidi" w:cstheme="minorBidi"/>
-          <w:sz w:val="18"/>
-          <w:szCs w:val="18"/>
-        </w:rPr>
-      </w:pPr>
-      <w:r>
-        <w:rPr>
-          <w:rFonts w:asciiTheme="minorBidi" w:hAnsiTheme="minorBidi" w:cstheme="minorBidi"/>
-          <w:b/>
-          <w:bCs/>
-          <w:sz w:val="18"/>
-          <w:szCs w:val="18"/>
-        </w:rPr>
-        <w:t xml:space="preserve">DECIMO </w:t>
-      </w:r>
-      <w:proofErr w:type="gramStart"/>
-      <w:r>
-        <w:rPr>
-          <w:rFonts w:asciiTheme="minorBidi" w:hAnsiTheme="minorBidi" w:cstheme="minorBidi"/>
-          <w:b/>
-          <w:bCs/>
-          <w:sz w:val="18"/>
-          <w:szCs w:val="18"/>
-        </w:rPr>
-        <w:t>TERCERA</w:t>
-      </w:r>
-      <w:r>
-        <w:rPr>
-          <w:rFonts w:asciiTheme="minorBidi" w:hAnsiTheme="minorBidi" w:cstheme="minorBidi"/>
-          <w:sz w:val="18"/>
-          <w:szCs w:val="18"/>
-        </w:rPr>
-        <w:t>.-</w:t>
-      </w:r>
-      <w:proofErr w:type="gramEnd"/>
-      <w:r>
-        <w:rPr>
-          <w:rFonts w:asciiTheme="minorBidi" w:hAnsiTheme="minorBidi" w:cstheme="minorBidi"/>
-          <w:sz w:val="18"/>
-          <w:szCs w:val="18"/>
-        </w:rPr>
-        <w:t xml:space="preserve"> AMBAS PARTES CONTRATANTES DEBIDAMENTE ENTERADAS DE LAS CLÁUSULAS Y ESTIPULACIONES DEL PRESENTE CONTRATO LO ACEPTAN EN TODAS Y CADA UNA DE SUS PARTES OBLIGÁNDOSE A SU FIEL Y ESTRICTO CUMPLIMIENTO, SUSCRIBIENDO EL PRESENTE</w:t>
-      </w:r>
-      <w:r>
-        <w:rPr>
-          <w:rFonts w:asciiTheme="minorBidi" w:hAnsiTheme="minorBidi" w:cstheme="minorBidi"/>
-          <w:sz w:val="18"/>
-          <w:szCs w:val="18"/>
-        </w:rPr>
-        <w:t xml:space="preserve">. </w:t>
-      </w:r>
-    </w:p>
-    <w:p>
-      <w:pPr>
-        <w:pStyle w:val="NormalWeb"/>
-        <w:spacing w:before="0" w:beforeAutospacing="0" w:after="0" w:afterAutospacing="0" w:line="324" w:lineRule="auto"/>
-        <w:jc w:val="both"/>
-        <w:rPr>
-          <w:rFonts w:asciiTheme="minorBidi" w:hAnsiTheme="minorBidi" w:cstheme="minorBidi"/>
-          <w:sz w:val="18"/>
-          <w:szCs w:val="18"/>
-        </w:rPr>
-      </w:pPr>
-      <w:r>
-        <w:rPr>
-          <w:rFonts w:asciiTheme="minorBidi" w:hAnsiTheme="minorBidi" w:cstheme="minorBidi"/>
-          <w:sz w:val="18"/>
-          <w:szCs w:val="18"/>
-        </w:rPr>
-        <w:t>TRUJILLO,</w:t>
-      </w:r>
-      <w:r>
-        <w:rPr>
-          <w:rFonts w:asciiTheme="minorBidi" w:hAnsiTheme="minorBidi" w:cstheme="minorBidi"/>
-          <w:sz w:val="18"/>
-          <w:szCs w:val="18"/>
-        </w:rPr>
-        <w:t xml:space="preserve"> </w:t>
-      </w:r>
-      <w:r>
-        <w:rPr>
-          <w:rFonts w:asciiTheme="minorBidi" w:hAnsiTheme="minorBidi" w:cstheme="minorBidi"/>
-          <w:sz w:val="18"/>
-          <w:szCs w:val="18"/>
-        </w:rPr>
-        <w:t>«FECHA_TEXTO»</w:t>
-      </w:r>
-      <w:r>
-        <w:rPr>
-          <w:rFonts w:asciiTheme="minorBidi" w:hAnsiTheme="minorBidi" w:cstheme="minorBidi"/>
-          <w:sz w:val="18"/>
-          <w:szCs w:val="18"/>
-        </w:rPr>
-        <w:t xml:space="preserve">. </w:t>
-      </w:r>
-    </w:p>
-    <w:p>
-      <w:pPr>
-        <w:pStyle w:val="NormalWeb"/>
-        <w:spacing w:before="0" w:beforeAutospacing="0" w:after="0" w:afterAutospacing="0" w:line="324" w:lineRule="auto"/>
-        <w:jc w:val="both"/>
-        <w:rPr>
-          <w:rFonts w:asciiTheme="minorBidi" w:hAnsiTheme="minorBidi" w:cstheme="minorBidi"/>
-          <w:sz w:val="18"/>
-          <w:szCs w:val="18"/>
-        </w:rPr>
-      </w:pPr>
-    </w:p>
-    <w:p>
-      <w:pPr>
-        <w:pStyle w:val="NormalWeb"/>
-        <w:spacing w:before="0" w:beforeAutospacing="0" w:after="0" w:afterAutospacing="0" w:line="324" w:lineRule="auto"/>
+        <w:spacing w:before="0" w:beforeAutospacing="0" w:after="0" w:afterAutospacing="0" w:line="336" w:lineRule="auto"/>
         <w:jc w:val="both"/>
         <w:rPr>
           <w:rFonts w:asciiTheme="minorBidi" w:hAnsiTheme="minorBidi" w:cstheme="minorBidi"/>
@@ -3290,7 +3524,7 @@
         <w:autoSpaceDE w:val="0"/>
         <w:autoSpaceDN w:val="0"/>
         <w:adjustRightInd w:val="0"/>
-        <w:spacing w:line="324" w:lineRule="auto"/>
+        <w:spacing w:line="336" w:lineRule="auto"/>
         <w:jc w:val="both"/>
         <w:rPr>
           <w:rFonts w:asciiTheme="minorBidi" w:hAnsiTheme="minorBidi" w:cstheme="minorBidi"/>
@@ -3317,8 +3551,7 @@
         <w:autoSpaceDE w:val="0"/>
         <w:autoSpaceDN w:val="0"/>
         <w:adjustRightInd w:val="0"/>
-        <w:spacing w:line="324" w:lineRule="auto"/>
-        <w:ind w:left="709"/>
+        <w:spacing w:line="336" w:lineRule="auto"/>
         <w:jc w:val="both"/>
         <w:rPr>
           <w:rFonts w:asciiTheme="minorBidi" w:hAnsiTheme="minorBidi" w:cstheme="minorBidi"/>
@@ -3335,7 +3568,7 @@
         <w:autoSpaceDE w:val="0"/>
         <w:autoSpaceDN w:val="0"/>
         <w:adjustRightInd w:val="0"/>
-        <w:spacing w:line="324" w:lineRule="auto"/>
+        <w:spacing w:line="336" w:lineRule="auto"/>
         <w:jc w:val="both"/>
         <w:rPr>
           <w:rFonts w:asciiTheme="minorBidi" w:hAnsiTheme="minorBidi" w:cstheme="minorBidi"/>
@@ -3352,7 +3585,7 @@
         <w:autoSpaceDE w:val="0"/>
         <w:autoSpaceDN w:val="0"/>
         <w:adjustRightInd w:val="0"/>
-        <w:spacing w:line="324" w:lineRule="auto"/>
+        <w:spacing w:line="336" w:lineRule="auto"/>
         <w:jc w:val="both"/>
         <w:rPr>
           <w:rFonts w:asciiTheme="minorBidi" w:hAnsiTheme="minorBidi" w:cstheme="minorBidi"/>
@@ -3361,6 +3594,12 @@
           <w:sz w:val="18"/>
           <w:szCs w:val="18"/>
         </w:rPr>
+        <w:sectPr>
+          <w:pgSz w:w="11906" w:h="16838"/>
+          <w:pgMar w:top="2835" w:right="737" w:bottom="567" w:left="2381" w:header="709" w:footer="709" w:gutter="0"/>
+          <w:cols w:space="708"/>
+          <w:docGrid w:linePitch="360"/>
+        </w:sectPr>
       </w:pPr>
     </w:p>
     <w:p>
@@ -3369,7 +3608,7 @@
         <w:autoSpaceDE w:val="0"/>
         <w:autoSpaceDN w:val="0"/>
         <w:adjustRightInd w:val="0"/>
-        <w:spacing w:line="324" w:lineRule="auto"/>
+        <w:spacing w:line="336" w:lineRule="auto"/>
         <w:jc w:val="both"/>
         <w:rPr>
           <w:rFonts w:asciiTheme="minorBidi" w:hAnsiTheme="minorBidi" w:cstheme="minorBidi"/>
@@ -3386,86 +3625,23 @@
         <w:autoSpaceDE w:val="0"/>
         <w:autoSpaceDN w:val="0"/>
         <w:adjustRightInd w:val="0"/>
-        <w:spacing w:line="324" w:lineRule="auto"/>
-        <w:jc w:val="both"/>
-        <w:rPr>
-          <w:rFonts w:asciiTheme="minorBidi" w:hAnsiTheme="minorBidi" w:cstheme="minorBidi"/>
-          <w:b/>
-          <w:bCs/>
-          <w:sz w:val="18"/>
-          <w:szCs w:val="18"/>
-        </w:rPr>
-      </w:pPr>
-      <w:r>
-        <w:rPr>
-          <w:rFonts w:asciiTheme="minorBidi" w:hAnsiTheme="minorBidi" w:cstheme="minorBidi"/>
-          <w:b/>
-          <w:bCs/>
-          <w:sz w:val="18"/>
-          <w:szCs w:val="18"/>
-        </w:rPr>
-        <w:t>________________________________</w:t>
-      </w:r>
-      <w:r>
-        <w:rPr>
-          <w:rFonts w:asciiTheme="minorBidi" w:hAnsiTheme="minorBidi" w:cstheme="minorBidi"/>
-          <w:b/>
-          <w:bCs/>
-          <w:sz w:val="18"/>
-          <w:szCs w:val="18"/>
-        </w:rPr>
-        <w:t>______</w:t>
-      </w:r>
-      <w:r>
-        <w:rPr>
-          <w:rFonts w:asciiTheme="minorBidi" w:hAnsiTheme="minorBidi" w:cstheme="minorBidi"/>
-          <w:b/>
-          <w:bCs/>
-          <w:sz w:val="18"/>
-          <w:szCs w:val="18"/>
-        </w:rPr>
-        <w:t xml:space="preserve">                             </w:t>
-      </w:r>
-      <w:r>
-        <w:rPr>
-          <w:rFonts w:asciiTheme="minorBidi" w:hAnsiTheme="minorBidi" w:cstheme="minorBidi"/>
-          <w:b/>
-          <w:bCs/>
-          <w:sz w:val="18"/>
-          <w:szCs w:val="18"/>
-        </w:rPr>
-        <w:t xml:space="preserve">      </w:t>
-      </w:r>
-      <w:r>
-        <w:rPr>
-          <w:rFonts w:asciiTheme="minorBidi" w:hAnsiTheme="minorBidi" w:cstheme="minorBidi"/>
-          <w:b/>
-          <w:bCs/>
-          <w:sz w:val="18"/>
-          <w:szCs w:val="18"/>
-        </w:rPr>
-        <w:t>_</w:t>
-      </w:r>
-      <w:r>
-        <w:rPr>
-          <w:rFonts w:asciiTheme="minorBidi" w:hAnsiTheme="minorBidi" w:cstheme="minorBidi"/>
-          <w:b/>
-          <w:bCs/>
-          <w:sz w:val="18"/>
-          <w:szCs w:val="18"/>
-        </w:rPr>
-        <w:t>_______</w:t>
-      </w:r>
-      <w:r>
-        <w:rPr>
-          <w:rFonts w:asciiTheme="minorBidi" w:hAnsiTheme="minorBidi" w:cstheme="minorBidi"/>
-          <w:b/>
-          <w:bCs/>
-          <w:sz w:val="18"/>
-          <w:szCs w:val="18"/>
-        </w:rPr>
-        <w:t>________________________</w:t>
-      </w:r>
+        <w:spacing w:line="336" w:lineRule="auto"/>
+        <w:jc w:val="center"/>
+        <w:rPr>
+          <w:rFonts w:asciiTheme="minorBidi" w:hAnsiTheme="minorBidi" w:cstheme="minorBidi"/>
+          <w:b/>
+          <w:bCs/>
+          <w:sz w:val="18"/>
+          <w:szCs w:val="18"/>
+        </w:rPr>
+        <w:sectPr>
+          <w:type w:val="continuous"/>
+          <w:pgSz w:w="11906" w:h="16838"/>
+          <w:pgMar w:top="2835" w:right="737" w:bottom="567" w:left="2381" w:header="709" w:footer="709" w:gutter="0"/>
+          <w:cols w:num="2" w:space="708"/>
+          <w:docGrid w:linePitch="360"/>
+        </w:sectPr>
+      </w:pPr>
     </w:p>
     <w:p>
       <w:pPr>
@@ -3473,71 +3649,25 @@
         <w:autoSpaceDE w:val="0"/>
         <w:autoSpaceDN w:val="0"/>
         <w:adjustRightInd w:val="0"/>
-        <w:spacing w:line="324" w:lineRule="auto"/>
-        <w:jc w:val="both"/>
-        <w:rPr>
-          <w:rFonts w:asciiTheme="minorBidi" w:eastAsia="Arial Unicode MS" w:hAnsiTheme="minorBidi" w:cstheme="minorBidi"/>
-          <w:b/>
-          <w:bCs/>
-          <w:sz w:val="18"/>
-          <w:szCs w:val="18"/>
-          <w:lang w:val="pt-BR"/>
-        </w:rPr>
-      </w:pPr>
-      <w:r>
-        <w:rPr>
-          <w:rFonts w:asciiTheme="minorBidi" w:eastAsia="Arial Unicode MS" w:hAnsiTheme="minorBidi" w:cstheme="minorBidi"/>
-          <w:b/>
-          <w:bCs/>
-          <w:sz w:val="18"/>
-          <w:szCs w:val="18"/>
-          <w:lang w:val="pt-BR"/>
-        </w:rPr>
-        <w:t>ILICH ALEXANDER MERCEDES VALVERDE</w:t>
-      </w:r>
-      <w:r>
-        <w:rPr>
-          <w:rFonts w:asciiTheme="minorBidi" w:eastAsia="Arial Unicode MS" w:hAnsiTheme="minorBidi" w:cstheme="minorBidi"/>
-          <w:b/>
-          <w:bCs/>
-          <w:sz w:val="18"/>
-          <w:szCs w:val="18"/>
-          <w:lang w:val="pt-BR"/>
-        </w:rPr>
-        <w:t xml:space="preserve">                    </w:t>
-      </w:r>
-      <w:r>
-        <w:rPr>
-          <w:rFonts w:asciiTheme="minorBidi" w:eastAsia="Arial Unicode MS" w:hAnsiTheme="minorBidi" w:cstheme="minorBidi"/>
-          <w:b/>
-          <w:bCs/>
-          <w:sz w:val="18"/>
-          <w:szCs w:val="18"/>
-          <w:lang w:val="pt-BR"/>
-        </w:rPr>
-        <w:t xml:space="preserve">        </w:t>
-      </w:r>
-      <w:r>
-        <w:rPr>
-          <w:rFonts w:asciiTheme="minorBidi" w:eastAsia="Arial Unicode MS" w:hAnsiTheme="minorBidi" w:cstheme="minorBidi"/>
-          <w:b/>
-          <w:bCs/>
-          <w:sz w:val="18"/>
-          <w:szCs w:val="18"/>
-          <w:lang w:val="pt-BR"/>
-        </w:rPr>
-        <w:t xml:space="preserve">         </w:t>
-      </w:r>
-      <w:r>
-        <w:rPr>
-          <w:rFonts w:asciiTheme="minorBidi" w:hAnsiTheme="minorBidi" w:cstheme="minorBidi"/>
-          <w:b/>
-          <w:bCs/>
-          <w:sz w:val="18"/>
-          <w:szCs w:val="18"/>
-          <w:lang w:val="es-ES_tradnl"/>
-        </w:rPr>
-        <w:t>«TITULAR»</w:t>
+        <w:spacing w:line="336" w:lineRule="auto"/>
+        <w:jc w:val="center"/>
+        <w:rPr>
+          <w:rFonts w:asciiTheme="minorBidi" w:hAnsiTheme="minorBidi" w:cstheme="minorBidi"/>
+          <w:b/>
+          <w:bCs/>
+          <w:sz w:val="18"/>
+          <w:szCs w:val="18"/>
+        </w:rPr>
+      </w:pPr>
+      <w:r>
+        <w:rPr>
+          <w:rFonts w:asciiTheme="minorBidi" w:hAnsiTheme="minorBidi" w:cstheme="minorBidi"/>
+          <w:b/>
+          <w:bCs/>
+          <w:sz w:val="18"/>
+          <w:szCs w:val="18"/>
+        </w:rPr>
+        <w:t>______________________________________</w:t>
       </w:r>
     </w:p>
     <w:p>
@@ -3546,10 +3676,10 @@
         <w:autoSpaceDE w:val="0"/>
         <w:autoSpaceDN w:val="0"/>
         <w:adjustRightInd w:val="0"/>
-        <w:spacing w:line="324" w:lineRule="auto"/>
-        <w:jc w:val="both"/>
-        <w:rPr>
-          <w:rFonts w:ascii="Arial" w:eastAsia="Arial Unicode MS" w:hAnsi="Arial" w:cs="Arial"/>
+        <w:spacing w:line="336" w:lineRule="auto"/>
+        <w:jc w:val="center"/>
+        <w:rPr>
+          <w:rFonts w:asciiTheme="minorBidi" w:eastAsia="Arial Unicode MS" w:hAnsiTheme="minorBidi" w:cstheme="minorBidi"/>
           <w:b/>
           <w:bCs/>
           <w:sz w:val="18"/>
@@ -3557,6 +3687,17 @@
           <w:lang w:val="pt-BR"/>
         </w:rPr>
       </w:pPr>
+      <w:r>
+        <w:rPr>
+          <w:rFonts w:asciiTheme="minorBidi" w:eastAsia="Arial Unicode MS" w:hAnsiTheme="minorBidi" w:cstheme="minorBidi"/>
+          <w:b/>
+          <w:bCs/>
+          <w:sz w:val="18"/>
+          <w:szCs w:val="18"/>
+          <w:lang w:val="pt-BR"/>
+        </w:rPr>
+        <w:t>ILICH ALEXANDER MERCEDES VALVERDE</w:t>
+      </w:r>
     </w:p>
     <w:p>
       <w:pPr>
@@ -3564,15 +3705,14 @@
         <w:autoSpaceDE w:val="0"/>
         <w:autoSpaceDN w:val="0"/>
         <w:adjustRightInd w:val="0"/>
-        <w:spacing w:line="324" w:lineRule="auto"/>
-        <w:jc w:val="both"/>
-        <w:rPr>
-          <w:rFonts w:ascii="Arial" w:eastAsia="Arial Unicode MS" w:hAnsi="Arial" w:cs="Arial"/>
-          <w:b/>
-          <w:bCs/>
-          <w:sz w:val="18"/>
-          <w:szCs w:val="18"/>
-          <w:lang w:val="pt-BR"/>
+        <w:spacing w:line="336" w:lineRule="auto"/>
+        <w:jc w:val="center"/>
+        <w:rPr>
+          <w:rFonts w:asciiTheme="minorBidi" w:hAnsiTheme="minorBidi" w:cstheme="minorBidi"/>
+          <w:b/>
+          <w:bCs/>
+          <w:sz w:val="18"/>
+          <w:szCs w:val="18"/>
         </w:rPr>
       </w:pPr>
     </w:p>
@@ -3582,15 +3722,14 @@
         <w:autoSpaceDE w:val="0"/>
         <w:autoSpaceDN w:val="0"/>
         <w:adjustRightInd w:val="0"/>
-        <w:spacing w:line="324" w:lineRule="auto"/>
-        <w:jc w:val="both"/>
-        <w:rPr>
-          <w:rFonts w:ascii="Arial" w:eastAsia="Arial Unicode MS" w:hAnsi="Arial" w:cs="Arial"/>
-          <w:b/>
-          <w:bCs/>
-          <w:sz w:val="18"/>
-          <w:szCs w:val="18"/>
-          <w:lang w:val="pt-BR"/>
+        <w:spacing w:line="336" w:lineRule="auto"/>
+        <w:jc w:val="center"/>
+        <w:rPr>
+          <w:rFonts w:asciiTheme="minorBidi" w:hAnsiTheme="minorBidi" w:cstheme="minorBidi"/>
+          <w:b/>
+          <w:bCs/>
+          <w:sz w:val="18"/>
+          <w:szCs w:val="18"/>
         </w:rPr>
       </w:pPr>
     </w:p>
@@ -3600,15 +3739,14 @@
         <w:autoSpaceDE w:val="0"/>
         <w:autoSpaceDN w:val="0"/>
         <w:adjustRightInd w:val="0"/>
-        <w:spacing w:line="324" w:lineRule="auto"/>
-        <w:jc w:val="both"/>
-        <w:rPr>
-          <w:rFonts w:ascii="Arial" w:eastAsia="Arial Unicode MS" w:hAnsi="Arial" w:cs="Arial"/>
-          <w:b/>
-          <w:bCs/>
-          <w:sz w:val="18"/>
-          <w:szCs w:val="18"/>
-          <w:lang w:val="pt-BR"/>
+        <w:spacing w:line="336" w:lineRule="auto"/>
+        <w:jc w:val="center"/>
+        <w:rPr>
+          <w:rFonts w:ascii="Arial" w:hAnsi="Arial" w:cs="Arial"/>
+          <w:b/>
+          <w:bCs/>
+          <w:sz w:val="18"/>
+          <w:szCs w:val="18"/>
         </w:rPr>
       </w:pPr>
     </w:p>
@@ -3618,15 +3756,14 @@
         <w:autoSpaceDE w:val="0"/>
         <w:autoSpaceDN w:val="0"/>
         <w:adjustRightInd w:val="0"/>
-        <w:spacing w:line="324" w:lineRule="auto"/>
-        <w:jc w:val="both"/>
-        <w:rPr>
-          <w:rFonts w:ascii="Arial" w:eastAsia="Arial Unicode MS" w:hAnsi="Arial" w:cs="Arial"/>
-          <w:b/>
-          <w:bCs/>
-          <w:sz w:val="18"/>
-          <w:szCs w:val="18"/>
-          <w:lang w:val="pt-BR"/>
+        <w:spacing w:line="336" w:lineRule="auto"/>
+        <w:jc w:val="center"/>
+        <w:rPr>
+          <w:rFonts w:ascii="Arial" w:hAnsi="Arial" w:cs="Arial"/>
+          <w:b/>
+          <w:bCs/>
+          <w:sz w:val="18"/>
+          <w:szCs w:val="18"/>
         </w:rPr>
       </w:pPr>
     </w:p>
@@ -3636,15 +3773,14 @@
         <w:autoSpaceDE w:val="0"/>
         <w:autoSpaceDN w:val="0"/>
         <w:adjustRightInd w:val="0"/>
-        <w:spacing w:line="324" w:lineRule="auto"/>
-        <w:jc w:val="both"/>
-        <w:rPr>
-          <w:rFonts w:ascii="Arial" w:eastAsia="Arial Unicode MS" w:hAnsi="Arial" w:cs="Arial"/>
-          <w:b/>
-          <w:bCs/>
-          <w:sz w:val="18"/>
-          <w:szCs w:val="18"/>
-          <w:lang w:val="pt-BR"/>
+        <w:spacing w:line="336" w:lineRule="auto"/>
+        <w:jc w:val="center"/>
+        <w:rPr>
+          <w:rFonts w:ascii="Arial" w:hAnsi="Arial" w:cs="Arial"/>
+          <w:b/>
+          <w:bCs/>
+          <w:sz w:val="18"/>
+          <w:szCs w:val="18"/>
         </w:rPr>
       </w:pPr>
     </w:p>
@@ -3654,27 +3790,16 @@
         <w:autoSpaceDE w:val="0"/>
         <w:autoSpaceDN w:val="0"/>
         <w:adjustRightInd w:val="0"/>
-        <w:spacing w:line="324" w:lineRule="auto"/>
-        <w:jc w:val="both"/>
-        <w:rPr>
-          <w:rFonts w:ascii="Arial" w:eastAsia="Arial Unicode MS" w:hAnsi="Arial" w:cs="Arial"/>
-          <w:b/>
-          <w:bCs/>
-          <w:sz w:val="18"/>
-          <w:szCs w:val="18"/>
-          <w:lang w:val="pt-BR"/>
-        </w:rPr>
-      </w:pPr>
-      <w:r>
-        <w:rPr>
-          <w:rFonts w:ascii="Arial" w:hAnsi="Arial" w:cs="Arial"/>
-          <w:b/>
-          <w:bCs/>
-          <w:sz w:val="18"/>
-          <w:szCs w:val="18"/>
-        </w:rPr>
-        <w:t>______________________________________</w:t>
-      </w:r>
+        <w:spacing w:line="336" w:lineRule="auto"/>
+        <w:jc w:val="center"/>
+        <w:rPr>
+          <w:rFonts w:ascii="Arial" w:hAnsi="Arial" w:cs="Arial"/>
+          <w:b/>
+          <w:bCs/>
+          <w:sz w:val="18"/>
+          <w:szCs w:val="18"/>
+        </w:rPr>
+      </w:pPr>
     </w:p>
     <w:p>
       <w:pPr>
@@ -3682,8 +3807,8 @@
         <w:autoSpaceDE w:val="0"/>
         <w:autoSpaceDN w:val="0"/>
         <w:adjustRightInd w:val="0"/>
-        <w:spacing w:line="324" w:lineRule="auto"/>
-        <w:jc w:val="both"/>
+        <w:spacing w:line="336" w:lineRule="auto"/>
+        <w:jc w:val="center"/>
         <w:rPr>
           <w:rFonts w:ascii="Arial" w:eastAsia="Arial Unicode MS" w:hAnsi="Arial" w:cs="Arial"/>
           <w:b/>
@@ -3700,9 +3825,8 @@
           <w:bCs/>
           <w:sz w:val="18"/>
           <w:szCs w:val="18"/>
-          <w:lang w:val="es-ES_tradnl"/>
-        </w:rPr>
-        <w:t>«COPROPIETARIO»</w:t>
+        </w:rPr>
+        <w:t>____________________________________</w:t>
       </w:r>
     </w:p>
     <w:p>
@@ -3711,10 +3835,10 @@
         <w:autoSpaceDE w:val="0"/>
         <w:autoSpaceDN w:val="0"/>
         <w:adjustRightInd w:val="0"/>
-        <w:spacing w:line="324" w:lineRule="auto"/>
-        <w:jc w:val="both"/>
-        <w:rPr>
-          <w:rFonts w:asciiTheme="minorBidi" w:eastAsia="Arial Unicode MS" w:hAnsiTheme="minorBidi" w:cstheme="minorBidi"/>
+        <w:spacing w:line="336" w:lineRule="auto"/>
+        <w:jc w:val="center"/>
+        <w:rPr>
+          <w:rFonts w:ascii="Arial" w:eastAsia="Arial Unicode MS" w:hAnsi="Arial" w:cs="Arial"/>
           <w:b/>
           <w:bCs/>
           <w:sz w:val="18"/>
@@ -3722,6 +3846,39 @@
           <w:lang w:val="pt-BR"/>
         </w:rPr>
       </w:pPr>
+      <w:r>
+        <w:rPr>
+          <w:rFonts w:ascii="Arial" w:hAnsi="Arial" w:cs="Arial"/>
+          <w:b/>
+          <w:bCs/>
+          <w:sz w:val="18"/>
+          <w:szCs w:val="18"/>
+          <w:lang w:val="es-ES_tradnl"/>
+        </w:rPr>
+        <w:t>«</w:t>
+      </w:r>
+      <w:r>
+        <w:rPr>
+          <w:rFonts w:ascii="Arial" w:hAnsi="Arial" w:cs="Arial"/>
+          <w:b/>
+          <w:bCs/>
+          <w:sz w:val="18"/>
+          <w:szCs w:val="18"/>
+          <w:lang w:val="es-ES_tradnl"/>
+        </w:rPr>
+        <w:t>COPROP</w:t>
+      </w:r>
+      <w:r>
+        <w:rPr>
+          <w:rFonts w:ascii="Arial" w:hAnsi="Arial" w:cs="Arial"/>
+          <w:b/>
+          <w:bCs/>
+          <w:sz w:val="18"/>
+          <w:szCs w:val="18"/>
+          <w:lang w:val="es-ES_tradnl"/>
+        </w:rPr>
+        <w:t>»</w:t>
+      </w:r>
     </w:p>
     <w:p>
       <w:pPr>
@@ -3729,10 +3886,10 @@
         <w:autoSpaceDE w:val="0"/>
         <w:autoSpaceDN w:val="0"/>
         <w:adjustRightInd w:val="0"/>
-        <w:spacing w:line="324" w:lineRule="auto"/>
-        <w:jc w:val="both"/>
-        <w:rPr>
-          <w:rFonts w:asciiTheme="minorBidi" w:eastAsia="Arial Unicode MS" w:hAnsiTheme="minorBidi" w:cstheme="minorBidi"/>
+        <w:spacing w:line="336" w:lineRule="auto"/>
+        <w:jc w:val="center"/>
+        <w:rPr>
+          <w:rFonts w:ascii="Arial" w:eastAsia="Arial Unicode MS" w:hAnsi="Arial" w:cs="Arial"/>
           <w:b/>
           <w:bCs/>
           <w:sz w:val="18"/>
@@ -3740,6 +3897,26 @@
           <w:lang w:val="pt-BR"/>
         </w:rPr>
       </w:pPr>
+      <w:r>
+        <w:rPr>
+          <w:rFonts w:asciiTheme="minorBidi" w:hAnsiTheme="minorBidi" w:cstheme="minorBidi"/>
+          <w:b/>
+          <w:bCs/>
+          <w:sz w:val="18"/>
+          <w:szCs w:val="18"/>
+        </w:rPr>
+        <w:t>________________________________</w:t>
+      </w:r>
+      <w:r>
+        <w:rPr>
+          <w:rFonts w:asciiTheme="minorBidi" w:hAnsiTheme="minorBidi" w:cstheme="minorBidi"/>
+          <w:b/>
+          <w:bCs/>
+          <w:sz w:val="18"/>
+          <w:szCs w:val="18"/>
+        </w:rPr>
+        <w:t>______</w:t>
+      </w:r>
     </w:p>
     <w:p>
       <w:pPr>
@@ -3747,10 +3924,10 @@
         <w:autoSpaceDE w:val="0"/>
         <w:autoSpaceDN w:val="0"/>
         <w:adjustRightInd w:val="0"/>
-        <w:spacing w:line="324" w:lineRule="auto"/>
-        <w:jc w:val="both"/>
-        <w:rPr>
-          <w:rFonts w:asciiTheme="minorBidi" w:eastAsia="Arial Unicode MS" w:hAnsiTheme="minorBidi" w:cstheme="minorBidi"/>
+        <w:spacing w:line="336" w:lineRule="auto"/>
+        <w:jc w:val="center"/>
+        <w:rPr>
+          <w:rFonts w:ascii="Arial" w:eastAsia="Arial Unicode MS" w:hAnsi="Arial" w:cs="Arial"/>
           <w:b/>
           <w:bCs/>
           <w:sz w:val="18"/>
@@ -3758,6 +3935,17 @@
           <w:lang w:val="pt-BR"/>
         </w:rPr>
       </w:pPr>
+      <w:r>
+        <w:rPr>
+          <w:rFonts w:asciiTheme="minorBidi" w:hAnsiTheme="minorBidi" w:cstheme="minorBidi"/>
+          <w:b/>
+          <w:bCs/>
+          <w:sz w:val="18"/>
+          <w:szCs w:val="18"/>
+          <w:lang w:val="es-ES_tradnl"/>
+        </w:rPr>
+        <w:t>«TITULAR»</w:t>
+      </w:r>
     </w:p>
     <w:p>
       <w:pPr>
@@ -3765,7 +3953,7 @@
         <w:autoSpaceDE w:val="0"/>
         <w:autoSpaceDN w:val="0"/>
         <w:adjustRightInd w:val="0"/>
-        <w:spacing w:line="324" w:lineRule="auto"/>
+        <w:spacing w:line="336" w:lineRule="auto"/>
         <w:jc w:val="both"/>
         <w:rPr>
           <w:rFonts w:asciiTheme="minorBidi" w:eastAsia="Arial Unicode MS" w:hAnsiTheme="minorBidi" w:cstheme="minorBidi"/>
@@ -3783,7 +3971,7 @@
         <w:autoSpaceDE w:val="0"/>
         <w:autoSpaceDN w:val="0"/>
         <w:adjustRightInd w:val="0"/>
-        <w:spacing w:line="324" w:lineRule="auto"/>
+        <w:spacing w:line="336" w:lineRule="auto"/>
         <w:jc w:val="both"/>
         <w:rPr>
           <w:rFonts w:asciiTheme="minorBidi" w:eastAsia="Arial Unicode MS" w:hAnsiTheme="minorBidi" w:cstheme="minorBidi"/>
@@ -3791,10 +3979,166 @@
           <w:bCs/>
           <w:sz w:val="18"/>
           <w:szCs w:val="18"/>
+          <w:lang w:val="pt-BR"/>
+        </w:rPr>
+      </w:pPr>
+    </w:p>
+    <w:p>
+      <w:pPr>
+        <w:widowControl w:val="0"/>
+        <w:autoSpaceDE w:val="0"/>
+        <w:autoSpaceDN w:val="0"/>
+        <w:adjustRightInd w:val="0"/>
+        <w:spacing w:line="336" w:lineRule="auto"/>
+        <w:jc w:val="both"/>
+        <w:rPr>
+          <w:rFonts w:asciiTheme="minorBidi" w:eastAsia="Arial Unicode MS" w:hAnsiTheme="minorBidi" w:cstheme="minorBidi"/>
+          <w:b/>
+          <w:bCs/>
+          <w:sz w:val="18"/>
+          <w:szCs w:val="18"/>
+          <w:lang w:val="pt-BR"/>
+        </w:rPr>
+      </w:pPr>
+    </w:p>
+    <w:p>
+      <w:pPr>
+        <w:widowControl w:val="0"/>
+        <w:autoSpaceDE w:val="0"/>
+        <w:autoSpaceDN w:val="0"/>
+        <w:adjustRightInd w:val="0"/>
+        <w:spacing w:line="336" w:lineRule="auto"/>
+        <w:jc w:val="both"/>
+        <w:rPr>
+          <w:rFonts w:asciiTheme="minorBidi" w:eastAsia="Arial Unicode MS" w:hAnsiTheme="minorBidi" w:cstheme="minorBidi"/>
+          <w:b/>
+          <w:bCs/>
+          <w:sz w:val="18"/>
+          <w:szCs w:val="18"/>
+          <w:lang w:val="pt-BR"/>
+        </w:rPr>
+      </w:pPr>
+    </w:p>
+    <w:p>
+      <w:pPr>
+        <w:widowControl w:val="0"/>
+        <w:autoSpaceDE w:val="0"/>
+        <w:autoSpaceDN w:val="0"/>
+        <w:adjustRightInd w:val="0"/>
+        <w:spacing w:line="336" w:lineRule="auto"/>
+        <w:jc w:val="both"/>
+        <w:rPr>
+          <w:rFonts w:asciiTheme="minorBidi" w:eastAsia="Arial Unicode MS" w:hAnsiTheme="minorBidi" w:cstheme="minorBidi"/>
+          <w:b/>
+          <w:bCs/>
+          <w:sz w:val="18"/>
+          <w:szCs w:val="18"/>
+          <w:lang w:val="pt-BR"/>
+        </w:rPr>
+      </w:pPr>
+    </w:p>
+    <w:p>
+      <w:pPr>
+        <w:widowControl w:val="0"/>
+        <w:autoSpaceDE w:val="0"/>
+        <w:autoSpaceDN w:val="0"/>
+        <w:adjustRightInd w:val="0"/>
+        <w:spacing w:line="336" w:lineRule="auto"/>
+        <w:jc w:val="both"/>
+        <w:rPr>
+          <w:rFonts w:asciiTheme="minorBidi" w:eastAsia="Arial Unicode MS" w:hAnsiTheme="minorBidi" w:cstheme="minorBidi"/>
+          <w:b/>
+          <w:bCs/>
+          <w:sz w:val="18"/>
+          <w:szCs w:val="18"/>
+          <w:lang w:val="pt-BR"/>
+        </w:rPr>
+      </w:pPr>
+    </w:p>
+    <w:p>
+      <w:pPr>
+        <w:widowControl w:val="0"/>
+        <w:autoSpaceDE w:val="0"/>
+        <w:autoSpaceDN w:val="0"/>
+        <w:adjustRightInd w:val="0"/>
+        <w:spacing w:line="336" w:lineRule="auto"/>
+        <w:jc w:val="both"/>
+        <w:rPr>
+          <w:rFonts w:asciiTheme="minorBidi" w:eastAsia="Arial Unicode MS" w:hAnsiTheme="minorBidi" w:cstheme="minorBidi"/>
+          <w:b/>
+          <w:bCs/>
+          <w:sz w:val="18"/>
+          <w:szCs w:val="18"/>
+        </w:rPr>
+      </w:pPr>
+    </w:p>
+    <w:p>
+      <w:pPr>
+        <w:widowControl w:val="0"/>
+        <w:autoSpaceDE w:val="0"/>
+        <w:autoSpaceDN w:val="0"/>
+        <w:adjustRightInd w:val="0"/>
+        <w:spacing w:line="336" w:lineRule="auto"/>
+        <w:jc w:val="both"/>
+        <w:rPr>
+          <w:rFonts w:asciiTheme="minorBidi" w:eastAsia="Arial Unicode MS" w:hAnsiTheme="minorBidi" w:cstheme="minorBidi"/>
+          <w:b/>
+          <w:bCs/>
+          <w:sz w:val="18"/>
+          <w:szCs w:val="18"/>
+        </w:rPr>
+        <w:sectPr>
+          <w:type w:val="continuous"/>
+          <w:pgSz w:w="11906" w:h="16838"/>
+          <w:pgMar w:top="2835" w:right="737" w:bottom="567" w:left="2381" w:header="709" w:footer="709" w:gutter="0"/>
+          <w:cols w:num="2" w:space="708"/>
+          <w:docGrid w:linePitch="360"/>
+        </w:sectPr>
+      </w:pPr>
+    </w:p>
+    <w:p>
+      <w:pPr>
+        <w:widowControl w:val="0"/>
+        <w:autoSpaceDE w:val="0"/>
+        <w:autoSpaceDN w:val="0"/>
+        <w:adjustRightInd w:val="0"/>
+        <w:spacing w:line="336" w:lineRule="auto"/>
+        <w:jc w:val="both"/>
+        <w:rPr>
+          <w:rFonts w:asciiTheme="minorBidi" w:eastAsia="Arial Unicode MS" w:hAnsiTheme="minorBidi" w:cstheme="minorBidi"/>
+          <w:b/>
+          <w:bCs/>
+          <w:sz w:val="18"/>
+          <w:szCs w:val="18"/>
+        </w:rPr>
+        <w:sectPr>
+          <w:type w:val="continuous"/>
+          <w:pgSz w:w="11906" w:h="16838"/>
+          <w:pgMar w:top="2835" w:right="737" w:bottom="567" w:left="2381" w:header="709" w:footer="709" w:gutter="0"/>
+          <w:cols w:space="708"/>
+          <w:docGrid w:linePitch="360"/>
+        </w:sectPr>
+      </w:pPr>
+    </w:p>
+    <w:p>
+      <w:pPr>
+        <w:widowControl w:val="0"/>
+        <w:autoSpaceDE w:val="0"/>
+        <w:autoSpaceDN w:val="0"/>
+        <w:adjustRightInd w:val="0"/>
+        <w:spacing w:line="336" w:lineRule="auto"/>
+        <w:jc w:val="both"/>
+        <w:rPr>
+          <w:rFonts w:asciiTheme="minorBidi" w:eastAsia="Arial Unicode MS" w:hAnsiTheme="minorBidi" w:cstheme="minorBidi"/>
+          <w:b/>
+          <w:bCs/>
+          <w:sz w:val="18"/>
+          <w:szCs w:val="18"/>
         </w:rPr>
       </w:pPr>
     </w:p>
     <w:sectPr>
+      <w:type w:val="continuous"/>
       <w:pgSz w:w="11906" w:h="16838"/>
       <w:pgMar w:top="2835" w:right="737" w:bottom="567" w:left="2381" w:header="709" w:footer="709" w:gutter="0"/>
       <w:cols w:space="708"/>
@@ -5109,7 +5453,7 @@
     <w:lsdException w:name="E-mail Signature" w:semiHidden="1" w:unhideWhenUsed="1"/>
     <w:lsdException w:name="HTML Top of Form" w:semiHidden="1" w:unhideWhenUsed="1"/>
     <w:lsdException w:name="HTML Bottom of Form" w:semiHidden="1" w:unhideWhenUsed="1"/>
-    <w:lsdException w:name="Normal (Web)" w:semiHidden="1" w:uiPriority="0" w:unhideWhenUsed="1"/>
+    <w:lsdException w:name="Normal (Web)" w:semiHidden="1" w:unhideWhenUsed="1"/>
     <w:lsdException w:name="HTML Acronym" w:semiHidden="1" w:unhideWhenUsed="1"/>
     <w:lsdException w:name="HTML Address" w:semiHidden="1" w:unhideWhenUsed="1"/>
     <w:lsdException w:name="HTML Cite" w:semiHidden="1" w:unhideWhenUsed="1"/>
@@ -5682,6 +6026,7 @@
   <w:style w:type="paragraph" w:styleId="NormalWeb">
     <w:name w:val="Normal (Web)"/>
     <w:basedOn w:val="Normal"/>
+    <w:uiPriority w:val="99"/>
     <w:rsid w:val="000561C5"/>
     <w:pPr>
       <w:spacing w:before="100" w:beforeAutospacing="1" w:after="100" w:afterAutospacing="1"/>

--- a/app/templates/santa_beatriz/AZUL.docx
+++ b/app/templates/santa_beatriz/AZUL.docx
@@ -386,7 +386,27 @@
           <w:sz w:val="18"/>
           <w:szCs w:val="18"/>
         </w:rPr>
-        <w:t xml:space="preserve">; DE ESTADO CIVIL: «ESTADO_CIVIL»; DE PROFESION U OCUPACION: «OCUPACION»; CON DOMICILIO EN «DIRECCION» Y </w:t>
+        <w:t>; DE ESTADO CIVIL: «ESTADO_CIVIL»; DE PROFESION U OCUPACION: «OCUPACION»; CON DOMICILIO EN «DIRECCION</w:t>
+      </w:r>
+      <w:r>
+        <w:rPr>
+          <w:rFonts w:ascii="Arial" w:hAnsi="Arial" w:cs="Arial"/>
+          <w:bCs/>
+          <w:color w:val="000000"/>
+          <w:sz w:val="18"/>
+          <w:szCs w:val="18"/>
+        </w:rPr>
+        <w:t>», «UBIGEO»</w:t>
+      </w:r>
+      <w:r>
+        <w:rPr>
+          <w:rFonts w:ascii="Arial" w:hAnsi="Arial" w:cs="Arial"/>
+          <w:bCs/>
+          <w:color w:val="000000"/>
+          <w:sz w:val="18"/>
+          <w:szCs w:val="18"/>
+        </w:rPr>
+        <w:t xml:space="preserve"> Y </w:t>
       </w:r>
       <w:r>
         <w:rPr>
@@ -448,7 +468,17 @@
           <w:sz w:val="18"/>
           <w:szCs w:val="18"/>
         </w:rPr>
-        <w:t>; DE ESTADO CIVIL: «ESTADO_CIVIL2»; DE PROFESION U OCUPACION: «OCUPACION2»; CON DOMICILIO EN «DIRECCION2»</w:t>
+        <w:t>; DE ESTADO CIVIL: «ESTADO_CIVIL2»; DE PROFESION U OCUPACION: «OCUPACION2»; CON DOMICILIO EN «DIRECCION2</w:t>
+      </w:r>
+      <w:r>
+        <w:rPr>
+          <w:rFonts w:ascii="Arial" w:hAnsi="Arial" w:cs="Arial"/>
+          <w:bCs/>
+          <w:color w:val="000000"/>
+          <w:sz w:val="18"/>
+          <w:szCs w:val="18"/>
+        </w:rPr>
+        <w:t>», «UBIGEO2»</w:t>
       </w:r>
       <w:r>
         <w:rPr>
@@ -489,7 +519,6 @@
           <w:szCs w:val="18"/>
         </w:rPr>
       </w:pPr>
-      <w:proofErr w:type="gramStart"/>
       <w:r>
         <w:rPr>
           <w:rFonts w:asciiTheme="minorBidi" w:hAnsiTheme="minorBidi" w:cstheme="minorBidi"/>
@@ -498,18 +527,7 @@
           <w:szCs w:val="18"/>
           <w:u w:val="single"/>
         </w:rPr>
-        <w:t>PRIMERA.-</w:t>
-      </w:r>
-      <w:proofErr w:type="gramEnd"/>
-      <w:r>
-        <w:rPr>
-          <w:rFonts w:asciiTheme="minorBidi" w:hAnsiTheme="minorBidi" w:cstheme="minorBidi"/>
-          <w:b/>
-          <w:sz w:val="18"/>
-          <w:szCs w:val="18"/>
-          <w:u w:val="single"/>
-        </w:rPr>
-        <w:t xml:space="preserve"> ANTECEDENTES </w:t>
+        <w:t xml:space="preserve">PRIMERA.- ANTECEDENTES </w:t>
       </w:r>
     </w:p>
     <w:p>
@@ -1042,7 +1060,6 @@
         </w:rPr>
       </w:pPr>
       <w:bookmarkStart w:id="2" w:name="_Hlk224330181"/>
-      <w:proofErr w:type="gramStart"/>
       <w:r>
         <w:rPr>
           <w:rFonts w:ascii="Arial" w:hAnsi="Arial" w:cs="Arial"/>
@@ -1052,19 +1069,7 @@
           <w:szCs w:val="18"/>
           <w:lang w:eastAsia="en-US"/>
         </w:rPr>
-        <w:t>SEGUNDA.-</w:t>
-      </w:r>
-      <w:proofErr w:type="gramEnd"/>
-      <w:r>
-        <w:rPr>
-          <w:rFonts w:ascii="Arial" w:hAnsi="Arial" w:cs="Arial"/>
-          <w:b/>
-          <w:bCs/>
-          <w:sz w:val="18"/>
-          <w:szCs w:val="18"/>
-          <w:lang w:eastAsia="en-US"/>
-        </w:rPr>
-        <w:t xml:space="preserve"> </w:t>
+        <w:t xml:space="preserve">SEGUNDA.- </w:t>
       </w:r>
       <w:r>
         <w:rPr>
@@ -1130,7 +1135,6 @@
           <w:szCs w:val="18"/>
         </w:rPr>
       </w:pPr>
-      <w:proofErr w:type="gramStart"/>
       <w:r>
         <w:rPr>
           <w:rFonts w:asciiTheme="minorBidi" w:hAnsiTheme="minorBidi" w:cstheme="minorBidi"/>
@@ -1148,16 +1152,7 @@
           <w:sz w:val="18"/>
           <w:szCs w:val="18"/>
         </w:rPr>
-        <w:t>.-</w:t>
-      </w:r>
-      <w:proofErr w:type="gramEnd"/>
-      <w:r>
-        <w:rPr>
-          <w:rFonts w:asciiTheme="minorBidi" w:hAnsiTheme="minorBidi" w:cstheme="minorBidi"/>
-          <w:sz w:val="18"/>
-          <w:szCs w:val="18"/>
-        </w:rPr>
-        <w:t xml:space="preserve"> IMPORTE DE VENTA Y FORMA DE PAGO: </w:t>
+        <w:t xml:space="preserve">.- IMPORTE DE VENTA Y FORMA DE PAGO: </w:t>
       </w:r>
     </w:p>
     <w:p>
@@ -1332,27 +1327,7 @@
           <w:sz w:val="18"/>
           <w:szCs w:val="18"/>
         </w:rPr>
-        <w:t>(«PRECIO_TEXTO» Y «PRECIO_</w:t>
-      </w:r>
-      <w:proofErr w:type="gramStart"/>
-      <w:r>
-        <w:rPr>
-          <w:rFonts w:asciiTheme="minorBidi" w:hAnsiTheme="minorBidi" w:cstheme="minorBidi"/>
-          <w:b/>
-          <w:sz w:val="18"/>
-          <w:szCs w:val="18"/>
-        </w:rPr>
-        <w:t>DECIMAL»/</w:t>
-      </w:r>
-      <w:proofErr w:type="gramEnd"/>
-      <w:r>
-        <w:rPr>
-          <w:rFonts w:asciiTheme="minorBidi" w:hAnsiTheme="minorBidi" w:cstheme="minorBidi"/>
-          <w:b/>
-          <w:sz w:val="18"/>
-          <w:szCs w:val="18"/>
-        </w:rPr>
-        <w:t>100 DOLARES AMERICANOS)</w:t>
+        <w:t>(«PRECIO_TEXTO» Y «PRECIO_DECIMAL»/100 DOLARES AMERICANOS)</w:t>
       </w:r>
       <w:r>
         <w:rPr>
@@ -1425,19 +1400,8 @@
           <w:sz w:val="18"/>
           <w:szCs w:val="18"/>
         </w:rPr>
-        <w:t>S</w:t>
-      </w:r>
-      <w:proofErr w:type="gramStart"/>
-      <w:r>
-        <w:rPr>
-          <w:rFonts w:ascii="Arial" w:hAnsi="Arial" w:cs="Arial"/>
-          <w:bCs/>
-          <w:sz w:val="18"/>
-          <w:szCs w:val="18"/>
-        </w:rPr>
-        <w:t>/«</w:t>
-      </w:r>
-      <w:proofErr w:type="gramEnd"/>
+        <w:t>S/«</w:t>
+      </w:r>
       <w:r>
         <w:rPr>
           <w:rFonts w:ascii="Arial" w:hAnsi="Arial" w:cs="Arial"/>
@@ -1850,7 +1814,6 @@
           <w:szCs w:val="18"/>
         </w:rPr>
       </w:pPr>
-      <w:proofErr w:type="gramStart"/>
       <w:r>
         <w:rPr>
           <w:rFonts w:asciiTheme="minorBidi" w:hAnsiTheme="minorBidi" w:cstheme="minorBidi"/>
@@ -1867,16 +1830,7 @@
           <w:sz w:val="18"/>
           <w:szCs w:val="18"/>
         </w:rPr>
-        <w:t>.-</w:t>
-      </w:r>
-      <w:proofErr w:type="gramEnd"/>
-      <w:r>
-        <w:rPr>
-          <w:rFonts w:asciiTheme="minorBidi" w:hAnsiTheme="minorBidi" w:cstheme="minorBidi"/>
-          <w:sz w:val="18"/>
-          <w:szCs w:val="18"/>
-        </w:rPr>
-        <w:t xml:space="preserve"> AMBAS PARTES ACUERDAN LO SIGUIENTE</w:t>
+        <w:t>.- AMBAS PARTES ACUERDAN LO SIGUIENTE</w:t>
       </w:r>
       <w:r>
         <w:rPr>
@@ -2153,7 +2107,6 @@
           <w:szCs w:val="18"/>
         </w:rPr>
       </w:pPr>
-      <w:proofErr w:type="gramStart"/>
       <w:r>
         <w:rPr>
           <w:rFonts w:asciiTheme="minorBidi" w:hAnsiTheme="minorBidi" w:cstheme="minorBidi"/>
@@ -2171,16 +2124,7 @@
           <w:sz w:val="18"/>
           <w:szCs w:val="18"/>
         </w:rPr>
-        <w:t>.-</w:t>
-      </w:r>
-      <w:proofErr w:type="gramEnd"/>
-      <w:r>
-        <w:rPr>
-          <w:rFonts w:asciiTheme="minorBidi" w:hAnsiTheme="minorBidi" w:cstheme="minorBidi"/>
-          <w:sz w:val="18"/>
-          <w:szCs w:val="18"/>
-        </w:rPr>
-        <w:t xml:space="preserve"> </w:t>
+        <w:t xml:space="preserve">.- </w:t>
       </w:r>
       <w:r>
         <w:rPr>
@@ -2211,7 +2155,6 @@
           <w:szCs w:val="18"/>
         </w:rPr>
       </w:pPr>
-      <w:proofErr w:type="gramStart"/>
       <w:r>
         <w:rPr>
           <w:rFonts w:asciiTheme="minorBidi" w:hAnsiTheme="minorBidi" w:cstheme="minorBidi"/>
@@ -2230,7 +2173,6 @@
         </w:rPr>
         <w:t>.-</w:t>
       </w:r>
-      <w:proofErr w:type="gramEnd"/>
       <w:r>
         <w:rPr>
           <w:rFonts w:asciiTheme="minorBidi" w:hAnsiTheme="minorBidi" w:cstheme="minorBidi"/>
@@ -2427,7 +2369,23 @@
           <w:sz w:val="18"/>
           <w:szCs w:val="18"/>
         </w:rPr>
-        <w:t xml:space="preserve">, UNA VEZ REALIZADA LA INDEPENDIZACIÓN DE EL INMUEBLE OBJETO DEL PRESENTE CONTRATO EN EL REGISTRO PÚBLICO PERTINENTE, Y TOTALMENTE SANEADO, PARA CUYOS EFECTOS, LAS PARTES ACUERDAN </w:t>
+        <w:t xml:space="preserve">, </w:t>
+      </w:r>
+      <w:r>
+        <w:rPr>
+          <w:rFonts w:asciiTheme="minorBidi" w:hAnsiTheme="minorBidi" w:cstheme="minorBidi"/>
+          <w:sz w:val="18"/>
+          <w:szCs w:val="18"/>
+        </w:rPr>
+        <w:t>«MODALIDAD_ENTREGA»</w:t>
+      </w:r>
+      <w:r>
+        <w:rPr>
+          <w:rFonts w:asciiTheme="minorBidi" w:hAnsiTheme="minorBidi" w:cstheme="minorBidi"/>
+          <w:sz w:val="18"/>
+          <w:szCs w:val="18"/>
+        </w:rPr>
+        <w:t xml:space="preserve">, PARA CUYOS EFECTOS, LAS PARTES ACUERDAN </w:t>
       </w:r>
       <w:r>
         <w:rPr>
@@ -2507,24 +2465,32 @@
           <w:sz w:val="18"/>
           <w:szCs w:val="18"/>
         </w:rPr>
+        <w:t>SIN PERJUICIO DE LO ANTERIOR, LAS PARTES ACUERDAN QUE EXCEPCIONALMENTE, LA FECHA MAXIMA DE ENTREGA PUEDE SER PRORROGADA O AMPLIADA HASTA POR TRES (03) MESES</w:t>
+      </w:r>
+      <w:r>
+        <w:rPr>
+          <w:rFonts w:asciiTheme="minorBidi" w:hAnsiTheme="minorBidi" w:cstheme="minorBidi"/>
+          <w:sz w:val="18"/>
+          <w:szCs w:val="18"/>
+        </w:rPr>
+        <w:t xml:space="preserve"> MÁS,</w:t>
+      </w:r>
+      <w:r>
+        <w:rPr>
+          <w:rFonts w:asciiTheme="minorBidi" w:hAnsiTheme="minorBidi" w:cstheme="minorBidi"/>
+          <w:sz w:val="18"/>
+          <w:szCs w:val="18"/>
+        </w:rPr>
+        <w:t xml:space="preserve"> </w:t>
+      </w:r>
+      <w:r>
+        <w:rPr>
+          <w:rFonts w:asciiTheme="minorBidi" w:hAnsiTheme="minorBidi" w:cstheme="minorBidi"/>
+          <w:sz w:val="18"/>
+          <w:szCs w:val="18"/>
+        </w:rPr>
         <w:lastRenderedPageBreak/>
-        <w:t>SIN PERJUICIO DE LO ANTERIOR, LAS PARTES ACUERDAN QUE EXCEPCIONALMENTE, LA FECHA MAXIMA DE ENTREGA PUEDE SER PRORROGADA O AMPLIADA HASTA POR TRES (03) MESES</w:t>
-      </w:r>
-      <w:r>
-        <w:rPr>
-          <w:rFonts w:asciiTheme="minorBidi" w:hAnsiTheme="minorBidi" w:cstheme="minorBidi"/>
-          <w:sz w:val="18"/>
-          <w:szCs w:val="18"/>
-        </w:rPr>
-        <w:t xml:space="preserve"> MÁS,</w:t>
-      </w:r>
-      <w:r>
-        <w:rPr>
-          <w:rFonts w:asciiTheme="minorBidi" w:hAnsiTheme="minorBidi" w:cstheme="minorBidi"/>
-          <w:sz w:val="18"/>
-          <w:szCs w:val="18"/>
-        </w:rPr>
-        <w:t xml:space="preserve"> CONTADOS A PARTIR DEL DÍA SIGUIENTE DE VENCIDO EL PLAZO SEÑALADO EN EL PÁRRAFO</w:t>
+        <w:t>CONTADOS A PARTIR DEL DÍA SIGUIENTE DE VENCIDO EL PLAZO SEÑALADO EN EL PÁRRAFO</w:t>
       </w:r>
       <w:r>
         <w:rPr>
@@ -2562,7 +2528,6 @@
           <w:szCs w:val="18"/>
         </w:rPr>
       </w:pPr>
-      <w:proofErr w:type="gramStart"/>
       <w:r>
         <w:rPr>
           <w:rFonts w:asciiTheme="minorBidi" w:hAnsiTheme="minorBidi" w:cstheme="minorBidi"/>
@@ -2581,7 +2546,6 @@
         </w:rPr>
         <w:t>.-</w:t>
       </w:r>
-      <w:proofErr w:type="gramEnd"/>
       <w:r>
         <w:rPr>
           <w:rFonts w:asciiTheme="minorBidi" w:hAnsiTheme="minorBidi" w:cstheme="minorBidi"/>
@@ -2646,7 +2610,6 @@
           <w:szCs w:val="18"/>
         </w:rPr>
       </w:pPr>
-      <w:proofErr w:type="gramStart"/>
       <w:r>
         <w:rPr>
           <w:rFonts w:asciiTheme="minorBidi" w:hAnsiTheme="minorBidi" w:cstheme="minorBidi"/>
@@ -2665,7 +2628,6 @@
         </w:rPr>
         <w:t>.-</w:t>
       </w:r>
-      <w:proofErr w:type="gramEnd"/>
       <w:r>
         <w:rPr>
           <w:rFonts w:asciiTheme="minorBidi" w:hAnsiTheme="minorBidi" w:cstheme="minorBidi"/>
@@ -2774,7 +2736,6 @@
           <w:szCs w:val="18"/>
         </w:rPr>
       </w:pPr>
-      <w:proofErr w:type="gramStart"/>
       <w:r>
         <w:rPr>
           <w:rFonts w:asciiTheme="minorBidi" w:hAnsiTheme="minorBidi" w:cstheme="minorBidi"/>
@@ -2791,16 +2752,7 @@
           <w:sz w:val="18"/>
           <w:szCs w:val="18"/>
         </w:rPr>
-        <w:t>.-</w:t>
-      </w:r>
-      <w:proofErr w:type="gramEnd"/>
-      <w:r>
-        <w:rPr>
-          <w:rFonts w:asciiTheme="minorBidi" w:hAnsiTheme="minorBidi" w:cstheme="minorBidi"/>
-          <w:sz w:val="18"/>
-          <w:szCs w:val="18"/>
-        </w:rPr>
-        <w:t xml:space="preserve"> EQUIVALENCIA ENTRE EL PRECIO Y EL BIEN MATERIA DE VENTA: </w:t>
+        <w:t xml:space="preserve">.- EQUIVALENCIA ENTRE EL PRECIO Y EL BIEN MATERIA DE VENTA: </w:t>
       </w:r>
     </w:p>
     <w:p>
@@ -2874,7 +2826,6 @@
           <w:szCs w:val="18"/>
         </w:rPr>
       </w:pPr>
-      <w:proofErr w:type="gramStart"/>
       <w:r>
         <w:rPr>
           <w:rFonts w:asciiTheme="minorBidi" w:hAnsiTheme="minorBidi" w:cstheme="minorBidi"/>
@@ -2891,16 +2842,7 @@
           <w:sz w:val="18"/>
           <w:szCs w:val="18"/>
         </w:rPr>
-        <w:t>.-</w:t>
-      </w:r>
-      <w:proofErr w:type="gramEnd"/>
-      <w:r>
-        <w:rPr>
-          <w:rFonts w:asciiTheme="minorBidi" w:hAnsiTheme="minorBidi" w:cstheme="minorBidi"/>
-          <w:sz w:val="18"/>
-          <w:szCs w:val="18"/>
-        </w:rPr>
-        <w:t xml:space="preserve"> DECLARACION DE LAS PARTES:</w:t>
+        <w:t>.- DECLARACION DE LAS PARTES:</w:t>
       </w:r>
       <w:r>
         <w:rPr>
@@ -3250,35 +3192,15 @@
           <w:sz w:val="18"/>
           <w:szCs w:val="18"/>
         </w:rPr>
-        <w:t xml:space="preserve">DECIMA </w:t>
-      </w:r>
-      <w:proofErr w:type="gramStart"/>
-      <w:r>
-        <w:rPr>
-          <w:rFonts w:asciiTheme="minorBidi" w:hAnsiTheme="minorBidi" w:cstheme="minorBidi"/>
-          <w:b/>
-          <w:bCs/>
-          <w:sz w:val="18"/>
-          <w:szCs w:val="18"/>
-        </w:rPr>
-        <w:t>PRIMERA</w:t>
-      </w:r>
-      <w:r>
-        <w:rPr>
-          <w:rFonts w:asciiTheme="minorBidi" w:hAnsiTheme="minorBidi" w:cstheme="minorBidi"/>
-          <w:sz w:val="18"/>
-          <w:szCs w:val="18"/>
-        </w:rPr>
-        <w:t>.-</w:t>
-      </w:r>
-      <w:proofErr w:type="gramEnd"/>
-      <w:r>
-        <w:rPr>
-          <w:rFonts w:asciiTheme="minorBidi" w:hAnsiTheme="minorBidi" w:cstheme="minorBidi"/>
-          <w:sz w:val="18"/>
-          <w:szCs w:val="18"/>
-        </w:rPr>
-        <w:t xml:space="preserve"> LOS GASTOS NOTARIALES, REGISTRALES QUE ORIGINE EL PERFECCIONAMIENTO DE ESTE CONTRATO, SERÁN DE CUENTA EXCLUSIVA DE </w:t>
+        <w:t>DECIMA PRIMERA</w:t>
+      </w:r>
+      <w:r>
+        <w:rPr>
+          <w:rFonts w:asciiTheme="minorBidi" w:hAnsiTheme="minorBidi" w:cstheme="minorBidi"/>
+          <w:sz w:val="18"/>
+          <w:szCs w:val="18"/>
+        </w:rPr>
+        <w:t xml:space="preserve">.- LOS GASTOS NOTARIALES, REGISTRALES QUE ORIGINE EL PERFECCIONAMIENTO DE ESTE CONTRATO, SERÁN DE CUENTA EXCLUSIVA DE </w:t>
       </w:r>
       <w:r>
         <w:rPr>
@@ -3327,35 +3249,15 @@
           <w:sz w:val="18"/>
           <w:szCs w:val="18"/>
         </w:rPr>
-        <w:t xml:space="preserve">A </w:t>
-      </w:r>
-      <w:proofErr w:type="gramStart"/>
-      <w:r>
-        <w:rPr>
-          <w:rFonts w:asciiTheme="minorBidi" w:hAnsiTheme="minorBidi" w:cstheme="minorBidi"/>
-          <w:b/>
-          <w:bCs/>
-          <w:sz w:val="18"/>
-          <w:szCs w:val="18"/>
-        </w:rPr>
-        <w:t>SEGUNDA</w:t>
-      </w:r>
-      <w:r>
-        <w:rPr>
-          <w:rFonts w:asciiTheme="minorBidi" w:hAnsiTheme="minorBidi" w:cstheme="minorBidi"/>
-          <w:sz w:val="18"/>
-          <w:szCs w:val="18"/>
-        </w:rPr>
-        <w:t>.-</w:t>
-      </w:r>
-      <w:proofErr w:type="gramEnd"/>
-      <w:r>
-        <w:rPr>
-          <w:rFonts w:asciiTheme="minorBidi" w:hAnsiTheme="minorBidi" w:cstheme="minorBidi"/>
-          <w:sz w:val="18"/>
-          <w:szCs w:val="18"/>
-        </w:rPr>
-        <w:t xml:space="preserve"> </w:t>
+        <w:t>A SEGUNDA</w:t>
+      </w:r>
+      <w:r>
+        <w:rPr>
+          <w:rFonts w:asciiTheme="minorBidi" w:hAnsiTheme="minorBidi" w:cstheme="minorBidi"/>
+          <w:sz w:val="18"/>
+          <w:szCs w:val="18"/>
+        </w:rPr>
+        <w:t xml:space="preserve">.- </w:t>
       </w:r>
       <w:r>
         <w:rPr>
@@ -3387,7 +3289,7 @@
           <w:sz w:val="18"/>
           <w:szCs w:val="18"/>
         </w:rPr>
-        <w:t xml:space="preserve">PARA EFECTOS DE CUALQUIER CONTROVERSIA QUE SE GENERE CON MOTIVO DE LA CELEBRACIÓN Y EJECUCIÓN DEL PRESENTE CONTRATO, LAS PARTES SE SOMETEN A LA COMPETENCIA TERRITORIAL DE LOS JUECES Y TRIBUNALES DE LA CIUDAD DE TRUJILLO, </w:t>
+        <w:t xml:space="preserve">PARA EFECTOS DE CUALQUIER CONTROVERSIA QUE SE GENERE CON MOTIVO DE LA CELEBRACIÓN Y EJECUCIÓN DEL PRESENTE CONTRATO, LAS PARTES SE SOMETEN A LA COMPETENCIA TERRITORIAL DE LOS JUECES Y TRIBUNALES DE LA CIUDAD DE TRUJILLO, SEÑALANDO COMO SUS DOMICILIOS LOS CONSIGNADOS EN LAS ESPECIFICACIONES GENERALES DEL PRESENTE DOCUMENTO, EN DONDE SE LES HARÁ LLEGAR TODAS LAS COMUNICACIONES </w:t>
       </w:r>
       <w:r>
         <w:rPr>
@@ -3397,7 +3299,7 @@
           <w:szCs w:val="18"/>
         </w:rPr>
         <w:lastRenderedPageBreak/>
-        <w:t xml:space="preserve">SEÑALANDO COMO SUS DOMICILIOS LOS CONSIGNADOS EN LAS ESPECIFICACIONES GENERALES DEL PRESENTE DOCUMENTO, EN DONDE SE LES HARÁ LLEGAR TODAS LAS COMUNICACIONES RELACIONADAS CON ESTE CONTRATO. EL CAMBIO DE DOMICILIO DE CUALQUIERA DE LAS PARTES SURTIRÁ EFECTO RESPECTO DE LA OTRA DESDE LA FECHA EN QUE SE LE COMUNIQUE NOTARIALMENTE DICHO CAMBIO. </w:t>
+        <w:t xml:space="preserve">RELACIONADAS CON ESTE CONTRATO. EL CAMBIO DE DOMICILIO DE CUALQUIERA DE LAS PARTES SURTIRÁ EFECTO RESPECTO DE LA OTRA DESDE LA FECHA EN QUE SE LE COMUNIQUE NOTARIALMENTE DICHO CAMBIO. </w:t>
       </w:r>
     </w:p>
     <w:p>
@@ -3421,7 +3323,6 @@
         </w:rPr>
         <w:t xml:space="preserve">DECIMO </w:t>
       </w:r>
-      <w:proofErr w:type="gramStart"/>
       <w:r>
         <w:rPr>
           <w:rFonts w:asciiTheme="minorBidi" w:hAnsiTheme="minorBidi" w:cstheme="minorBidi"/>
@@ -3438,16 +3339,7 @@
           <w:sz w:val="18"/>
           <w:szCs w:val="18"/>
         </w:rPr>
-        <w:t>.-</w:t>
-      </w:r>
-      <w:proofErr w:type="gramEnd"/>
-      <w:r>
-        <w:rPr>
-          <w:rFonts w:asciiTheme="minorBidi" w:hAnsiTheme="minorBidi" w:cstheme="minorBidi"/>
-          <w:sz w:val="18"/>
-          <w:szCs w:val="18"/>
-        </w:rPr>
-        <w:t xml:space="preserve"> AMBAS PARTES CONTRATANTES DEBIDAMENTE ENTERADAS DE LAS CLÁUSULAS Y ESTIPULACIONES DEL PRESENTE CONTRATO LO ACEPTAN EN TODAS Y CADA UNA DE SUS PARTES OBLIGÁNDOSE A SU FIEL Y ESTRICTO CUMPLIMIENTO, SUSCRIBIENDO EL PRESENTE</w:t>
+        <w:t>.- AMBAS PARTES CONTRATANTES DEBIDAMENTE ENTERADAS DE LAS CLÁUSULAS Y ESTIPULACIONES DEL PRESENTE CONTRATO LO ACEPTAN EN TODAS Y CADA UNA DE SUS PARTES OBLIGÁNDOSE A SU FIEL Y ESTRICTO CUMPLIMIENTO, SUSCRIBIENDO EL PRESENTE</w:t>
       </w:r>
       <w:r>
         <w:rPr>

--- a/app/templates/santa_beatriz/AZUL.docx
+++ b/app/templates/santa_beatriz/AZUL.docx
@@ -260,27 +260,7 @@
           <w:szCs w:val="18"/>
           <w:lang w:val="es-ES_tradnl"/>
         </w:rPr>
-        <w:t xml:space="preserve">SEGUN FACULTADES INSCRITAS EN LA PARTIDA REGISTRAL 11390610 DEL REGISTRO DE PERSONAS JURIDICAS DE LA ZONA REGISTRAL </w:t>
-      </w:r>
-      <w:proofErr w:type="spellStart"/>
-      <w:r>
-        <w:rPr>
-          <w:rFonts w:asciiTheme="minorBidi" w:hAnsiTheme="minorBidi" w:cstheme="minorBidi"/>
-          <w:sz w:val="18"/>
-          <w:szCs w:val="18"/>
-          <w:lang w:val="es-ES_tradnl"/>
-        </w:rPr>
-        <w:t>N°</w:t>
-      </w:r>
-      <w:proofErr w:type="spellEnd"/>
-      <w:r>
-        <w:rPr>
-          <w:rFonts w:asciiTheme="minorBidi" w:hAnsiTheme="minorBidi" w:cstheme="minorBidi"/>
-          <w:sz w:val="18"/>
-          <w:szCs w:val="18"/>
-          <w:lang w:val="es-ES_tradnl"/>
-        </w:rPr>
-        <w:t xml:space="preserve"> V - SEDE TRUJILLO, OFICINA REGISTRAL DE TRUJILLO</w:t>
+        <w:t>SEGUN FACULTADES INSCRITAS EN LA PARTIDA REGISTRAL 11390610 DEL REGISTRO DE PERSONAS JURIDICAS DE LA ZONA REGISTRAL N° V - SEDE TRUJILLO, OFICINA REGISTRAL DE TRUJILLO</w:t>
       </w:r>
       <w:r>
         <w:rPr>
@@ -548,15 +528,15 @@
           <w:sz w:val="18"/>
           <w:szCs w:val="18"/>
         </w:rPr>
-        <w:t>EL VENDEDOR</w:t>
-      </w:r>
-      <w:r>
-        <w:rPr>
-          <w:rFonts w:asciiTheme="minorBidi" w:hAnsiTheme="minorBidi" w:cstheme="minorBidi"/>
-          <w:sz w:val="18"/>
-          <w:szCs w:val="18"/>
-        </w:rPr>
-        <w:t xml:space="preserve"> ES PROPIETARIO DEL</w:t>
+        <w:t>LA VENDEDORA</w:t>
+      </w:r>
+      <w:r>
+        <w:rPr>
+          <w:rFonts w:asciiTheme="minorBidi" w:hAnsiTheme="minorBidi" w:cstheme="minorBidi"/>
+          <w:sz w:val="18"/>
+          <w:szCs w:val="18"/>
+        </w:rPr>
+        <w:t xml:space="preserve"> ES PROPIETARIA DEL</w:t>
       </w:r>
       <w:r>
         <w:rPr>
@@ -565,167 +545,71 @@
           <w:szCs w:val="18"/>
           <w:lang w:val="es-PE" w:eastAsia="en-US"/>
         </w:rPr>
+        <w:t xml:space="preserve"> PREDIO </w:t>
+      </w:r>
+      <w:bookmarkStart w:id="2" w:name="_Hlk227656025"/>
+      <w:r>
+        <w:rPr>
+          <w:rFonts w:asciiTheme="minorBidi" w:hAnsiTheme="minorBidi" w:cstheme="minorBidi"/>
+          <w:b/>
+          <w:bCs/>
+          <w:caps/>
+          <w:sz w:val="18"/>
+          <w:szCs w:val="18"/>
+        </w:rPr>
+        <w:t>LOTE VD 80-III U.C. 10399-B (ACUMULADO), DISTRITO DE HUANCHACO, PROVINCIA DE TRUJILLO, DEPARTAMENTO DE LA LIBERTAD</w:t>
+      </w:r>
+      <w:bookmarkEnd w:id="2"/>
+      <w:r>
+        <w:rPr>
+          <w:rFonts w:asciiTheme="minorBidi" w:hAnsiTheme="minorBidi" w:cstheme="minorBidi"/>
+          <w:b/>
+          <w:sz w:val="18"/>
+          <w:szCs w:val="18"/>
+        </w:rPr>
+        <w:t>,</w:t>
+      </w:r>
+      <w:r>
+        <w:rPr>
+          <w:rFonts w:asciiTheme="minorBidi" w:hAnsiTheme="minorBidi" w:cstheme="minorBidi"/>
+          <w:sz w:val="18"/>
+          <w:szCs w:val="18"/>
+        </w:rPr>
+        <w:t xml:space="preserve"> CUYO DERECHO DE PROPIEDAD, ÁREA, LINDEROS, MEDIDAS PERIMETRICAS SE ENCUENTRAN INSCRITOS EN LA </w:t>
+      </w:r>
+      <w:r>
+        <w:rPr>
+          <w:rFonts w:asciiTheme="minorBidi" w:hAnsiTheme="minorBidi" w:cstheme="minorBidi"/>
+          <w:b/>
+          <w:sz w:val="18"/>
+          <w:szCs w:val="18"/>
+        </w:rPr>
+        <w:t>PARTIDA ELECTRONICA Nº 11633080</w:t>
+      </w:r>
+      <w:r>
+        <w:rPr>
+          <w:rFonts w:asciiTheme="minorBidi" w:hAnsiTheme="minorBidi" w:cstheme="minorBidi"/>
+          <w:sz w:val="18"/>
+          <w:szCs w:val="18"/>
+        </w:rPr>
+        <w:t>,</w:t>
+      </w:r>
+      <w:r>
+        <w:rPr>
+          <w:rFonts w:asciiTheme="minorBidi" w:hAnsiTheme="minorBidi" w:cstheme="minorBidi"/>
+          <w:b/>
+          <w:sz w:val="18"/>
+          <w:szCs w:val="18"/>
+        </w:rPr>
         <w:t xml:space="preserve"> </w:t>
       </w:r>
       <w:r>
         <w:rPr>
           <w:rFonts w:asciiTheme="minorBidi" w:hAnsiTheme="minorBidi" w:cstheme="minorBidi"/>
-          <w:b/>
-          <w:bCs/>
-          <w:caps/>
-          <w:sz w:val="18"/>
-          <w:szCs w:val="18"/>
-        </w:rPr>
-        <w:t>«</w:t>
-      </w:r>
-      <w:r>
-        <w:rPr>
-          <w:rFonts w:asciiTheme="minorBidi" w:hAnsiTheme="minorBidi" w:cstheme="minorBidi"/>
-          <w:b/>
-          <w:bCs/>
-          <w:caps/>
-          <w:sz w:val="18"/>
-          <w:szCs w:val="18"/>
-        </w:rPr>
-        <w:t>NOMBRE_PREDIO</w:t>
-      </w:r>
-      <w:r>
-        <w:rPr>
-          <w:rFonts w:asciiTheme="minorBidi" w:hAnsiTheme="minorBidi" w:cstheme="minorBidi"/>
-          <w:b/>
-          <w:bCs/>
-          <w:caps/>
-          <w:sz w:val="18"/>
-          <w:szCs w:val="18"/>
-        </w:rPr>
-        <w:t>»</w:t>
-      </w:r>
-      <w:r>
-        <w:rPr>
-          <w:rFonts w:asciiTheme="minorBidi" w:hAnsiTheme="minorBidi" w:cstheme="minorBidi"/>
-          <w:b/>
-          <w:bCs/>
-          <w:caps/>
-          <w:sz w:val="18"/>
-          <w:szCs w:val="18"/>
-        </w:rPr>
-        <w:t>, DISTRITO DE HUANCHACO, PROVINCIA DE TRUJILLO, DEPARTAMENTO DE LA LIBERTAD</w:t>
-      </w:r>
-      <w:r>
-        <w:rPr>
-          <w:rFonts w:asciiTheme="minorBidi" w:hAnsiTheme="minorBidi" w:cstheme="minorBidi"/>
-          <w:b/>
-          <w:sz w:val="18"/>
-          <w:szCs w:val="18"/>
-        </w:rPr>
-        <w:t>,</w:t>
-      </w:r>
-      <w:r>
-        <w:rPr>
-          <w:rFonts w:asciiTheme="minorBidi" w:hAnsiTheme="minorBidi" w:cstheme="minorBidi"/>
-          <w:sz w:val="18"/>
-          <w:szCs w:val="18"/>
-        </w:rPr>
-        <w:t xml:space="preserve"> CUYO DERECHO DE PROPIEDAD, ÁREA, LINDEROS, MEDIDAS PERIMETRICAS SE ENCUENTRAN INSCRITOS EN LA </w:t>
-      </w:r>
-      <w:r>
-        <w:rPr>
-          <w:rFonts w:asciiTheme="minorBidi" w:hAnsiTheme="minorBidi" w:cstheme="minorBidi"/>
-          <w:b/>
-          <w:sz w:val="18"/>
-          <w:szCs w:val="18"/>
-        </w:rPr>
-        <w:t xml:space="preserve">PARTIDA ELECTRONICA </w:t>
-      </w:r>
-      <w:proofErr w:type="spellStart"/>
-      <w:r>
-        <w:rPr>
-          <w:rFonts w:asciiTheme="minorBidi" w:hAnsiTheme="minorBidi" w:cstheme="minorBidi"/>
-          <w:b/>
-          <w:sz w:val="18"/>
-          <w:szCs w:val="18"/>
-        </w:rPr>
-        <w:t>Nº</w:t>
-      </w:r>
-      <w:proofErr w:type="spellEnd"/>
-      <w:r>
-        <w:rPr>
-          <w:rFonts w:asciiTheme="minorBidi" w:hAnsiTheme="minorBidi" w:cstheme="minorBidi"/>
-          <w:b/>
-          <w:sz w:val="18"/>
-          <w:szCs w:val="18"/>
-        </w:rPr>
-        <w:t xml:space="preserve"> </w:t>
-      </w:r>
-      <w:r>
-        <w:rPr>
-          <w:rFonts w:asciiTheme="minorBidi" w:hAnsiTheme="minorBidi" w:cstheme="minorBidi"/>
-          <w:b/>
-          <w:sz w:val="18"/>
-          <w:szCs w:val="18"/>
-        </w:rPr>
-        <w:t>«</w:t>
-      </w:r>
-      <w:r>
-        <w:rPr>
-          <w:rFonts w:asciiTheme="minorBidi" w:hAnsiTheme="minorBidi" w:cstheme="minorBidi"/>
-          <w:b/>
-          <w:sz w:val="18"/>
-          <w:szCs w:val="18"/>
-        </w:rPr>
-        <w:t>PARTIDA</w:t>
-      </w:r>
-      <w:r>
-        <w:rPr>
-          <w:rFonts w:asciiTheme="minorBidi" w:hAnsiTheme="minorBidi" w:cstheme="minorBidi"/>
-          <w:b/>
-          <w:sz w:val="18"/>
-          <w:szCs w:val="18"/>
-        </w:rPr>
-        <w:t>»</w:t>
-      </w:r>
-      <w:r>
-        <w:rPr>
-          <w:rFonts w:asciiTheme="minorBidi" w:hAnsiTheme="minorBidi" w:cstheme="minorBidi"/>
-          <w:sz w:val="18"/>
-          <w:szCs w:val="18"/>
-        </w:rPr>
-        <w:t>,</w:t>
-      </w:r>
-      <w:r>
-        <w:rPr>
-          <w:rFonts w:asciiTheme="minorBidi" w:hAnsiTheme="minorBidi" w:cstheme="minorBidi"/>
-          <w:b/>
-          <w:sz w:val="18"/>
-          <w:szCs w:val="18"/>
-        </w:rPr>
-        <w:t xml:space="preserve"> </w:t>
-      </w:r>
-      <w:r>
-        <w:rPr>
-          <w:rFonts w:asciiTheme="minorBidi" w:hAnsiTheme="minorBidi" w:cstheme="minorBidi"/>
-          <w:sz w:val="18"/>
-          <w:szCs w:val="18"/>
-        </w:rPr>
-        <w:t xml:space="preserve">DEL REGISTRO DE PREDIOS DE LA ZONA REGISTRAL </w:t>
-      </w:r>
-      <w:proofErr w:type="spellStart"/>
-      <w:r>
-        <w:rPr>
-          <w:rFonts w:asciiTheme="minorBidi" w:hAnsiTheme="minorBidi" w:cstheme="minorBidi"/>
-          <w:sz w:val="18"/>
-          <w:szCs w:val="18"/>
-        </w:rPr>
-        <w:t>Nº</w:t>
-      </w:r>
-      <w:proofErr w:type="spellEnd"/>
-      <w:r>
-        <w:rPr>
-          <w:rFonts w:asciiTheme="minorBidi" w:hAnsiTheme="minorBidi" w:cstheme="minorBidi"/>
-          <w:sz w:val="18"/>
-          <w:szCs w:val="18"/>
-        </w:rPr>
-        <w:t xml:space="preserve"> V – SEDE TRUJILLO, OFICINA REGISTRAL DE TRUJILLO</w:t>
+          <w:sz w:val="18"/>
+          <w:szCs w:val="18"/>
+        </w:rPr>
+        <w:t>DEL REGISTRO DE PREDIOS DE LA ZONA REGISTRAL Nº V – SEDE TRUJILLO, OFICINA REGISTRAL DE TRUJILLO</w:t>
       </w:r>
       <w:r>
         <w:rPr>
@@ -1059,7 +943,7 @@
           <w:szCs w:val="18"/>
         </w:rPr>
       </w:pPr>
-      <w:bookmarkStart w:id="2" w:name="_Hlk224330181"/>
+      <w:bookmarkStart w:id="3" w:name="_Hlk224330181"/>
       <w:r>
         <w:rPr>
           <w:rFonts w:ascii="Arial" w:hAnsi="Arial" w:cs="Arial"/>
@@ -1121,6 +1005,7 @@
           <w:szCs w:val="18"/>
           <w:lang w:eastAsia="en-US"/>
         </w:rPr>
+        <w:lastRenderedPageBreak/>
         <w:t>ASIMISMO, LAS PARTES ACUERDAN QUE, EN CASO DE DISCREPANCIA O DISCONFORMIDAD ENTRE LO ESTABLECIDO EN DICHOS DOCUMENTOS Y EL PRESENTE CONTRATO DEFINITIVO DE COMPRAVENTA, PREVALECERÁ LO DISPUESTO EN ESTE ÚLTIMO.</w:t>
       </w:r>
     </w:p>
@@ -1143,7 +1028,6 @@
           <w:sz w:val="18"/>
           <w:szCs w:val="18"/>
         </w:rPr>
-        <w:lastRenderedPageBreak/>
         <w:t>TERCERA</w:t>
       </w:r>
       <w:r>
@@ -1327,7 +1211,7 @@
           <w:sz w:val="18"/>
           <w:szCs w:val="18"/>
         </w:rPr>
-        <w:t>(«PRECIO_TEXTO» Y «PRECIO_DECIMAL»/100 DOLARES AMERICANOS)</w:t>
+        <w:t>(«PRECIO_TEXTO»)</w:t>
       </w:r>
       <w:r>
         <w:rPr>
@@ -1454,34 +1338,7 @@
           <w:sz w:val="18"/>
           <w:szCs w:val="18"/>
         </w:rPr>
-        <w:t>» Y «</w:t>
-      </w:r>
-      <w:r>
-        <w:rPr>
-          <w:rFonts w:ascii="Arial" w:hAnsi="Arial" w:cs="Arial"/>
-          <w:bCs/>
-          <w:sz w:val="18"/>
-          <w:szCs w:val="18"/>
-        </w:rPr>
-        <w:t>SEP_SOLES_DECIMA</w:t>
-      </w:r>
-      <w:r>
-        <w:rPr>
-          <w:rFonts w:ascii="Arial" w:hAnsi="Arial" w:cs="Arial"/>
-          <w:bCs/>
-          <w:sz w:val="18"/>
-          <w:szCs w:val="18"/>
-        </w:rPr>
-        <w:t>L</w:t>
-      </w:r>
-      <w:r>
-        <w:rPr>
-          <w:rFonts w:ascii="Arial" w:hAnsi="Arial" w:cs="Arial"/>
-          <w:bCs/>
-          <w:sz w:val="18"/>
-          <w:szCs w:val="18"/>
-        </w:rPr>
-        <w:t>»/100 SOLES) QUE AL TIPO DE CAMBIO DE S/ «</w:t>
+        <w:t>») QUE AL TIPO DE CAMBIO DE S/ «</w:t>
       </w:r>
       <w:r>
         <w:rPr>
@@ -1535,25 +1392,7 @@
           <w:sz w:val="18"/>
           <w:szCs w:val="18"/>
         </w:rPr>
-        <w:t>» Y «</w:t>
-      </w:r>
-      <w:r>
-        <w:rPr>
-          <w:rFonts w:ascii="Arial" w:hAnsi="Arial" w:cs="Arial"/>
-          <w:bCs/>
-          <w:sz w:val="18"/>
-          <w:szCs w:val="18"/>
-        </w:rPr>
-        <w:t>TC_DECIMAL</w:t>
-      </w:r>
-      <w:r>
-        <w:rPr>
-          <w:rFonts w:ascii="Arial" w:hAnsi="Arial" w:cs="Arial"/>
-          <w:bCs/>
-          <w:sz w:val="18"/>
-          <w:szCs w:val="18"/>
-        </w:rPr>
-        <w:t xml:space="preserve">»/100 SOLES) EQUIVALE A </w:t>
+        <w:t xml:space="preserve">») EQUIVALE A </w:t>
       </w:r>
       <w:r>
         <w:rPr>
@@ -1616,25 +1455,7 @@
           <w:sz w:val="18"/>
           <w:szCs w:val="18"/>
         </w:rPr>
-        <w:t>» Y «</w:t>
-      </w:r>
-      <w:r>
-        <w:rPr>
-          <w:rFonts w:ascii="Arial" w:hAnsi="Arial" w:cs="Arial"/>
-          <w:b/>
-          <w:sz w:val="18"/>
-          <w:szCs w:val="18"/>
-        </w:rPr>
-        <w:t>SEP_DECIMAL</w:t>
-      </w:r>
-      <w:r>
-        <w:rPr>
-          <w:rFonts w:ascii="Arial" w:hAnsi="Arial" w:cs="Arial"/>
-          <w:b/>
-          <w:sz w:val="18"/>
-          <w:szCs w:val="18"/>
-        </w:rPr>
-        <w:t>»/100 DOLARES AMERICANOS</w:t>
+        <w:t>»</w:t>
       </w:r>
       <w:r>
         <w:rPr>
@@ -1722,17 +1543,17 @@
           <w:sz w:val="18"/>
           <w:szCs w:val="18"/>
         </w:rPr>
-        <w:t xml:space="preserve">PAGO_TEXTO» Y «PAGO_DECIMAL»/100 </w:t>
-      </w:r>
-      <w:r>
-        <w:rPr>
-          <w:rFonts w:ascii="Arial" w:hAnsi="Arial" w:cs="Arial"/>
-          <w:b/>
-          <w:bCs/>
-          <w:sz w:val="18"/>
-          <w:szCs w:val="18"/>
-        </w:rPr>
-        <w:t>DOLARES AMERICANOS)</w:t>
+        <w:t>PAGO_TEXTO»</w:t>
+      </w:r>
+      <w:r>
+        <w:rPr>
+          <w:rFonts w:ascii="Arial" w:hAnsi="Arial" w:cs="Arial"/>
+          <w:b/>
+          <w:bCs/>
+          <w:sz w:val="18"/>
+          <w:szCs w:val="18"/>
+        </w:rPr>
+        <w:t>)</w:t>
       </w:r>
       <w:r>
         <w:rPr>
@@ -1783,7 +1604,7 @@
         <w:t xml:space="preserve">» A TITULO DE ARRAS AL MOMENTO DE LA CELEBRACION DEL CONTRATO PRIVADO DE PROMESA DE VENTA, DESCRITO EN LA CLAUSULA SEGUNDA, Y QUE LAS PARTES ACUERDAN QUE SEAN IMPUTADAS COMO PAGO DEL PRECIO DE VENTA, SIENDO LA SOLA FIRMA POR PARTE DE LA VENDEDORA EN LA ESCRITURA PUBLICA QUE DE ORIGEN LA PRESENTE MINUTA DE COMPRAVENTA CONSTANCIA SUFICIENTE DE SU CANCELACION TOTAL DEL PRECIO DE VENTA. </w:t>
       </w:r>
     </w:p>
-    <w:bookmarkEnd w:id="2"/>
+    <w:bookmarkEnd w:id="3"/>
     <w:p>
       <w:pPr>
         <w:pStyle w:val="NormalWeb"/>
